--- a/practices/practice_3/report/report.docx
+++ b/practices/practice_3/report/report.docx
@@ -4,85 +4,6139 @@
   <w:body>
     <w:p>
       <w:pPr>
-        <w:rPr>
-          <w:rFonts w:ascii="Times New Roman" w:hAnsi="Times New Roman" w:cs="Times New Roman"/>
-          <w:sz w:val="28"/>
-          <w:szCs w:val="28"/>
-        </w:rPr>
-      </w:pPr>
-      <w:r>
-        <w:rPr>
-          <w:rFonts w:ascii="Times New Roman" w:hAnsi="Times New Roman" w:cs="Times New Roman"/>
-          <w:sz w:val="28"/>
-          <w:szCs w:val="28"/>
-        </w:rPr>
-        <w:t>«Системное администрирование»</w:t>
-      </w:r>
-    </w:p>
-    <w:p>
-      <w:pPr>
-        <w:rPr>
-          <w:rFonts w:ascii="Times New Roman" w:hAnsi="Times New Roman" w:cs="Times New Roman"/>
-          <w:sz w:val="28"/>
-          <w:szCs w:val="28"/>
-        </w:rPr>
-      </w:pPr>
-      <w:r>
-        <w:rPr>
-          <w:rFonts w:ascii="Times New Roman" w:hAnsi="Times New Roman" w:cs="Times New Roman"/>
-          <w:sz w:val="28"/>
-          <w:szCs w:val="28"/>
-        </w:rPr>
-        <w:t>Отчёт по практике</w:t>
-      </w:r>
-      <w:r>
-        <w:rPr>
-          <w:rFonts w:ascii="Times New Roman" w:hAnsi="Times New Roman" w:cs="Times New Roman"/>
-          <w:sz w:val="28"/>
-          <w:szCs w:val="28"/>
-        </w:rPr>
-        <w:t xml:space="preserve"> №</w:t>
-      </w:r>
-      <w:r>
-        <w:rPr>
-          <w:rFonts w:ascii="Times New Roman" w:hAnsi="Times New Roman" w:cs="Times New Roman"/>
+        <w:jc w:val="center"/>
+        <w:rPr>
+          <w:rFonts w:ascii="Times New Roman" w:eastAsia="Times New Roman" w:hAnsi="Times New Roman" w:cs="Times New Roman"/>
+          <w:sz w:val="28"/>
+          <w:szCs w:val="28"/>
+          <w:lang w:eastAsia="ru-RU"/>
+        </w:rPr>
+      </w:pPr>
+      <w:bookmarkStart w:id="0" w:name="_Hlk195472042"/>
+      <w:bookmarkEnd w:id="0"/>
+      <w:r>
+        <w:rPr>
+          <w:rFonts w:ascii="Times New Roman" w:eastAsia="+mn-ea" w:hAnsi="Times New Roman" w:cs="Times New Roman"/>
+          <w:color w:val="000000"/>
+          <w:kern w:val="24"/>
+          <w:sz w:val="28"/>
+          <w:szCs w:val="28"/>
+          <w:lang w:eastAsia="ru-RU"/>
+        </w:rPr>
+        <w:t>МИНИСТЕРСТВО ОБРАЗОВАНИЯ И НАУКИ РОССИЙСКОЙ ФЕДЕРАЦИИ</w:t>
+      </w:r>
+    </w:p>
+    <w:p>
+      <w:pPr>
+        <w:jc w:val="center"/>
+        <w:rPr>
+          <w:rFonts w:ascii="Times New Roman" w:eastAsia="Times New Roman" w:hAnsi="Times New Roman" w:cs="Times New Roman"/>
+          <w:sz w:val="28"/>
+          <w:szCs w:val="28"/>
+          <w:lang w:eastAsia="ru-RU"/>
+        </w:rPr>
+      </w:pPr>
+    </w:p>
+    <w:p>
+      <w:pPr>
+        <w:jc w:val="center"/>
+        <w:rPr>
+          <w:rFonts w:ascii="Times New Roman" w:eastAsia="Times New Roman" w:hAnsi="Times New Roman" w:cs="Times New Roman"/>
+          <w:sz w:val="28"/>
+          <w:szCs w:val="28"/>
+          <w:lang w:eastAsia="ru-RU"/>
+        </w:rPr>
+      </w:pPr>
+      <w:r>
+        <w:rPr>
+          <w:rFonts w:ascii="Times New Roman" w:eastAsia="+mn-ea" w:hAnsi="Times New Roman" w:cs="Times New Roman"/>
+          <w:caps/>
+          <w:color w:val="000000"/>
+          <w:kern w:val="24"/>
+          <w:sz w:val="28"/>
+          <w:szCs w:val="28"/>
+          <w:lang w:eastAsia="ru-RU"/>
+        </w:rPr>
+        <w:t>ФЕДЕРАЛЬНОЕ государственное БЮДЖЕТНОЕ</w:t>
+      </w:r>
+    </w:p>
+    <w:p>
+      <w:pPr>
+        <w:jc w:val="center"/>
+        <w:rPr>
+          <w:rFonts w:ascii="Times New Roman" w:eastAsia="Times New Roman" w:hAnsi="Times New Roman" w:cs="Times New Roman"/>
+          <w:sz w:val="28"/>
+          <w:szCs w:val="28"/>
+          <w:lang w:eastAsia="ru-RU"/>
+        </w:rPr>
+      </w:pPr>
+      <w:r>
+        <w:rPr>
+          <w:rFonts w:ascii="Times New Roman" w:eastAsia="+mn-ea" w:hAnsi="Times New Roman" w:cs="Times New Roman"/>
+          <w:caps/>
+          <w:color w:val="000000"/>
+          <w:kern w:val="24"/>
+          <w:sz w:val="28"/>
+          <w:szCs w:val="28"/>
+          <w:lang w:eastAsia="ru-RU"/>
+        </w:rPr>
+        <w:t>образовательное учреждение</w:t>
+      </w:r>
+    </w:p>
+    <w:p>
+      <w:pPr>
+        <w:jc w:val="center"/>
+        <w:rPr>
+          <w:rFonts w:ascii="Times New Roman" w:eastAsia="Times New Roman" w:hAnsi="Times New Roman" w:cs="Times New Roman"/>
+          <w:sz w:val="28"/>
+          <w:szCs w:val="28"/>
+          <w:lang w:eastAsia="ru-RU"/>
+        </w:rPr>
+      </w:pPr>
+      <w:r>
+        <w:rPr>
+          <w:rFonts w:ascii="Times New Roman" w:eastAsia="+mn-ea" w:hAnsi="Times New Roman" w:cs="Times New Roman"/>
+          <w:caps/>
+          <w:color w:val="000000"/>
+          <w:kern w:val="24"/>
+          <w:sz w:val="28"/>
+          <w:szCs w:val="28"/>
+          <w:lang w:eastAsia="ru-RU"/>
+        </w:rPr>
+        <w:t>высшего образования</w:t>
+      </w:r>
+    </w:p>
+    <w:p>
+      <w:pPr>
+        <w:jc w:val="center"/>
+        <w:rPr>
+          <w:rFonts w:ascii="Times New Roman" w:eastAsia="Times New Roman" w:hAnsi="Times New Roman" w:cs="Times New Roman"/>
+          <w:sz w:val="28"/>
+          <w:szCs w:val="28"/>
+          <w:lang w:eastAsia="ru-RU"/>
+        </w:rPr>
+      </w:pPr>
+      <w:r>
+        <w:rPr>
+          <w:rFonts w:ascii="Times New Roman" w:eastAsia="+mn-ea" w:hAnsi="Times New Roman" w:cs="Times New Roman"/>
+          <w:bCs/>
+          <w:color w:val="000000"/>
+          <w:kern w:val="24"/>
+          <w:sz w:val="28"/>
+          <w:szCs w:val="28"/>
+          <w:lang w:eastAsia="ru-RU"/>
+        </w:rPr>
+        <w:t>«НОВОСИБИРСКИЙ ГОСУДАРСТВЕННЫЙ ТЕХНИЧЕСКИЙ УНИВЕРСИТЕТ»</w:t>
+      </w:r>
+    </w:p>
+    <w:p>
+      <w:pPr>
+        <w:jc w:val="center"/>
+        <w:rPr>
+          <w:rFonts w:ascii="Times New Roman" w:hAnsi="Times New Roman" w:cs="Times New Roman"/>
+          <w:color w:val="000000"/>
+          <w:sz w:val="28"/>
+          <w:szCs w:val="28"/>
+          <w:shd w:val="clear" w:color="auto" w:fill="FFFFFF"/>
+        </w:rPr>
+      </w:pPr>
+      <w:r>
+        <w:rPr>
+          <w:rFonts w:ascii="Times New Roman" w:hAnsi="Times New Roman" w:cs="Times New Roman"/>
+          <w:color w:val="000000"/>
+          <w:sz w:val="28"/>
+          <w:szCs w:val="28"/>
+        </w:rPr>
+        <w:br/>
+      </w:r>
+      <w:r>
+        <w:rPr>
+          <w:rFonts w:ascii="Times New Roman" w:hAnsi="Times New Roman" w:cs="Times New Roman"/>
+          <w:color w:val="000000"/>
+          <w:sz w:val="28"/>
+          <w:szCs w:val="28"/>
+          <w:shd w:val="clear" w:color="auto" w:fill="FFFFFF"/>
+        </w:rPr>
+        <w:t>Кафедра вычислительной техники</w:t>
+      </w:r>
+    </w:p>
+    <w:p>
+      <w:pPr>
+        <w:jc w:val="center"/>
+        <w:rPr>
+          <w:rFonts w:ascii="Times New Roman" w:hAnsi="Times New Roman" w:cs="Times New Roman"/>
+          <w:color w:val="000000"/>
+          <w:sz w:val="28"/>
+          <w:szCs w:val="28"/>
+          <w:shd w:val="clear" w:color="auto" w:fill="FFFFFF"/>
+        </w:rPr>
+      </w:pPr>
+    </w:p>
+    <w:p>
+      <w:pPr>
+        <w:jc w:val="center"/>
+        <w:rPr>
+          <w:rFonts w:ascii="Times New Roman" w:hAnsi="Times New Roman" w:cs="Times New Roman"/>
+          <w:i/>
+          <w:sz w:val="28"/>
+          <w:szCs w:val="28"/>
+        </w:rPr>
+      </w:pPr>
+    </w:p>
+    <w:p>
+      <w:pPr>
+        <w:jc w:val="center"/>
+        <w:rPr>
+          <w:rFonts w:ascii="Times New Roman" w:hAnsi="Times New Roman" w:cs="Times New Roman"/>
+          <w:b/>
+          <w:sz w:val="28"/>
+          <w:szCs w:val="28"/>
+        </w:rPr>
+      </w:pPr>
+    </w:p>
+    <w:p>
+      <w:pPr>
+        <w:spacing w:line="360" w:lineRule="auto"/>
+        <w:jc w:val="center"/>
+        <w:rPr>
+          <w:rFonts w:ascii="Times New Roman" w:hAnsi="Times New Roman" w:cs="Times New Roman"/>
+          <w:b/>
+          <w:sz w:val="28"/>
+          <w:szCs w:val="28"/>
+        </w:rPr>
+      </w:pPr>
+      <w:r>
+        <w:rPr>
+          <w:rFonts w:ascii="Times New Roman" w:hAnsi="Times New Roman" w:cs="Times New Roman"/>
+          <w:b/>
+          <w:sz w:val="28"/>
+          <w:szCs w:val="28"/>
+        </w:rPr>
+        <w:t>Практическая работа №</w:t>
+      </w:r>
+      <w:r>
+        <w:rPr>
+          <w:rFonts w:ascii="Times New Roman" w:hAnsi="Times New Roman" w:cs="Times New Roman"/>
+          <w:b/>
           <w:sz w:val="28"/>
           <w:szCs w:val="28"/>
         </w:rPr>
         <w:t>3</w:t>
       </w:r>
-      <w:r>
-        <w:rPr>
-          <w:rFonts w:ascii="Times New Roman" w:hAnsi="Times New Roman" w:cs="Times New Roman"/>
-          <w:sz w:val="28"/>
-          <w:szCs w:val="28"/>
-        </w:rPr>
-        <w:t xml:space="preserve"> студент</w:t>
-      </w:r>
-      <w:r>
-        <w:rPr>
-          <w:rFonts w:ascii="Times New Roman" w:hAnsi="Times New Roman" w:cs="Times New Roman"/>
-          <w:sz w:val="28"/>
-          <w:szCs w:val="28"/>
+    </w:p>
+    <w:p>
+      <w:pPr>
+        <w:spacing w:line="360" w:lineRule="auto"/>
+        <w:jc w:val="center"/>
+        <w:rPr>
+          <w:rFonts w:ascii="Times New Roman" w:hAnsi="Times New Roman" w:cs="Times New Roman"/>
+          <w:sz w:val="28"/>
+          <w:szCs w:val="28"/>
+        </w:rPr>
+      </w:pPr>
+      <w:r>
+        <w:rPr>
+          <w:rFonts w:ascii="Times New Roman" w:hAnsi="Times New Roman" w:cs="Times New Roman"/>
+          <w:bCs/>
+          <w:sz w:val="28"/>
+          <w:szCs w:val="28"/>
+        </w:rPr>
+        <w:t>По дисциплине:</w:t>
+      </w:r>
+      <w:r>
+        <w:rPr>
+          <w:rFonts w:ascii="Times New Roman" w:hAnsi="Times New Roman" w:cs="Times New Roman"/>
+          <w:sz w:val="28"/>
+          <w:szCs w:val="28"/>
+        </w:rPr>
+        <w:t xml:space="preserve"> «</w:t>
+      </w:r>
+      <w:r>
+        <w:rPr>
+          <w:rFonts w:ascii="Times New Roman" w:hAnsi="Times New Roman"/>
+          <w:sz w:val="28"/>
+          <w:szCs w:val="28"/>
+        </w:rPr>
+        <w:t xml:space="preserve">Системное </w:t>
+      </w:r>
+      <w:proofErr w:type="spellStart"/>
+      <w:r>
+        <w:rPr>
+          <w:rFonts w:ascii="Times New Roman" w:hAnsi="Times New Roman"/>
+          <w:sz w:val="28"/>
+          <w:szCs w:val="28"/>
+        </w:rPr>
+        <w:t>администирование</w:t>
+      </w:r>
+      <w:proofErr w:type="spellEnd"/>
+      <w:r>
+        <w:rPr>
+          <w:rFonts w:ascii="Times New Roman" w:hAnsi="Times New Roman" w:cs="Times New Roman"/>
+          <w:sz w:val="28"/>
+          <w:szCs w:val="28"/>
+        </w:rPr>
+        <w:t>»</w:t>
+      </w:r>
+    </w:p>
+    <w:p>
+      <w:pPr>
+        <w:spacing w:line="360" w:lineRule="auto"/>
+        <w:jc w:val="center"/>
+        <w:rPr>
+          <w:rFonts w:ascii="Times New Roman" w:hAnsi="Times New Roman" w:cs="Times New Roman"/>
+          <w:sz w:val="28"/>
+          <w:szCs w:val="28"/>
+        </w:rPr>
+      </w:pPr>
+      <w:r>
+        <w:rPr>
+          <w:rFonts w:ascii="Times New Roman" w:hAnsi="Times New Roman" w:cs="Times New Roman"/>
+          <w:sz w:val="28"/>
+          <w:szCs w:val="28"/>
+        </w:rPr>
+        <w:t>По теме: «</w:t>
+      </w:r>
+      <w:r>
+        <w:rPr>
+          <w:rFonts w:ascii="Times New Roman" w:eastAsia="SimSun" w:hAnsi="Times New Roman"/>
+          <w:color w:val="000000"/>
+          <w:sz w:val="28"/>
+          <w:szCs w:val="28"/>
+        </w:rPr>
+        <w:t xml:space="preserve">Установка </w:t>
+      </w:r>
+      <w:proofErr w:type="spellStart"/>
+      <w:r>
+        <w:rPr>
+          <w:rFonts w:ascii="Times New Roman" w:eastAsia="SimSun" w:hAnsi="Times New Roman"/>
+          <w:color w:val="000000"/>
+          <w:sz w:val="28"/>
+          <w:szCs w:val="28"/>
+        </w:rPr>
+        <w:t>iSCSI</w:t>
+      </w:r>
+      <w:proofErr w:type="spellEnd"/>
+      <w:r>
+        <w:rPr>
+          <w:rFonts w:ascii="Times New Roman" w:eastAsia="SimSun" w:hAnsi="Times New Roman"/>
+          <w:color w:val="000000"/>
+          <w:sz w:val="28"/>
+          <w:szCs w:val="28"/>
+        </w:rPr>
+        <w:t xml:space="preserve"> Target на Ubuntu 22.04 LTS</w:t>
+      </w:r>
+      <w:r>
+        <w:rPr>
+          <w:rFonts w:ascii="Times New Roman" w:hAnsi="Times New Roman" w:cs="Times New Roman"/>
+          <w:sz w:val="28"/>
+          <w:szCs w:val="28"/>
+        </w:rPr>
+        <w:t>»</w:t>
+      </w:r>
+    </w:p>
+    <w:p>
+      <w:pPr>
+        <w:spacing w:line="360" w:lineRule="auto"/>
+        <w:jc w:val="center"/>
+        <w:rPr>
+          <w:rFonts w:ascii="Times New Roman" w:hAnsi="Times New Roman" w:cs="Times New Roman"/>
+          <w:sz w:val="28"/>
+          <w:szCs w:val="28"/>
+        </w:rPr>
+      </w:pPr>
+    </w:p>
+    <w:p>
+      <w:pPr>
+        <w:spacing w:line="360" w:lineRule="auto"/>
+        <w:rPr>
+          <w:rFonts w:ascii="Times New Roman" w:hAnsi="Times New Roman" w:cs="Times New Roman"/>
+          <w:b/>
+          <w:sz w:val="28"/>
+          <w:szCs w:val="28"/>
+        </w:rPr>
+      </w:pPr>
+    </w:p>
+    <w:p>
+      <w:pPr>
+        <w:spacing w:line="360" w:lineRule="auto"/>
+        <w:jc w:val="center"/>
+        <w:rPr>
+          <w:rFonts w:ascii="Times New Roman" w:hAnsi="Times New Roman" w:cs="Times New Roman"/>
+          <w:i/>
+          <w:sz w:val="28"/>
+          <w:szCs w:val="28"/>
+        </w:rPr>
+      </w:pPr>
+    </w:p>
+    <w:p>
+      <w:pPr>
+        <w:tabs>
+          <w:tab w:val="left" w:pos="0"/>
+          <w:tab w:val="left" w:pos="6237"/>
+        </w:tabs>
+        <w:spacing w:line="360" w:lineRule="auto"/>
+        <w:rPr>
+          <w:rFonts w:ascii="Times New Roman" w:hAnsi="Times New Roman" w:cs="Times New Roman"/>
+          <w:sz w:val="28"/>
+          <w:szCs w:val="28"/>
+        </w:rPr>
+      </w:pPr>
+      <w:r>
+        <w:rPr>
+          <w:rFonts w:ascii="Times New Roman" w:hAnsi="Times New Roman" w:cs="Times New Roman"/>
+          <w:sz w:val="28"/>
+          <w:szCs w:val="28"/>
+        </w:rPr>
+        <w:t>Группа: АВТ-341</w:t>
+      </w:r>
+    </w:p>
+    <w:p>
+      <w:pPr>
+        <w:tabs>
+          <w:tab w:val="left" w:pos="0"/>
+          <w:tab w:val="left" w:pos="6237"/>
+        </w:tabs>
+        <w:spacing w:line="360" w:lineRule="auto"/>
+        <w:rPr>
+          <w:rFonts w:ascii="Times New Roman" w:hAnsi="Times New Roman" w:cs="Times New Roman"/>
+          <w:sz w:val="28"/>
+          <w:szCs w:val="28"/>
+        </w:rPr>
+      </w:pPr>
+      <w:r>
+        <w:rPr>
+          <w:rFonts w:ascii="Times New Roman" w:hAnsi="Times New Roman" w:cs="Times New Roman"/>
+          <w:sz w:val="28"/>
+          <w:szCs w:val="28"/>
+        </w:rPr>
+        <w:t>Факультет: АВТ</w:t>
+      </w:r>
+      <w:r>
+        <w:rPr>
+          <w:rFonts w:ascii="Times New Roman" w:hAnsi="Times New Roman" w:cs="Times New Roman"/>
+          <w:sz w:val="28"/>
+          <w:szCs w:val="28"/>
+        </w:rPr>
+        <w:t>Ф</w:t>
+      </w:r>
+      <w:r>
+        <w:rPr>
+          <w:rFonts w:ascii="Times New Roman" w:hAnsi="Times New Roman" w:cs="Times New Roman"/>
+          <w:sz w:val="28"/>
+          <w:szCs w:val="28"/>
+        </w:rPr>
+        <w:t xml:space="preserve">                        </w:t>
+      </w:r>
+      <w:r>
+        <w:rPr>
+          <w:rFonts w:ascii="Times New Roman" w:hAnsi="Times New Roman" w:cs="Times New Roman"/>
+          <w:sz w:val="28"/>
+          <w:szCs w:val="28"/>
+        </w:rPr>
+        <w:tab/>
+      </w:r>
+    </w:p>
+    <w:p>
+      <w:pPr>
+        <w:tabs>
+          <w:tab w:val="left" w:pos="0"/>
+          <w:tab w:val="left" w:pos="6237"/>
+        </w:tabs>
+        <w:spacing w:line="360" w:lineRule="auto"/>
+        <w:rPr>
+          <w:rFonts w:ascii="Times New Roman" w:hAnsi="Times New Roman" w:cs="Times New Roman"/>
+          <w:sz w:val="28"/>
+          <w:szCs w:val="28"/>
+        </w:rPr>
+      </w:pPr>
+      <w:r>
+        <w:rPr>
+          <w:rFonts w:ascii="Times New Roman" w:hAnsi="Times New Roman" w:cs="Times New Roman"/>
+          <w:sz w:val="28"/>
+          <w:szCs w:val="28"/>
+        </w:rPr>
+        <w:t xml:space="preserve">Студент: </w:t>
+      </w:r>
+      <w:r>
+        <w:rPr>
+          <w:rFonts w:ascii="Times New Roman" w:hAnsi="Times New Roman" w:cs="Times New Roman"/>
+          <w:sz w:val="28"/>
+          <w:szCs w:val="28"/>
+        </w:rPr>
+        <w:t>Владимиров</w:t>
+      </w:r>
+      <w:r>
+        <w:rPr>
+          <w:rFonts w:ascii="Times New Roman" w:hAnsi="Times New Roman" w:cs="Times New Roman"/>
+          <w:sz w:val="28"/>
+          <w:szCs w:val="28"/>
+        </w:rPr>
+        <w:t xml:space="preserve"> </w:t>
+      </w:r>
+      <w:r>
+        <w:rPr>
+          <w:rFonts w:ascii="Times New Roman" w:hAnsi="Times New Roman" w:cs="Times New Roman"/>
+          <w:sz w:val="28"/>
+          <w:szCs w:val="28"/>
+        </w:rPr>
+        <w:t>А</w:t>
+      </w:r>
+      <w:r>
+        <w:rPr>
+          <w:rFonts w:ascii="Times New Roman" w:hAnsi="Times New Roman" w:cs="Times New Roman"/>
+          <w:sz w:val="28"/>
+          <w:szCs w:val="28"/>
+        </w:rPr>
+        <w:t>. В.</w:t>
+      </w:r>
+    </w:p>
+    <w:p>
+      <w:pPr>
+        <w:tabs>
+          <w:tab w:val="left" w:pos="0"/>
+          <w:tab w:val="left" w:pos="6237"/>
+        </w:tabs>
+        <w:spacing w:line="360" w:lineRule="auto"/>
+        <w:rPr>
+          <w:rFonts w:ascii="Times New Roman" w:hAnsi="Times New Roman" w:cs="Times New Roman"/>
+          <w:sz w:val="28"/>
+          <w:szCs w:val="28"/>
+        </w:rPr>
+      </w:pPr>
+      <w:r>
+        <w:rPr>
+          <w:rFonts w:ascii="Times New Roman" w:hAnsi="Times New Roman" w:cs="Times New Roman"/>
+          <w:sz w:val="28"/>
+          <w:szCs w:val="28"/>
+        </w:rPr>
+        <w:t xml:space="preserve">Преподаватель: </w:t>
+      </w:r>
+      <w:proofErr w:type="spellStart"/>
+      <w:r>
+        <w:rPr>
+          <w:rFonts w:ascii="Times New Roman" w:hAnsi="Times New Roman" w:cs="Times New Roman"/>
+          <w:sz w:val="28"/>
+          <w:szCs w:val="28"/>
+        </w:rPr>
+        <w:t>Менжулин</w:t>
+      </w:r>
+      <w:proofErr w:type="spellEnd"/>
+      <w:r>
+        <w:rPr>
+          <w:rFonts w:ascii="Times New Roman" w:hAnsi="Times New Roman" w:cs="Times New Roman"/>
+          <w:sz w:val="28"/>
+          <w:szCs w:val="28"/>
+        </w:rPr>
+        <w:t xml:space="preserve"> С. А.</w:t>
+      </w:r>
+    </w:p>
+    <w:p>
+      <w:pPr>
+        <w:tabs>
+          <w:tab w:val="left" w:pos="142"/>
+          <w:tab w:val="left" w:pos="709"/>
+          <w:tab w:val="left" w:pos="6521"/>
+          <w:tab w:val="left" w:pos="7230"/>
+        </w:tabs>
+        <w:rPr>
+          <w:rFonts w:ascii="Times New Roman" w:hAnsi="Times New Roman" w:cs="Times New Roman"/>
+          <w:i/>
+          <w:sz w:val="28"/>
+          <w:szCs w:val="28"/>
+        </w:rPr>
+      </w:pPr>
+    </w:p>
+    <w:p>
+      <w:pPr>
+        <w:tabs>
+          <w:tab w:val="left" w:pos="142"/>
+          <w:tab w:val="left" w:pos="709"/>
+          <w:tab w:val="left" w:pos="6521"/>
+          <w:tab w:val="left" w:pos="7230"/>
+        </w:tabs>
+        <w:jc w:val="center"/>
+        <w:rPr>
+          <w:rFonts w:ascii="Times New Roman" w:hAnsi="Times New Roman" w:cs="Times New Roman"/>
+          <w:i/>
+          <w:sz w:val="28"/>
+          <w:szCs w:val="28"/>
+        </w:rPr>
+      </w:pPr>
+    </w:p>
+    <w:p>
+      <w:pPr>
+        <w:rPr>
+          <w:rFonts w:ascii="Times New Roman" w:hAnsi="Times New Roman" w:cs="Times New Roman"/>
+          <w:sz w:val="28"/>
+          <w:szCs w:val="28"/>
+        </w:rPr>
+      </w:pPr>
+    </w:p>
+    <w:p>
+      <w:pPr>
+        <w:rPr>
+          <w:rFonts w:ascii="Times New Roman" w:hAnsi="Times New Roman" w:cs="Times New Roman"/>
+          <w:sz w:val="28"/>
+          <w:szCs w:val="28"/>
+        </w:rPr>
+      </w:pPr>
+    </w:p>
+    <w:p>
+      <w:pPr>
+        <w:rPr>
+          <w:rFonts w:ascii="Times New Roman" w:hAnsi="Times New Roman" w:cs="Times New Roman"/>
+          <w:sz w:val="28"/>
+          <w:szCs w:val="28"/>
+        </w:rPr>
+      </w:pPr>
+    </w:p>
+    <w:p>
+      <w:pPr>
+        <w:rPr>
+          <w:rFonts w:ascii="Times New Roman" w:hAnsi="Times New Roman" w:cs="Times New Roman"/>
+          <w:sz w:val="28"/>
+          <w:szCs w:val="28"/>
+        </w:rPr>
+      </w:pPr>
+    </w:p>
+    <w:p>
+      <w:pPr>
+        <w:rPr>
+          <w:rFonts w:ascii="Times New Roman" w:hAnsi="Times New Roman" w:cs="Times New Roman"/>
+          <w:sz w:val="28"/>
+          <w:szCs w:val="28"/>
+        </w:rPr>
+      </w:pPr>
+    </w:p>
+    <w:p>
+      <w:pPr>
+        <w:rPr>
+          <w:rFonts w:ascii="Times New Roman" w:hAnsi="Times New Roman" w:cs="Times New Roman"/>
+          <w:sz w:val="28"/>
+          <w:szCs w:val="28"/>
+        </w:rPr>
+      </w:pPr>
+    </w:p>
+    <w:p>
+      <w:pPr>
+        <w:rPr>
+          <w:rFonts w:ascii="Times New Roman" w:hAnsi="Times New Roman" w:cs="Times New Roman"/>
+          <w:sz w:val="28"/>
+          <w:szCs w:val="28"/>
+        </w:rPr>
+      </w:pPr>
+    </w:p>
+    <w:p>
+      <w:pPr>
+        <w:rPr>
+          <w:rFonts w:ascii="Times New Roman" w:hAnsi="Times New Roman" w:cs="Times New Roman"/>
+          <w:sz w:val="28"/>
+          <w:szCs w:val="28"/>
+        </w:rPr>
+      </w:pPr>
+    </w:p>
+    <w:p>
+      <w:pPr>
+        <w:jc w:val="center"/>
+        <w:rPr>
+          <w:rFonts w:ascii="Times New Roman" w:hAnsi="Times New Roman" w:cs="Times New Roman"/>
+          <w:sz w:val="28"/>
+          <w:szCs w:val="28"/>
+        </w:rPr>
+      </w:pPr>
+    </w:p>
+    <w:p>
+      <w:pPr>
+        <w:pStyle w:val="Standard"/>
+        <w:ind w:left="720"/>
+        <w:jc w:val="center"/>
+        <w:rPr>
+          <w:rFonts w:ascii="Times New Roman" w:hAnsi="Times New Roman"/>
+          <w:sz w:val="28"/>
+          <w:szCs w:val="28"/>
+        </w:rPr>
+      </w:pPr>
+    </w:p>
+    <w:p>
+      <w:pPr>
+        <w:pStyle w:val="Standard"/>
+        <w:ind w:left="720"/>
+        <w:jc w:val="center"/>
+        <w:rPr>
+          <w:rFonts w:ascii="Times New Roman" w:hAnsi="Times New Roman"/>
+          <w:sz w:val="28"/>
+          <w:szCs w:val="28"/>
+        </w:rPr>
+      </w:pPr>
+    </w:p>
+    <w:p>
+      <w:pPr>
+        <w:pStyle w:val="Standard"/>
+        <w:ind w:left="720"/>
+        <w:jc w:val="center"/>
+        <w:rPr>
+          <w:rFonts w:ascii="Times New Roman" w:hAnsi="Times New Roman"/>
+          <w:sz w:val="28"/>
+          <w:szCs w:val="28"/>
+        </w:rPr>
+      </w:pPr>
+      <w:r>
+        <w:rPr>
+          <w:rFonts w:ascii="Times New Roman" w:hAnsi="Times New Roman"/>
+          <w:sz w:val="28"/>
+          <w:szCs w:val="28"/>
+        </w:rPr>
+        <w:t>Новосибирск 2026</w:t>
+      </w:r>
+    </w:p>
+    <w:p>
+      <w:pPr>
+        <w:rPr>
+          <w:rFonts w:ascii="Times New Roman" w:hAnsi="Times New Roman" w:cs="Times New Roman"/>
+          <w:b/>
+          <w:bCs/>
+          <w:sz w:val="28"/>
+          <w:szCs w:val="28"/>
+        </w:rPr>
+      </w:pPr>
+      <w:r>
+        <w:rPr>
+          <w:rFonts w:ascii="Times New Roman" w:hAnsi="Times New Roman" w:cs="Times New Roman"/>
+          <w:b/>
+          <w:bCs/>
+          <w:sz w:val="28"/>
+          <w:szCs w:val="28"/>
+        </w:rPr>
+        <w:lastRenderedPageBreak/>
+        <w:t>Задание:</w:t>
+      </w:r>
+    </w:p>
+    <w:p>
+      <w:pPr>
+        <w:numPr>
+          <w:ilvl w:val="0"/>
+          <w:numId w:val="2"/>
+        </w:numPr>
+        <w:rPr>
+          <w:rFonts w:ascii="Times New Roman" w:hAnsi="Times New Roman"/>
+          <w:sz w:val="28"/>
+          <w:szCs w:val="28"/>
+        </w:rPr>
+      </w:pPr>
+      <w:r>
+        <w:rPr>
+          <w:rFonts w:ascii="Times New Roman" w:hAnsi="Times New Roman"/>
+          <w:sz w:val="28"/>
+          <w:szCs w:val="28"/>
+        </w:rPr>
+        <w:t>Начать документировать процесс выполнения</w:t>
+      </w:r>
+    </w:p>
+    <w:p>
+      <w:pPr>
+        <w:rPr>
+          <w:rFonts w:ascii="Times New Roman" w:hAnsi="Times New Roman"/>
+          <w:sz w:val="28"/>
+          <w:szCs w:val="28"/>
+        </w:rPr>
+      </w:pPr>
+    </w:p>
+    <w:p>
+      <w:pPr>
+        <w:rPr>
+          <w:rFonts w:ascii="Times New Roman" w:hAnsi="Times New Roman"/>
+          <w:sz w:val="28"/>
+          <w:szCs w:val="28"/>
+        </w:rPr>
+      </w:pPr>
+      <w:r>
+        <w:rPr>
+          <w:rFonts w:ascii="Times New Roman" w:hAnsi="Times New Roman"/>
+          <w:sz w:val="28"/>
+          <w:szCs w:val="28"/>
+        </w:rPr>
+        <w:t xml:space="preserve">2) Установить и настроить </w:t>
+      </w:r>
+      <w:proofErr w:type="spellStart"/>
+      <w:r>
+        <w:rPr>
+          <w:rFonts w:ascii="Times New Roman" w:hAnsi="Times New Roman"/>
+          <w:sz w:val="28"/>
+          <w:szCs w:val="28"/>
+        </w:rPr>
+        <w:t>iSCSI</w:t>
+      </w:r>
+      <w:proofErr w:type="spellEnd"/>
+      <w:r>
+        <w:rPr>
+          <w:rFonts w:ascii="Times New Roman" w:hAnsi="Times New Roman"/>
+          <w:sz w:val="28"/>
+          <w:szCs w:val="28"/>
+        </w:rPr>
+        <w:t xml:space="preserve"> Target из пакета </w:t>
+      </w:r>
+      <w:proofErr w:type="spellStart"/>
+      <w:r>
+        <w:rPr>
+          <w:rFonts w:ascii="Times New Roman" w:hAnsi="Times New Roman"/>
+          <w:sz w:val="28"/>
+          <w:szCs w:val="28"/>
+        </w:rPr>
+        <w:t>istgt</w:t>
+      </w:r>
+      <w:proofErr w:type="spellEnd"/>
+      <w:r>
+        <w:rPr>
+          <w:rFonts w:ascii="Times New Roman" w:hAnsi="Times New Roman"/>
+          <w:sz w:val="28"/>
+          <w:szCs w:val="28"/>
+        </w:rPr>
+        <w:t xml:space="preserve"> на машине для второго практического занятия, создать и экспортировать 2 LUN по 512 МБ с доступом с паролем для пользователя c паролем из лабораторной работы №1</w:t>
+      </w:r>
+    </w:p>
+    <w:p>
+      <w:pPr>
+        <w:rPr>
+          <w:rFonts w:ascii="Times New Roman" w:hAnsi="Times New Roman"/>
+          <w:sz w:val="28"/>
+          <w:szCs w:val="28"/>
+        </w:rPr>
+      </w:pPr>
+      <w:r>
+        <w:rPr>
+          <w:rFonts w:ascii="Times New Roman" w:hAnsi="Times New Roman"/>
+          <w:sz w:val="28"/>
+          <w:szCs w:val="28"/>
+        </w:rPr>
+        <w:t>Для определения размещения устройств разделить номер бригады на 2 и найти остаток от деления:</w:t>
+      </w:r>
+    </w:p>
+    <w:p>
+      <w:pPr>
+        <w:rPr>
+          <w:rFonts w:ascii="Times New Roman" w:hAnsi="Times New Roman"/>
+          <w:sz w:val="28"/>
+          <w:szCs w:val="28"/>
+        </w:rPr>
+      </w:pPr>
+      <w:r>
+        <w:rPr>
+          <w:rFonts w:ascii="Times New Roman" w:hAnsi="Times New Roman"/>
+          <w:sz w:val="28"/>
+          <w:szCs w:val="28"/>
+        </w:rPr>
+        <w:tab/>
+      </w:r>
+      <w:r>
+        <w:rPr>
+          <w:rFonts w:ascii="Times New Roman" w:hAnsi="Times New Roman"/>
+          <w:sz w:val="28"/>
+          <w:szCs w:val="28"/>
+        </w:rPr>
+        <w:tab/>
+        <w:t xml:space="preserve">0 – RAM (в оперативной памяти, </w:t>
+      </w:r>
+      <w:proofErr w:type="spellStart"/>
+      <w:r>
+        <w:rPr>
+          <w:rFonts w:ascii="Times New Roman" w:hAnsi="Times New Roman"/>
+          <w:sz w:val="28"/>
+          <w:szCs w:val="28"/>
+        </w:rPr>
+        <w:t>tmpfs</w:t>
+      </w:r>
+      <w:proofErr w:type="spellEnd"/>
+      <w:r>
+        <w:rPr>
+          <w:rFonts w:ascii="Times New Roman" w:hAnsi="Times New Roman"/>
+          <w:sz w:val="28"/>
+          <w:szCs w:val="28"/>
+        </w:rPr>
+        <w:t>)</w:t>
+      </w:r>
+    </w:p>
+    <w:p>
+      <w:pPr>
+        <w:rPr>
+          <w:rFonts w:ascii="Times New Roman" w:hAnsi="Times New Roman"/>
+          <w:sz w:val="28"/>
+          <w:szCs w:val="28"/>
+        </w:rPr>
+      </w:pPr>
+      <w:r>
+        <w:rPr>
+          <w:rFonts w:ascii="Times New Roman" w:hAnsi="Times New Roman"/>
+          <w:sz w:val="28"/>
+          <w:szCs w:val="28"/>
+        </w:rPr>
+        <w:tab/>
+      </w:r>
+      <w:r>
+        <w:rPr>
+          <w:rFonts w:ascii="Times New Roman" w:hAnsi="Times New Roman"/>
+          <w:sz w:val="28"/>
+          <w:szCs w:val="28"/>
+        </w:rPr>
+        <w:tab/>
+        <w:t xml:space="preserve">1 – </w:t>
+      </w:r>
+      <w:proofErr w:type="spellStart"/>
+      <w:r>
+        <w:rPr>
+          <w:rFonts w:ascii="Times New Roman" w:hAnsi="Times New Roman"/>
+          <w:sz w:val="28"/>
+          <w:szCs w:val="28"/>
+        </w:rPr>
+        <w:t>block</w:t>
+      </w:r>
+      <w:proofErr w:type="spellEnd"/>
+      <w:r>
+        <w:rPr>
+          <w:rFonts w:ascii="Times New Roman" w:hAnsi="Times New Roman"/>
+          <w:sz w:val="28"/>
+          <w:szCs w:val="28"/>
+        </w:rPr>
+        <w:t xml:space="preserve"> (на блочном устройстве, LVM)</w:t>
+      </w:r>
+    </w:p>
+    <w:p>
+      <w:pPr>
+        <w:rPr>
+          <w:rFonts w:ascii="Times New Roman" w:hAnsi="Times New Roman"/>
+          <w:sz w:val="28"/>
+          <w:szCs w:val="28"/>
+        </w:rPr>
+      </w:pPr>
+      <w:r>
+        <w:rPr>
+          <w:rFonts w:ascii="Times New Roman" w:hAnsi="Times New Roman"/>
+          <w:sz w:val="28"/>
+          <w:szCs w:val="28"/>
+        </w:rPr>
+        <w:tab/>
+      </w:r>
+      <w:r>
+        <w:rPr>
+          <w:rFonts w:ascii="Times New Roman" w:hAnsi="Times New Roman"/>
+          <w:sz w:val="28"/>
+          <w:szCs w:val="28"/>
+        </w:rPr>
+        <w:tab/>
+        <w:t xml:space="preserve">2 – </w:t>
+      </w:r>
+      <w:proofErr w:type="spellStart"/>
+      <w:r>
+        <w:rPr>
+          <w:rFonts w:ascii="Times New Roman" w:hAnsi="Times New Roman"/>
+          <w:sz w:val="28"/>
+          <w:szCs w:val="28"/>
+        </w:rPr>
+        <w:t>file</w:t>
+      </w:r>
+      <w:proofErr w:type="spellEnd"/>
+      <w:r>
+        <w:rPr>
+          <w:rFonts w:ascii="Times New Roman" w:hAnsi="Times New Roman"/>
+          <w:sz w:val="28"/>
+          <w:szCs w:val="28"/>
+        </w:rPr>
+        <w:t xml:space="preserve"> (в файле)</w:t>
+      </w:r>
+    </w:p>
+    <w:p>
+      <w:pPr>
+        <w:rPr>
+          <w:rFonts w:ascii="Times New Roman" w:hAnsi="Times New Roman"/>
+          <w:sz w:val="28"/>
+          <w:szCs w:val="28"/>
+        </w:rPr>
+      </w:pPr>
+      <w:r>
+        <w:rPr>
+          <w:rFonts w:ascii="Times New Roman" w:hAnsi="Times New Roman"/>
+          <w:sz w:val="28"/>
+          <w:szCs w:val="28"/>
+        </w:rPr>
+        <w:tab/>
+        <w:t xml:space="preserve">При нехватке </w:t>
+      </w:r>
+      <w:proofErr w:type="gramStart"/>
+      <w:r>
+        <w:rPr>
+          <w:rFonts w:ascii="Times New Roman" w:hAnsi="Times New Roman"/>
+          <w:sz w:val="28"/>
+          <w:szCs w:val="28"/>
+        </w:rPr>
+        <w:t>ресурсов  –</w:t>
+      </w:r>
+      <w:proofErr w:type="gramEnd"/>
+      <w:r>
+        <w:rPr>
+          <w:rFonts w:ascii="Times New Roman" w:hAnsi="Times New Roman"/>
+          <w:sz w:val="28"/>
+          <w:szCs w:val="28"/>
+        </w:rPr>
+        <w:t xml:space="preserve"> запросить увеличение у преподавателя (память:  </w:t>
+      </w:r>
+      <w:proofErr w:type="spellStart"/>
+      <w:r>
+        <w:rPr>
+          <w:rFonts w:ascii="Times New Roman" w:hAnsi="Times New Roman"/>
+          <w:sz w:val="28"/>
+          <w:szCs w:val="28"/>
+        </w:rPr>
+        <w:t>cat</w:t>
+      </w:r>
+      <w:proofErr w:type="spellEnd"/>
+      <w:r>
+        <w:rPr>
+          <w:rFonts w:ascii="Times New Roman" w:hAnsi="Times New Roman"/>
+          <w:sz w:val="28"/>
+          <w:szCs w:val="28"/>
+        </w:rPr>
+        <w:t xml:space="preserve"> /</w:t>
+      </w:r>
+      <w:proofErr w:type="spellStart"/>
+      <w:r>
+        <w:rPr>
+          <w:rFonts w:ascii="Times New Roman" w:hAnsi="Times New Roman"/>
+          <w:sz w:val="28"/>
+          <w:szCs w:val="28"/>
+        </w:rPr>
+        <w:t>proc</w:t>
+      </w:r>
+      <w:proofErr w:type="spellEnd"/>
+      <w:r>
+        <w:rPr>
+          <w:rFonts w:ascii="Times New Roman" w:hAnsi="Times New Roman"/>
+          <w:sz w:val="28"/>
+          <w:szCs w:val="28"/>
+        </w:rPr>
+        <w:t>/</w:t>
+      </w:r>
+      <w:proofErr w:type="spellStart"/>
+      <w:r>
+        <w:rPr>
+          <w:rFonts w:ascii="Times New Roman" w:hAnsi="Times New Roman"/>
+          <w:sz w:val="28"/>
+          <w:szCs w:val="28"/>
+        </w:rPr>
+        <w:t>memory</w:t>
+      </w:r>
+      <w:proofErr w:type="spellEnd"/>
+      <w:r>
+        <w:rPr>
+          <w:rFonts w:ascii="Times New Roman" w:hAnsi="Times New Roman"/>
+          <w:sz w:val="28"/>
+          <w:szCs w:val="28"/>
+        </w:rPr>
+        <w:t xml:space="preserve">, блочные устройства: </w:t>
+      </w:r>
+      <w:proofErr w:type="spellStart"/>
+      <w:r>
+        <w:rPr>
+          <w:rFonts w:ascii="Times New Roman" w:hAnsi="Times New Roman"/>
+          <w:sz w:val="28"/>
+          <w:szCs w:val="28"/>
+        </w:rPr>
+        <w:t>lslbk</w:t>
+      </w:r>
+      <w:proofErr w:type="spellEnd"/>
+      <w:r>
+        <w:rPr>
+          <w:rFonts w:ascii="Times New Roman" w:hAnsi="Times New Roman"/>
+          <w:sz w:val="28"/>
+          <w:szCs w:val="28"/>
+        </w:rPr>
+        <w:t xml:space="preserve">, место на дисках: </w:t>
+      </w:r>
+      <w:proofErr w:type="spellStart"/>
+      <w:r>
+        <w:rPr>
+          <w:rFonts w:ascii="Times New Roman" w:hAnsi="Times New Roman"/>
+          <w:sz w:val="28"/>
+          <w:szCs w:val="28"/>
+        </w:rPr>
+        <w:t>df</w:t>
+      </w:r>
+      <w:proofErr w:type="spellEnd"/>
+      <w:r>
+        <w:rPr>
+          <w:rFonts w:ascii="Times New Roman" w:hAnsi="Times New Roman"/>
+          <w:sz w:val="28"/>
+          <w:szCs w:val="28"/>
+        </w:rPr>
+        <w:t xml:space="preserve">  -h)</w:t>
+      </w:r>
+    </w:p>
+    <w:p>
+      <w:pPr>
+        <w:rPr>
+          <w:rFonts w:ascii="Times New Roman" w:hAnsi="Times New Roman"/>
+          <w:sz w:val="28"/>
+          <w:szCs w:val="28"/>
+        </w:rPr>
+      </w:pPr>
+    </w:p>
+    <w:p>
+      <w:pPr>
+        <w:numPr>
+          <w:ilvl w:val="0"/>
+          <w:numId w:val="2"/>
+        </w:numPr>
+        <w:rPr>
+          <w:rFonts w:ascii="Times New Roman" w:hAnsi="Times New Roman"/>
+          <w:sz w:val="28"/>
+          <w:szCs w:val="28"/>
+        </w:rPr>
+      </w:pPr>
+      <w:r>
+        <w:rPr>
+          <w:rFonts w:ascii="Times New Roman" w:hAnsi="Times New Roman"/>
+          <w:sz w:val="28"/>
+          <w:szCs w:val="28"/>
+        </w:rPr>
+        <w:t xml:space="preserve">Настроить </w:t>
+      </w:r>
+      <w:proofErr w:type="spellStart"/>
+      <w:r>
+        <w:rPr>
+          <w:rFonts w:ascii="Times New Roman" w:hAnsi="Times New Roman"/>
+          <w:sz w:val="28"/>
+          <w:szCs w:val="28"/>
+        </w:rPr>
+        <w:t>firewall</w:t>
+      </w:r>
+      <w:proofErr w:type="spellEnd"/>
+      <w:r>
+        <w:rPr>
+          <w:rFonts w:ascii="Times New Roman" w:hAnsi="Times New Roman"/>
+          <w:sz w:val="28"/>
+          <w:szCs w:val="28"/>
+        </w:rPr>
+        <w:t xml:space="preserve"> для удаленного доступа к </w:t>
+      </w:r>
+      <w:proofErr w:type="spellStart"/>
+      <w:r>
+        <w:rPr>
+          <w:rFonts w:ascii="Times New Roman" w:hAnsi="Times New Roman"/>
+          <w:sz w:val="28"/>
+          <w:szCs w:val="28"/>
+        </w:rPr>
+        <w:t>iSCSI</w:t>
+      </w:r>
+      <w:proofErr w:type="spellEnd"/>
+      <w:r>
+        <w:rPr>
+          <w:rFonts w:ascii="Times New Roman" w:hAnsi="Times New Roman"/>
+          <w:sz w:val="28"/>
+          <w:szCs w:val="28"/>
+        </w:rPr>
+        <w:t xml:space="preserve"> Target на данной машине по сети.</w:t>
+      </w:r>
+    </w:p>
+    <w:p>
+      <w:pPr>
+        <w:rPr>
+          <w:rFonts w:ascii="Times New Roman" w:hAnsi="Times New Roman"/>
+          <w:sz w:val="28"/>
+          <w:szCs w:val="28"/>
+        </w:rPr>
+      </w:pPr>
+    </w:p>
+    <w:p>
+      <w:pPr>
+        <w:numPr>
+          <w:ilvl w:val="0"/>
+          <w:numId w:val="2"/>
+        </w:numPr>
+        <w:rPr>
+          <w:rFonts w:ascii="Times New Roman" w:hAnsi="Times New Roman"/>
+          <w:sz w:val="28"/>
+          <w:szCs w:val="28"/>
+        </w:rPr>
+      </w:pPr>
+      <w:r>
+        <w:rPr>
+          <w:rFonts w:ascii="Times New Roman" w:hAnsi="Times New Roman"/>
+          <w:sz w:val="28"/>
+          <w:szCs w:val="28"/>
+        </w:rPr>
+        <w:t xml:space="preserve">Проверить работоспособность </w:t>
+      </w:r>
+      <w:proofErr w:type="spellStart"/>
+      <w:r>
+        <w:rPr>
+          <w:rFonts w:ascii="Times New Roman" w:hAnsi="Times New Roman"/>
+          <w:sz w:val="28"/>
+          <w:szCs w:val="28"/>
+        </w:rPr>
+        <w:t>iSCSI</w:t>
+      </w:r>
+      <w:proofErr w:type="spellEnd"/>
+      <w:r>
+        <w:rPr>
+          <w:rFonts w:ascii="Times New Roman" w:hAnsi="Times New Roman"/>
+          <w:sz w:val="28"/>
+          <w:szCs w:val="28"/>
+        </w:rPr>
+        <w:t xml:space="preserve"> Target из п.3, в том числе после перезагрузки машины.</w:t>
+      </w:r>
+    </w:p>
+    <w:p>
+      <w:pPr>
+        <w:rPr>
+          <w:rFonts w:ascii="Times New Roman" w:hAnsi="Times New Roman"/>
+          <w:sz w:val="28"/>
+          <w:szCs w:val="28"/>
+        </w:rPr>
+      </w:pPr>
+    </w:p>
+    <w:p>
+      <w:pPr>
+        <w:numPr>
+          <w:ilvl w:val="0"/>
+          <w:numId w:val="2"/>
+        </w:numPr>
+        <w:rPr>
+          <w:rFonts w:ascii="Times New Roman" w:hAnsi="Times New Roman"/>
+          <w:sz w:val="28"/>
+          <w:szCs w:val="28"/>
+        </w:rPr>
+      </w:pPr>
+      <w:r>
+        <w:rPr>
+          <w:rFonts w:ascii="Times New Roman" w:hAnsi="Times New Roman"/>
+          <w:sz w:val="28"/>
+          <w:szCs w:val="28"/>
+        </w:rPr>
+        <w:t xml:space="preserve">Завершить процесс документирования, дополнить документацию необходимыми комментариями и подробным описанием всех встреченных в процессе сложностей. Допустимые форматы отчета: </w:t>
+      </w:r>
+      <w:proofErr w:type="spellStart"/>
+      <w:r>
+        <w:rPr>
+          <w:rFonts w:ascii="Times New Roman" w:hAnsi="Times New Roman"/>
+          <w:sz w:val="28"/>
+          <w:szCs w:val="28"/>
+        </w:rPr>
+        <w:t>docx</w:t>
+      </w:r>
+      <w:proofErr w:type="spellEnd"/>
+      <w:r>
+        <w:rPr>
+          <w:rFonts w:ascii="Times New Roman" w:hAnsi="Times New Roman"/>
+          <w:sz w:val="28"/>
+          <w:szCs w:val="28"/>
+        </w:rPr>
+        <w:t xml:space="preserve">, </w:t>
+      </w:r>
+      <w:proofErr w:type="spellStart"/>
+      <w:r>
+        <w:rPr>
+          <w:rFonts w:ascii="Times New Roman" w:hAnsi="Times New Roman"/>
+          <w:sz w:val="28"/>
+          <w:szCs w:val="28"/>
+        </w:rPr>
+        <w:t>pdf</w:t>
+      </w:r>
+      <w:proofErr w:type="spellEnd"/>
+      <w:r>
+        <w:rPr>
+          <w:rFonts w:ascii="Times New Roman" w:hAnsi="Times New Roman"/>
+          <w:sz w:val="28"/>
+          <w:szCs w:val="28"/>
+        </w:rPr>
+        <w:t>. Индивидуальный отчет после защиты загрузить в DiSpace3 (1 экземпляр от бригады).</w:t>
+      </w:r>
+    </w:p>
+    <w:p>
+      <w:pPr>
+        <w:pStyle w:val="Standard"/>
+        <w:rPr>
+          <w:rFonts w:ascii="Times New Roman" w:hAnsi="Times New Roman"/>
+          <w:b/>
+          <w:bCs/>
+          <w:sz w:val="28"/>
+          <w:szCs w:val="28"/>
+        </w:rPr>
+      </w:pPr>
+    </w:p>
+    <w:p>
+      <w:pPr>
+        <w:pStyle w:val="Standard"/>
+        <w:rPr>
+          <w:rFonts w:ascii="Times New Roman" w:hAnsi="Times New Roman"/>
+          <w:b/>
+          <w:bCs/>
+          <w:sz w:val="28"/>
+          <w:szCs w:val="28"/>
+        </w:rPr>
+      </w:pPr>
+      <w:r>
+        <w:rPr>
+          <w:rFonts w:ascii="Times New Roman" w:hAnsi="Times New Roman"/>
+          <w:b/>
+          <w:bCs/>
+          <w:sz w:val="28"/>
+          <w:szCs w:val="28"/>
+        </w:rPr>
+        <w:t>Ход выполнения работы</w:t>
+      </w:r>
+    </w:p>
+    <w:p>
+      <w:pPr>
+        <w:pStyle w:val="Standard"/>
+        <w:rPr>
+          <w:rFonts w:ascii="Times New Roman" w:hAnsi="Times New Roman"/>
+          <w:b/>
+          <w:bCs/>
+          <w:sz w:val="28"/>
+          <w:szCs w:val="28"/>
+        </w:rPr>
+      </w:pPr>
+      <w:r>
+        <w:rPr>
+          <w:rFonts w:ascii="Times New Roman" w:hAnsi="Times New Roman"/>
+          <w:b/>
+          <w:bCs/>
+          <w:sz w:val="28"/>
+          <w:szCs w:val="28"/>
+        </w:rPr>
+        <w:t xml:space="preserve">I) Установить и настроить </w:t>
+      </w:r>
+      <w:proofErr w:type="spellStart"/>
+      <w:r>
+        <w:rPr>
+          <w:rFonts w:ascii="Times New Roman" w:hAnsi="Times New Roman"/>
+          <w:b/>
+          <w:bCs/>
+          <w:sz w:val="28"/>
+          <w:szCs w:val="28"/>
+        </w:rPr>
+        <w:t>iSCSI</w:t>
+      </w:r>
+      <w:proofErr w:type="spellEnd"/>
+      <w:r>
+        <w:rPr>
+          <w:rFonts w:ascii="Times New Roman" w:hAnsi="Times New Roman"/>
+          <w:b/>
+          <w:bCs/>
+          <w:sz w:val="28"/>
+          <w:szCs w:val="28"/>
+        </w:rPr>
+        <w:t xml:space="preserve"> Target из пакета </w:t>
+      </w:r>
+      <w:proofErr w:type="spellStart"/>
+      <w:r>
+        <w:rPr>
+          <w:rFonts w:ascii="Times New Roman" w:hAnsi="Times New Roman"/>
+          <w:b/>
+          <w:bCs/>
+          <w:sz w:val="28"/>
+          <w:szCs w:val="28"/>
+        </w:rPr>
+        <w:t>istgt</w:t>
+      </w:r>
+      <w:proofErr w:type="spellEnd"/>
+      <w:r>
+        <w:rPr>
+          <w:rFonts w:ascii="Times New Roman" w:hAnsi="Times New Roman"/>
+          <w:b/>
+          <w:bCs/>
+          <w:sz w:val="28"/>
+          <w:szCs w:val="28"/>
+        </w:rPr>
+        <w:t xml:space="preserve"> на машине для второго практического занятия, создать и экспортировать 2 LUN по 512 МБ с доступом с паролем для пользователя c паролем из лабораторной работы №1</w:t>
+      </w:r>
+    </w:p>
+    <w:p>
+      <w:pPr>
+        <w:pStyle w:val="Standard"/>
+        <w:rPr>
+          <w:rFonts w:ascii="Times New Roman" w:hAnsi="Times New Roman"/>
+          <w:sz w:val="28"/>
+          <w:szCs w:val="28"/>
+        </w:rPr>
+      </w:pPr>
+      <w:r>
+        <w:rPr>
+          <w:rFonts w:ascii="Times New Roman" w:hAnsi="Times New Roman"/>
+          <w:sz w:val="28"/>
+          <w:szCs w:val="28"/>
+        </w:rPr>
+        <w:t>Для определения размещения устройств разделить номер бригады на 2 и найти остаток от деления:</w:t>
+      </w:r>
+    </w:p>
+    <w:p>
+      <w:pPr>
+        <w:pStyle w:val="Standard"/>
+        <w:rPr>
+          <w:rFonts w:ascii="Times New Roman" w:hAnsi="Times New Roman"/>
+          <w:sz w:val="28"/>
+          <w:szCs w:val="28"/>
+        </w:rPr>
+      </w:pPr>
+      <w:r>
+        <w:rPr>
+          <w:rFonts w:ascii="Times New Roman" w:hAnsi="Times New Roman"/>
+          <w:sz w:val="28"/>
+          <w:szCs w:val="28"/>
+        </w:rPr>
+        <w:t xml:space="preserve">        0 – RAM (в оперативной памяти, </w:t>
+      </w:r>
+      <w:proofErr w:type="spellStart"/>
+      <w:r>
+        <w:rPr>
+          <w:rFonts w:ascii="Times New Roman" w:hAnsi="Times New Roman"/>
+          <w:sz w:val="28"/>
+          <w:szCs w:val="28"/>
+        </w:rPr>
+        <w:t>tmpfs</w:t>
+      </w:r>
+      <w:proofErr w:type="spellEnd"/>
+      <w:r>
+        <w:rPr>
+          <w:rFonts w:ascii="Times New Roman" w:hAnsi="Times New Roman"/>
+          <w:sz w:val="28"/>
+          <w:szCs w:val="28"/>
+        </w:rPr>
+        <w:t>)</w:t>
+      </w:r>
+    </w:p>
+    <w:p>
+      <w:pPr>
+        <w:pStyle w:val="Standard"/>
+        <w:rPr>
+          <w:rFonts w:ascii="Times New Roman" w:hAnsi="Times New Roman"/>
+          <w:sz w:val="28"/>
+          <w:szCs w:val="28"/>
+        </w:rPr>
+      </w:pPr>
+      <w:r>
+        <w:rPr>
+          <w:rFonts w:ascii="Times New Roman" w:hAnsi="Times New Roman"/>
+          <w:sz w:val="28"/>
+          <w:szCs w:val="28"/>
+        </w:rPr>
+        <w:t xml:space="preserve">        1 – </w:t>
+      </w:r>
+      <w:proofErr w:type="spellStart"/>
+      <w:r>
+        <w:rPr>
+          <w:rFonts w:ascii="Times New Roman" w:hAnsi="Times New Roman"/>
+          <w:sz w:val="28"/>
+          <w:szCs w:val="28"/>
+        </w:rPr>
+        <w:t>block</w:t>
+      </w:r>
+      <w:proofErr w:type="spellEnd"/>
+      <w:r>
+        <w:rPr>
+          <w:rFonts w:ascii="Times New Roman" w:hAnsi="Times New Roman"/>
+          <w:sz w:val="28"/>
+          <w:szCs w:val="28"/>
+        </w:rPr>
+        <w:t xml:space="preserve"> (на блочном устройстве, LVM)</w:t>
+      </w:r>
+    </w:p>
+    <w:p>
+      <w:pPr>
+        <w:pStyle w:val="Standard"/>
+        <w:rPr>
+          <w:rFonts w:ascii="Times New Roman" w:hAnsi="Times New Roman"/>
+          <w:sz w:val="28"/>
+          <w:szCs w:val="28"/>
+        </w:rPr>
+      </w:pPr>
+      <w:r>
+        <w:rPr>
+          <w:rFonts w:ascii="Times New Roman" w:hAnsi="Times New Roman"/>
+          <w:sz w:val="28"/>
+          <w:szCs w:val="28"/>
+        </w:rPr>
+        <w:t xml:space="preserve">        2 – </w:t>
+      </w:r>
+      <w:proofErr w:type="spellStart"/>
+      <w:r>
+        <w:rPr>
+          <w:rFonts w:ascii="Times New Roman" w:hAnsi="Times New Roman"/>
+          <w:sz w:val="28"/>
+          <w:szCs w:val="28"/>
+        </w:rPr>
+        <w:t>file</w:t>
+      </w:r>
+      <w:proofErr w:type="spellEnd"/>
+      <w:r>
+        <w:rPr>
+          <w:rFonts w:ascii="Times New Roman" w:hAnsi="Times New Roman"/>
+          <w:sz w:val="28"/>
+          <w:szCs w:val="28"/>
+        </w:rPr>
+        <w:t xml:space="preserve"> (в файле)</w:t>
+      </w:r>
+    </w:p>
+    <w:p>
+      <w:pPr>
+        <w:pStyle w:val="Standard"/>
+        <w:rPr>
+          <w:rFonts w:ascii="Times New Roman" w:hAnsi="Times New Roman"/>
+          <w:sz w:val="28"/>
+          <w:szCs w:val="28"/>
+        </w:rPr>
+      </w:pPr>
+      <w:r>
+        <w:rPr>
+          <w:rFonts w:ascii="Times New Roman" w:hAnsi="Times New Roman"/>
+          <w:sz w:val="28"/>
+          <w:szCs w:val="28"/>
+        </w:rPr>
+        <w:t xml:space="preserve">    При нехватке </w:t>
+      </w:r>
+      <w:proofErr w:type="gramStart"/>
+      <w:r>
+        <w:rPr>
+          <w:rFonts w:ascii="Times New Roman" w:hAnsi="Times New Roman"/>
+          <w:sz w:val="28"/>
+          <w:szCs w:val="28"/>
+        </w:rPr>
+        <w:t>ресурсов  –</w:t>
+      </w:r>
+      <w:proofErr w:type="gramEnd"/>
+      <w:r>
+        <w:rPr>
+          <w:rFonts w:ascii="Times New Roman" w:hAnsi="Times New Roman"/>
+          <w:sz w:val="28"/>
+          <w:szCs w:val="28"/>
+        </w:rPr>
+        <w:t xml:space="preserve"> запросить увеличение у преподавателя (память:  </w:t>
+      </w:r>
+      <w:proofErr w:type="spellStart"/>
+      <w:r>
+        <w:rPr>
+          <w:rFonts w:ascii="Times New Roman" w:hAnsi="Times New Roman"/>
+          <w:sz w:val="28"/>
+          <w:szCs w:val="28"/>
+        </w:rPr>
+        <w:t>cat</w:t>
+      </w:r>
+      <w:proofErr w:type="spellEnd"/>
+      <w:r>
+        <w:rPr>
+          <w:rFonts w:ascii="Times New Roman" w:hAnsi="Times New Roman"/>
+          <w:sz w:val="28"/>
+          <w:szCs w:val="28"/>
+        </w:rPr>
+        <w:t xml:space="preserve"> /</w:t>
+      </w:r>
+      <w:proofErr w:type="spellStart"/>
+      <w:r>
+        <w:rPr>
+          <w:rFonts w:ascii="Times New Roman" w:hAnsi="Times New Roman"/>
+          <w:sz w:val="28"/>
+          <w:szCs w:val="28"/>
+        </w:rPr>
+        <w:t>proc</w:t>
+      </w:r>
+      <w:proofErr w:type="spellEnd"/>
+      <w:r>
+        <w:rPr>
+          <w:rFonts w:ascii="Times New Roman" w:hAnsi="Times New Roman"/>
+          <w:sz w:val="28"/>
+          <w:szCs w:val="28"/>
+        </w:rPr>
+        <w:t>/</w:t>
+      </w:r>
+      <w:proofErr w:type="spellStart"/>
+      <w:r>
+        <w:rPr>
+          <w:rFonts w:ascii="Times New Roman" w:hAnsi="Times New Roman"/>
+          <w:sz w:val="28"/>
+          <w:szCs w:val="28"/>
+        </w:rPr>
+        <w:t>memory</w:t>
+      </w:r>
+      <w:proofErr w:type="spellEnd"/>
+      <w:r>
+        <w:rPr>
+          <w:rFonts w:ascii="Times New Roman" w:hAnsi="Times New Roman"/>
+          <w:sz w:val="28"/>
+          <w:szCs w:val="28"/>
+        </w:rPr>
+        <w:t xml:space="preserve">, блочные устройства: </w:t>
+      </w:r>
+      <w:proofErr w:type="spellStart"/>
+      <w:r>
+        <w:rPr>
+          <w:rFonts w:ascii="Times New Roman" w:hAnsi="Times New Roman"/>
+          <w:sz w:val="28"/>
+          <w:szCs w:val="28"/>
+        </w:rPr>
+        <w:t>lslbk</w:t>
+      </w:r>
+      <w:proofErr w:type="spellEnd"/>
+      <w:r>
+        <w:rPr>
+          <w:rFonts w:ascii="Times New Roman" w:hAnsi="Times New Roman"/>
+          <w:sz w:val="28"/>
+          <w:szCs w:val="28"/>
+        </w:rPr>
+        <w:t xml:space="preserve">, место на дисках: </w:t>
+      </w:r>
+      <w:proofErr w:type="spellStart"/>
+      <w:r>
+        <w:rPr>
+          <w:rFonts w:ascii="Times New Roman" w:hAnsi="Times New Roman"/>
+          <w:sz w:val="28"/>
+          <w:szCs w:val="28"/>
+        </w:rPr>
+        <w:t>df</w:t>
+      </w:r>
+      <w:proofErr w:type="spellEnd"/>
+      <w:r>
+        <w:rPr>
+          <w:rFonts w:ascii="Times New Roman" w:hAnsi="Times New Roman"/>
+          <w:sz w:val="28"/>
+          <w:szCs w:val="28"/>
+        </w:rPr>
+        <w:t xml:space="preserve">  -h)</w:t>
+      </w:r>
+    </w:p>
+    <w:p>
+      <w:pPr>
+        <w:pStyle w:val="Standard"/>
+        <w:rPr>
+          <w:rFonts w:ascii="Times New Roman" w:hAnsi="Times New Roman"/>
+          <w:sz w:val="28"/>
+          <w:szCs w:val="28"/>
+        </w:rPr>
+      </w:pPr>
+      <w:r>
+        <w:rPr>
+          <w:rFonts w:ascii="Times New Roman" w:hAnsi="Times New Roman"/>
+          <w:sz w:val="28"/>
+          <w:szCs w:val="28"/>
+        </w:rPr>
+        <w:lastRenderedPageBreak/>
+        <w:t>9/2 = 4 (остаток 1)</w:t>
+      </w:r>
+      <w:r>
+        <w:rPr>
+          <w:rFonts w:ascii="Times New Roman" w:hAnsi="Times New Roman"/>
+          <w:sz w:val="28"/>
+          <w:szCs w:val="28"/>
+        </w:rPr>
+        <w:t xml:space="preserve"> - </w:t>
+      </w:r>
+      <w:r>
+        <w:rPr>
+          <w:rFonts w:ascii="Times New Roman" w:hAnsi="Times New Roman"/>
+          <w:sz w:val="28"/>
+          <w:szCs w:val="28"/>
+        </w:rPr>
+        <w:t>1 – block (на блочном устройстве, LVM)</w:t>
+      </w:r>
+    </w:p>
+    <w:p>
+      <w:pPr>
+        <w:pStyle w:val="Standard"/>
+        <w:rPr>
+          <w:rFonts w:ascii="Times New Roman" w:hAnsi="Times New Roman"/>
+          <w:sz w:val="28"/>
+          <w:szCs w:val="28"/>
+        </w:rPr>
+      </w:pPr>
+      <w:r>
+        <w:rPr>
+          <w:rFonts w:ascii="Times New Roman" w:hAnsi="Times New Roman"/>
+          <w:sz w:val="28"/>
+          <w:szCs w:val="28"/>
+        </w:rPr>
+        <w:t xml:space="preserve">1) Установка пакета </w:t>
+      </w:r>
+      <w:proofErr w:type="spellStart"/>
+      <w:r>
+        <w:rPr>
+          <w:rFonts w:ascii="Times New Roman" w:hAnsi="Times New Roman"/>
+          <w:sz w:val="28"/>
+          <w:szCs w:val="28"/>
+        </w:rPr>
+        <w:t>tgt</w:t>
+      </w:r>
+      <w:proofErr w:type="spellEnd"/>
+    </w:p>
+    <w:p>
+      <w:pPr>
+        <w:pStyle w:val="Standard"/>
+        <w:rPr>
+          <w:rFonts w:ascii="Times New Roman" w:hAnsi="Times New Roman"/>
+          <w:sz w:val="28"/>
+          <w:szCs w:val="28"/>
+        </w:rPr>
+      </w:pPr>
+      <w:r>
+        <w:rPr>
+          <w:rFonts w:ascii="Times New Roman" w:hAnsi="Times New Roman"/>
+          <w:sz w:val="28"/>
+          <w:szCs w:val="28"/>
+        </w:rPr>
+        <w:t xml:space="preserve">``` </w:t>
+      </w:r>
+      <w:proofErr w:type="spellStart"/>
+      <w:r>
+        <w:rPr>
+          <w:rFonts w:ascii="Times New Roman" w:hAnsi="Times New Roman"/>
+          <w:sz w:val="28"/>
+          <w:szCs w:val="28"/>
+        </w:rPr>
+        <w:t>sudo</w:t>
+      </w:r>
+      <w:proofErr w:type="spellEnd"/>
+      <w:r>
+        <w:rPr>
+          <w:rFonts w:ascii="Times New Roman" w:hAnsi="Times New Roman"/>
+          <w:sz w:val="28"/>
+          <w:szCs w:val="28"/>
+        </w:rPr>
+        <w:t xml:space="preserve"> </w:t>
+      </w:r>
+      <w:proofErr w:type="spellStart"/>
+      <w:r>
+        <w:rPr>
+          <w:rFonts w:ascii="Times New Roman" w:hAnsi="Times New Roman"/>
+          <w:sz w:val="28"/>
+          <w:szCs w:val="28"/>
+        </w:rPr>
+        <w:t>apt</w:t>
+      </w:r>
+      <w:proofErr w:type="spellEnd"/>
+      <w:r>
+        <w:rPr>
+          <w:rFonts w:ascii="Times New Roman" w:hAnsi="Times New Roman"/>
+          <w:sz w:val="28"/>
+          <w:szCs w:val="28"/>
+        </w:rPr>
+        <w:t xml:space="preserve"> </w:t>
+      </w:r>
+      <w:proofErr w:type="spellStart"/>
+      <w:r>
+        <w:rPr>
+          <w:rFonts w:ascii="Times New Roman" w:hAnsi="Times New Roman"/>
+          <w:sz w:val="28"/>
+          <w:szCs w:val="28"/>
+        </w:rPr>
+        <w:t>install</w:t>
+      </w:r>
+      <w:proofErr w:type="spellEnd"/>
+      <w:r>
+        <w:rPr>
+          <w:rFonts w:ascii="Times New Roman" w:hAnsi="Times New Roman"/>
+          <w:sz w:val="28"/>
+          <w:szCs w:val="28"/>
+        </w:rPr>
+        <w:t xml:space="preserve"> </w:t>
+      </w:r>
+      <w:proofErr w:type="spellStart"/>
+      <w:r>
+        <w:rPr>
+          <w:rFonts w:ascii="Times New Roman" w:hAnsi="Times New Roman"/>
+          <w:sz w:val="28"/>
+          <w:szCs w:val="28"/>
+        </w:rPr>
+        <w:t>tgt</w:t>
+      </w:r>
+      <w:proofErr w:type="spellEnd"/>
+      <w:r>
+        <w:rPr>
+          <w:rFonts w:ascii="Times New Roman" w:hAnsi="Times New Roman"/>
+          <w:sz w:val="28"/>
+          <w:szCs w:val="28"/>
+        </w:rPr>
+        <w:t xml:space="preserve"> -y ```</w:t>
+      </w:r>
+    </w:p>
+    <w:p>
+      <w:pPr>
+        <w:pStyle w:val="Standard"/>
+        <w:rPr>
+          <w:rFonts w:ascii="Times New Roman" w:hAnsi="Times New Roman"/>
+          <w:sz w:val="28"/>
+          <w:szCs w:val="28"/>
+        </w:rPr>
+      </w:pPr>
+      <w:r>
+        <w:rPr>
+          <w:rFonts w:ascii="Times New Roman" w:hAnsi="Times New Roman"/>
+          <w:noProof/>
+          <w:sz w:val="28"/>
+          <w:szCs w:val="28"/>
+          <w14:ligatures w14:val="standardContextual"/>
+        </w:rPr>
+        <w:drawing>
+          <wp:inline distT="0" distB="0" distL="0" distR="0" wp14:anchorId="4DF91DB2" wp14:editId="6FCB7AC2">
+            <wp:extent cx="3886200" cy="200025"/>
+            <wp:effectExtent l="0" t="0" r="0" b="9525"/>
+            <wp:docPr id="1" name="Рисунок 1"/>
+            <wp:cNvGraphicFramePr>
+              <a:graphicFrameLocks xmlns:a="http://schemas.openxmlformats.org/drawingml/2006/main" noChangeAspect="1"/>
+            </wp:cNvGraphicFramePr>
+            <a:graphic xmlns:a="http://schemas.openxmlformats.org/drawingml/2006/main">
+              <a:graphicData uri="http://schemas.openxmlformats.org/drawingml/2006/picture">
+                <pic:pic xmlns:pic="http://schemas.openxmlformats.org/drawingml/2006/picture">
+                  <pic:nvPicPr>
+                    <pic:cNvPr id="1" name="Рисунок 1"/>
+                    <pic:cNvPicPr/>
+                  </pic:nvPicPr>
+                  <pic:blipFill>
+                    <a:blip r:embed="rId5">
+                      <a:extLst>
+                        <a:ext uri="{28A0092B-C50C-407E-A947-70E740481C1C}">
+                          <a14:useLocalDpi xmlns:a14="http://schemas.microsoft.com/office/drawing/2010/main" val="0"/>
+                        </a:ext>
+                      </a:extLst>
+                    </a:blip>
+                    <a:stretch>
+                      <a:fillRect/>
+                    </a:stretch>
+                  </pic:blipFill>
+                  <pic:spPr>
+                    <a:xfrm>
+                      <a:off x="0" y="0"/>
+                      <a:ext cx="3886200" cy="200025"/>
+                    </a:xfrm>
+                    <a:prstGeom prst="rect">
+                      <a:avLst/>
+                    </a:prstGeom>
+                  </pic:spPr>
+                </pic:pic>
+              </a:graphicData>
+            </a:graphic>
+          </wp:inline>
+        </w:drawing>
+      </w:r>
+    </w:p>
+    <w:p>
+      <w:pPr>
+        <w:pStyle w:val="Standard"/>
+        <w:rPr>
+          <w:rFonts w:ascii="Times New Roman" w:hAnsi="Times New Roman"/>
+          <w:sz w:val="28"/>
+          <w:szCs w:val="28"/>
+        </w:rPr>
+      </w:pPr>
+      <w:r>
+        <w:rPr>
+          <w:rFonts w:ascii="Times New Roman" w:hAnsi="Times New Roman"/>
+          <w:sz w:val="28"/>
+          <w:szCs w:val="28"/>
+        </w:rPr>
+        <w:t>2) Проверим статус сервиса</w:t>
+      </w:r>
+    </w:p>
+    <w:p>
+      <w:pPr>
+        <w:pStyle w:val="Standard"/>
+        <w:rPr>
+          <w:rFonts w:ascii="Times New Roman" w:hAnsi="Times New Roman"/>
+          <w:sz w:val="28"/>
+          <w:szCs w:val="28"/>
+        </w:rPr>
+      </w:pPr>
+      <w:r>
+        <w:rPr>
+          <w:rFonts w:ascii="Times New Roman" w:hAnsi="Times New Roman"/>
+          <w:sz w:val="28"/>
+          <w:szCs w:val="28"/>
+        </w:rPr>
+        <w:t xml:space="preserve">``` </w:t>
+      </w:r>
+      <w:proofErr w:type="spellStart"/>
+      <w:r>
+        <w:rPr>
+          <w:rFonts w:ascii="Times New Roman" w:hAnsi="Times New Roman"/>
+          <w:sz w:val="28"/>
+          <w:szCs w:val="28"/>
+        </w:rPr>
+        <w:t>sudo</w:t>
+      </w:r>
+      <w:proofErr w:type="spellEnd"/>
+      <w:r>
+        <w:rPr>
+          <w:rFonts w:ascii="Times New Roman" w:hAnsi="Times New Roman"/>
+          <w:sz w:val="28"/>
+          <w:szCs w:val="28"/>
+        </w:rPr>
+        <w:t xml:space="preserve"> </w:t>
+      </w:r>
+      <w:proofErr w:type="spellStart"/>
+      <w:r>
+        <w:rPr>
+          <w:rFonts w:ascii="Times New Roman" w:hAnsi="Times New Roman"/>
+          <w:sz w:val="28"/>
+          <w:szCs w:val="28"/>
+        </w:rPr>
+        <w:t>systemctl</w:t>
+      </w:r>
+      <w:proofErr w:type="spellEnd"/>
+      <w:r>
+        <w:rPr>
+          <w:rFonts w:ascii="Times New Roman" w:hAnsi="Times New Roman"/>
+          <w:sz w:val="28"/>
+          <w:szCs w:val="28"/>
+        </w:rPr>
+        <w:t xml:space="preserve"> </w:t>
+      </w:r>
+      <w:proofErr w:type="spellStart"/>
+      <w:r>
+        <w:rPr>
+          <w:rFonts w:ascii="Times New Roman" w:hAnsi="Times New Roman"/>
+          <w:sz w:val="28"/>
+          <w:szCs w:val="28"/>
+        </w:rPr>
+        <w:t>status</w:t>
+      </w:r>
+      <w:proofErr w:type="spellEnd"/>
+      <w:r>
+        <w:rPr>
+          <w:rFonts w:ascii="Times New Roman" w:hAnsi="Times New Roman"/>
+          <w:sz w:val="28"/>
+          <w:szCs w:val="28"/>
+        </w:rPr>
+        <w:t xml:space="preserve"> </w:t>
+      </w:r>
+      <w:proofErr w:type="spellStart"/>
+      <w:r>
+        <w:rPr>
+          <w:rFonts w:ascii="Times New Roman" w:hAnsi="Times New Roman"/>
+          <w:sz w:val="28"/>
+          <w:szCs w:val="28"/>
+        </w:rPr>
+        <w:t>tgt</w:t>
+      </w:r>
+      <w:proofErr w:type="spellEnd"/>
+      <w:r>
+        <w:rPr>
+          <w:rFonts w:ascii="Times New Roman" w:hAnsi="Times New Roman"/>
+          <w:sz w:val="28"/>
+          <w:szCs w:val="28"/>
+        </w:rPr>
+        <w:t xml:space="preserve"> ```</w:t>
+      </w:r>
+    </w:p>
+    <w:p>
+      <w:pPr>
+        <w:pStyle w:val="Standard"/>
+        <w:rPr>
+          <w:rFonts w:ascii="Times New Roman" w:hAnsi="Times New Roman"/>
+          <w:sz w:val="28"/>
+          <w:szCs w:val="28"/>
+        </w:rPr>
+      </w:pPr>
+      <w:r>
+        <w:rPr>
+          <w:rFonts w:ascii="Times New Roman" w:hAnsi="Times New Roman"/>
+          <w:noProof/>
+          <w:sz w:val="28"/>
+          <w:szCs w:val="28"/>
+          <w14:ligatures w14:val="standardContextual"/>
+        </w:rPr>
+        <w:drawing>
+          <wp:inline distT="0" distB="0" distL="0" distR="0" wp14:anchorId="6519E51C" wp14:editId="567AF3D1">
+            <wp:extent cx="5940425" cy="2334895"/>
+            <wp:effectExtent l="0" t="0" r="3175" b="8255"/>
+            <wp:docPr id="2" name="Рисунок 2" descr="Изображение выглядит как текст, снимок экрана, Шрифт&#10;&#10;Контент, сгенерированный ИИ, может содержать ошибки."/>
+            <wp:cNvGraphicFramePr>
+              <a:graphicFrameLocks xmlns:a="http://schemas.openxmlformats.org/drawingml/2006/main" noChangeAspect="1"/>
+            </wp:cNvGraphicFramePr>
+            <a:graphic xmlns:a="http://schemas.openxmlformats.org/drawingml/2006/main">
+              <a:graphicData uri="http://schemas.openxmlformats.org/drawingml/2006/picture">
+                <pic:pic xmlns:pic="http://schemas.openxmlformats.org/drawingml/2006/picture">
+                  <pic:nvPicPr>
+                    <pic:cNvPr id="2" name="Рисунок 2" descr="Изображение выглядит как текст, снимок экрана, Шрифт&#10;&#10;Контент, сгенерированный ИИ, может содержать ошибки."/>
+                    <pic:cNvPicPr/>
+                  </pic:nvPicPr>
+                  <pic:blipFill>
+                    <a:blip r:embed="rId6">
+                      <a:extLst>
+                        <a:ext uri="{28A0092B-C50C-407E-A947-70E740481C1C}">
+                          <a14:useLocalDpi xmlns:a14="http://schemas.microsoft.com/office/drawing/2010/main" val="0"/>
+                        </a:ext>
+                      </a:extLst>
+                    </a:blip>
+                    <a:stretch>
+                      <a:fillRect/>
+                    </a:stretch>
+                  </pic:blipFill>
+                  <pic:spPr>
+                    <a:xfrm>
+                      <a:off x="0" y="0"/>
+                      <a:ext cx="5940425" cy="2334895"/>
+                    </a:xfrm>
+                    <a:prstGeom prst="rect">
+                      <a:avLst/>
+                    </a:prstGeom>
+                  </pic:spPr>
+                </pic:pic>
+              </a:graphicData>
+            </a:graphic>
+          </wp:inline>
+        </w:drawing>
+      </w:r>
+    </w:p>
+    <w:p>
+      <w:pPr>
+        <w:pStyle w:val="Standard"/>
+        <w:rPr>
+          <w:rFonts w:ascii="Times New Roman" w:hAnsi="Times New Roman"/>
+          <w:sz w:val="28"/>
+          <w:szCs w:val="28"/>
+        </w:rPr>
+      </w:pPr>
+      <w:r>
+        <w:rPr>
+          <w:rFonts w:ascii="Times New Roman" w:hAnsi="Times New Roman"/>
+          <w:sz w:val="28"/>
+          <w:szCs w:val="28"/>
+        </w:rPr>
+        <w:t>3) Создание первого LUN (512 МБ)</w:t>
+      </w:r>
+    </w:p>
+    <w:p>
+      <w:pPr>
+        <w:pStyle w:val="Standard"/>
+        <w:rPr>
+          <w:rFonts w:ascii="Times New Roman" w:hAnsi="Times New Roman"/>
+          <w:sz w:val="28"/>
+          <w:szCs w:val="28"/>
+        </w:rPr>
+      </w:pPr>
+      <w:r>
+        <w:rPr>
+          <w:rFonts w:ascii="Times New Roman" w:hAnsi="Times New Roman"/>
+          <w:sz w:val="28"/>
+          <w:szCs w:val="28"/>
+        </w:rPr>
+        <w:t xml:space="preserve">``` </w:t>
+      </w:r>
+      <w:proofErr w:type="spellStart"/>
+      <w:r>
+        <w:rPr>
+          <w:rFonts w:ascii="Times New Roman" w:hAnsi="Times New Roman"/>
+          <w:sz w:val="28"/>
+          <w:szCs w:val="28"/>
+        </w:rPr>
+        <w:t>sudo</w:t>
+      </w:r>
+      <w:proofErr w:type="spellEnd"/>
+      <w:r>
+        <w:rPr>
+          <w:rFonts w:ascii="Times New Roman" w:hAnsi="Times New Roman"/>
+          <w:sz w:val="28"/>
+          <w:szCs w:val="28"/>
+        </w:rPr>
+        <w:t xml:space="preserve"> </w:t>
+      </w:r>
+      <w:proofErr w:type="spellStart"/>
+      <w:r>
+        <w:rPr>
+          <w:rFonts w:ascii="Times New Roman" w:hAnsi="Times New Roman"/>
+          <w:sz w:val="28"/>
+          <w:szCs w:val="28"/>
+        </w:rPr>
+        <w:t>lvcreate</w:t>
+      </w:r>
+      <w:proofErr w:type="spellEnd"/>
+      <w:r>
+        <w:rPr>
+          <w:rFonts w:ascii="Times New Roman" w:hAnsi="Times New Roman"/>
+          <w:sz w:val="28"/>
+          <w:szCs w:val="28"/>
+        </w:rPr>
+        <w:t xml:space="preserve"> -L 512M -n iscsi_lun0 ubuntu-vg ```</w:t>
+      </w:r>
+    </w:p>
+    <w:p>
+      <w:pPr>
+        <w:pStyle w:val="Standard"/>
+        <w:rPr>
+          <w:rFonts w:ascii="Times New Roman" w:hAnsi="Times New Roman"/>
+          <w:sz w:val="28"/>
+          <w:szCs w:val="28"/>
+        </w:rPr>
+      </w:pPr>
+      <w:r>
+        <w:rPr>
+          <w:rFonts w:ascii="Times New Roman" w:hAnsi="Times New Roman"/>
+          <w:noProof/>
+          <w:sz w:val="28"/>
+          <w:szCs w:val="28"/>
+          <w14:ligatures w14:val="standardContextual"/>
+        </w:rPr>
+        <w:drawing>
+          <wp:inline distT="0" distB="0" distL="0" distR="0" wp14:anchorId="0BFC1AB3" wp14:editId="4DF13AF8">
+            <wp:extent cx="5572125" cy="371475"/>
+            <wp:effectExtent l="0" t="0" r="9525" b="9525"/>
+            <wp:docPr id="3" name="Рисунок 3"/>
+            <wp:cNvGraphicFramePr>
+              <a:graphicFrameLocks xmlns:a="http://schemas.openxmlformats.org/drawingml/2006/main" noChangeAspect="1"/>
+            </wp:cNvGraphicFramePr>
+            <a:graphic xmlns:a="http://schemas.openxmlformats.org/drawingml/2006/main">
+              <a:graphicData uri="http://schemas.openxmlformats.org/drawingml/2006/picture">
+                <pic:pic xmlns:pic="http://schemas.openxmlformats.org/drawingml/2006/picture">
+                  <pic:nvPicPr>
+                    <pic:cNvPr id="3" name="Рисунок 3"/>
+                    <pic:cNvPicPr/>
+                  </pic:nvPicPr>
+                  <pic:blipFill>
+                    <a:blip r:embed="rId7">
+                      <a:extLst>
+                        <a:ext uri="{28A0092B-C50C-407E-A947-70E740481C1C}">
+                          <a14:useLocalDpi xmlns:a14="http://schemas.microsoft.com/office/drawing/2010/main" val="0"/>
+                        </a:ext>
+                      </a:extLst>
+                    </a:blip>
+                    <a:stretch>
+                      <a:fillRect/>
+                    </a:stretch>
+                  </pic:blipFill>
+                  <pic:spPr>
+                    <a:xfrm>
+                      <a:off x="0" y="0"/>
+                      <a:ext cx="5572125" cy="371475"/>
+                    </a:xfrm>
+                    <a:prstGeom prst="rect">
+                      <a:avLst/>
+                    </a:prstGeom>
+                  </pic:spPr>
+                </pic:pic>
+              </a:graphicData>
+            </a:graphic>
+          </wp:inline>
+        </w:drawing>
+      </w:r>
+    </w:p>
+    <w:p>
+      <w:pPr>
+        <w:rPr>
+          <w:rFonts w:ascii="Times New Roman" w:hAnsi="Times New Roman" w:cs="Times New Roman"/>
+          <w:sz w:val="28"/>
+          <w:szCs w:val="28"/>
+        </w:rPr>
+      </w:pPr>
+      <w:r>
+        <w:rPr>
+          <w:rFonts w:ascii="Times New Roman" w:hAnsi="Times New Roman" w:cs="Times New Roman"/>
+          <w:sz w:val="28"/>
+          <w:szCs w:val="28"/>
+        </w:rPr>
+        <w:t>4) Создание второго LUN (512 МБ)</w:t>
+      </w:r>
+    </w:p>
+    <w:p>
+      <w:pPr>
+        <w:rPr>
+          <w:rFonts w:ascii="Times New Roman" w:hAnsi="Times New Roman" w:cs="Times New Roman"/>
+          <w:sz w:val="28"/>
+          <w:szCs w:val="28"/>
+        </w:rPr>
+      </w:pPr>
+      <w:r>
+        <w:rPr>
+          <w:rFonts w:ascii="Times New Roman" w:hAnsi="Times New Roman" w:cs="Times New Roman"/>
+          <w:sz w:val="28"/>
+          <w:szCs w:val="28"/>
+        </w:rPr>
+        <w:t xml:space="preserve">``` </w:t>
+      </w:r>
+      <w:proofErr w:type="spellStart"/>
+      <w:r>
+        <w:rPr>
+          <w:rFonts w:ascii="Times New Roman" w:hAnsi="Times New Roman" w:cs="Times New Roman"/>
+          <w:sz w:val="28"/>
+          <w:szCs w:val="28"/>
+        </w:rPr>
+        <w:t>sudo</w:t>
+      </w:r>
+      <w:proofErr w:type="spellEnd"/>
+      <w:r>
+        <w:rPr>
+          <w:rFonts w:ascii="Times New Roman" w:hAnsi="Times New Roman" w:cs="Times New Roman"/>
+          <w:sz w:val="28"/>
+          <w:szCs w:val="28"/>
+        </w:rPr>
+        <w:t xml:space="preserve"> </w:t>
+      </w:r>
+      <w:proofErr w:type="spellStart"/>
+      <w:r>
+        <w:rPr>
+          <w:rFonts w:ascii="Times New Roman" w:hAnsi="Times New Roman" w:cs="Times New Roman"/>
+          <w:sz w:val="28"/>
+          <w:szCs w:val="28"/>
+        </w:rPr>
+        <w:t>lvcreate</w:t>
+      </w:r>
+      <w:proofErr w:type="spellEnd"/>
+      <w:r>
+        <w:rPr>
+          <w:rFonts w:ascii="Times New Roman" w:hAnsi="Times New Roman" w:cs="Times New Roman"/>
+          <w:sz w:val="28"/>
+          <w:szCs w:val="28"/>
+        </w:rPr>
+        <w:t xml:space="preserve"> -L 512M -n iscsi_lun1 ubuntu-vg ```</w:t>
+      </w:r>
+    </w:p>
+    <w:p>
+      <w:pPr>
+        <w:rPr>
+          <w:rFonts w:ascii="Times New Roman" w:hAnsi="Times New Roman" w:cs="Times New Roman"/>
+          <w:sz w:val="28"/>
+          <w:szCs w:val="28"/>
+        </w:rPr>
+      </w:pPr>
+      <w:r>
+        <w:rPr>
+          <w:rFonts w:ascii="Times New Roman" w:hAnsi="Times New Roman" w:cs="Times New Roman"/>
+          <w:noProof/>
+          <w:sz w:val="28"/>
+          <w:szCs w:val="28"/>
+          <w14:ligatures w14:val="standardContextual"/>
+        </w:rPr>
+        <w:drawing>
+          <wp:inline distT="0" distB="0" distL="0" distR="0" wp14:anchorId="1072D8A8" wp14:editId="710E78AF">
+            <wp:extent cx="5353050" cy="342900"/>
+            <wp:effectExtent l="0" t="0" r="0" b="0"/>
+            <wp:docPr id="4" name="Рисунок 4"/>
+            <wp:cNvGraphicFramePr>
+              <a:graphicFrameLocks xmlns:a="http://schemas.openxmlformats.org/drawingml/2006/main" noChangeAspect="1"/>
+            </wp:cNvGraphicFramePr>
+            <a:graphic xmlns:a="http://schemas.openxmlformats.org/drawingml/2006/main">
+              <a:graphicData uri="http://schemas.openxmlformats.org/drawingml/2006/picture">
+                <pic:pic xmlns:pic="http://schemas.openxmlformats.org/drawingml/2006/picture">
+                  <pic:nvPicPr>
+                    <pic:cNvPr id="4" name="Рисунок 4"/>
+                    <pic:cNvPicPr/>
+                  </pic:nvPicPr>
+                  <pic:blipFill>
+                    <a:blip r:embed="rId8">
+                      <a:extLst>
+                        <a:ext uri="{28A0092B-C50C-407E-A947-70E740481C1C}">
+                          <a14:useLocalDpi xmlns:a14="http://schemas.microsoft.com/office/drawing/2010/main" val="0"/>
+                        </a:ext>
+                      </a:extLst>
+                    </a:blip>
+                    <a:stretch>
+                      <a:fillRect/>
+                    </a:stretch>
+                  </pic:blipFill>
+                  <pic:spPr>
+                    <a:xfrm>
+                      <a:off x="0" y="0"/>
+                      <a:ext cx="5353050" cy="342900"/>
+                    </a:xfrm>
+                    <a:prstGeom prst="rect">
+                      <a:avLst/>
+                    </a:prstGeom>
+                  </pic:spPr>
+                </pic:pic>
+              </a:graphicData>
+            </a:graphic>
+          </wp:inline>
+        </w:drawing>
+      </w:r>
+    </w:p>
+    <w:p>
+      <w:pPr>
+        <w:rPr>
+          <w:rFonts w:ascii="Times New Roman" w:hAnsi="Times New Roman" w:cs="Times New Roman"/>
+          <w:sz w:val="28"/>
+          <w:szCs w:val="28"/>
+        </w:rPr>
+      </w:pPr>
+      <w:r>
+        <w:rPr>
+          <w:rFonts w:ascii="Times New Roman" w:hAnsi="Times New Roman" w:cs="Times New Roman"/>
+          <w:sz w:val="28"/>
+          <w:szCs w:val="28"/>
+        </w:rPr>
+        <w:t xml:space="preserve">5) Проверим </w:t>
+      </w:r>
+      <w:proofErr w:type="spellStart"/>
+      <w:r>
+        <w:rPr>
+          <w:rFonts w:ascii="Times New Roman" w:hAnsi="Times New Roman" w:cs="Times New Roman"/>
+          <w:sz w:val="28"/>
+          <w:szCs w:val="28"/>
+        </w:rPr>
+        <w:t>созданые</w:t>
+      </w:r>
+      <w:proofErr w:type="spellEnd"/>
+      <w:r>
+        <w:rPr>
+          <w:rFonts w:ascii="Times New Roman" w:hAnsi="Times New Roman" w:cs="Times New Roman"/>
+          <w:sz w:val="28"/>
+          <w:szCs w:val="28"/>
+        </w:rPr>
+        <w:t xml:space="preserve"> LUN</w:t>
+      </w:r>
+    </w:p>
+    <w:p>
+      <w:pPr>
+        <w:rPr>
+          <w:rFonts w:ascii="Times New Roman" w:hAnsi="Times New Roman" w:cs="Times New Roman"/>
+          <w:sz w:val="28"/>
+          <w:szCs w:val="28"/>
+        </w:rPr>
+      </w:pPr>
+      <w:r>
+        <w:rPr>
+          <w:rFonts w:ascii="Times New Roman" w:hAnsi="Times New Roman" w:cs="Times New Roman"/>
+          <w:sz w:val="28"/>
+          <w:szCs w:val="28"/>
+        </w:rPr>
+        <w:t xml:space="preserve">``` </w:t>
+      </w:r>
+      <w:proofErr w:type="spellStart"/>
+      <w:r>
+        <w:rPr>
+          <w:rFonts w:ascii="Times New Roman" w:hAnsi="Times New Roman" w:cs="Times New Roman"/>
+          <w:sz w:val="28"/>
+          <w:szCs w:val="28"/>
+        </w:rPr>
+        <w:t>sudo</w:t>
+      </w:r>
+      <w:proofErr w:type="spellEnd"/>
+      <w:r>
+        <w:rPr>
+          <w:rFonts w:ascii="Times New Roman" w:hAnsi="Times New Roman" w:cs="Times New Roman"/>
+          <w:sz w:val="28"/>
+          <w:szCs w:val="28"/>
+        </w:rPr>
+        <w:t xml:space="preserve"> </w:t>
+      </w:r>
+      <w:proofErr w:type="spellStart"/>
+      <w:r>
+        <w:rPr>
+          <w:rFonts w:ascii="Times New Roman" w:hAnsi="Times New Roman" w:cs="Times New Roman"/>
+          <w:sz w:val="28"/>
+          <w:szCs w:val="28"/>
+        </w:rPr>
+        <w:t>lvdisplay</w:t>
+      </w:r>
+      <w:proofErr w:type="spellEnd"/>
+      <w:r>
+        <w:rPr>
+          <w:rFonts w:ascii="Times New Roman" w:hAnsi="Times New Roman" w:cs="Times New Roman"/>
+          <w:sz w:val="28"/>
+          <w:szCs w:val="28"/>
+        </w:rPr>
+        <w:t xml:space="preserve"> | </w:t>
+      </w:r>
+      <w:proofErr w:type="spellStart"/>
+      <w:r>
+        <w:rPr>
+          <w:rFonts w:ascii="Times New Roman" w:hAnsi="Times New Roman" w:cs="Times New Roman"/>
+          <w:sz w:val="28"/>
+          <w:szCs w:val="28"/>
+        </w:rPr>
+        <w:t>grep</w:t>
+      </w:r>
+      <w:proofErr w:type="spellEnd"/>
+      <w:r>
+        <w:rPr>
+          <w:rFonts w:ascii="Times New Roman" w:hAnsi="Times New Roman" w:cs="Times New Roman"/>
+          <w:sz w:val="28"/>
+          <w:szCs w:val="28"/>
+        </w:rPr>
+        <w:t xml:space="preserve"> -E "LV </w:t>
+      </w:r>
+      <w:proofErr w:type="spellStart"/>
+      <w:r>
+        <w:rPr>
+          <w:rFonts w:ascii="Times New Roman" w:hAnsi="Times New Roman" w:cs="Times New Roman"/>
+          <w:sz w:val="28"/>
+          <w:szCs w:val="28"/>
+        </w:rPr>
+        <w:t>Name|LV</w:t>
+      </w:r>
+      <w:proofErr w:type="spellEnd"/>
+      <w:r>
+        <w:rPr>
+          <w:rFonts w:ascii="Times New Roman" w:hAnsi="Times New Roman" w:cs="Times New Roman"/>
+          <w:sz w:val="28"/>
+          <w:szCs w:val="28"/>
+        </w:rPr>
+        <w:t xml:space="preserve"> </w:t>
+      </w:r>
+      <w:proofErr w:type="spellStart"/>
+      <w:r>
+        <w:rPr>
+          <w:rFonts w:ascii="Times New Roman" w:hAnsi="Times New Roman" w:cs="Times New Roman"/>
+          <w:sz w:val="28"/>
+          <w:szCs w:val="28"/>
+        </w:rPr>
+        <w:t>Size</w:t>
+      </w:r>
+      <w:proofErr w:type="spellEnd"/>
+      <w:r>
+        <w:rPr>
+          <w:rFonts w:ascii="Times New Roman" w:hAnsi="Times New Roman" w:cs="Times New Roman"/>
+          <w:sz w:val="28"/>
+          <w:szCs w:val="28"/>
+        </w:rPr>
+        <w:t>" ```</w:t>
+      </w:r>
+    </w:p>
+    <w:p>
+      <w:pPr>
+        <w:rPr>
+          <w:rFonts w:ascii="Times New Roman" w:hAnsi="Times New Roman" w:cs="Times New Roman"/>
+          <w:sz w:val="28"/>
+          <w:szCs w:val="28"/>
+        </w:rPr>
+      </w:pPr>
+      <w:r>
+        <w:rPr>
+          <w:rFonts w:ascii="Times New Roman" w:hAnsi="Times New Roman" w:cs="Times New Roman"/>
+          <w:noProof/>
+          <w:sz w:val="28"/>
+          <w:szCs w:val="28"/>
+          <w14:ligatures w14:val="standardContextual"/>
+        </w:rPr>
+        <w:drawing>
+          <wp:inline distT="0" distB="0" distL="0" distR="0" wp14:anchorId="4430B023" wp14:editId="28BAC060">
+            <wp:extent cx="5210175" cy="1504950"/>
+            <wp:effectExtent l="0" t="0" r="9525" b="0"/>
+            <wp:docPr id="5" name="Рисунок 5" descr="Изображение выглядит как текст, снимок экрана, Шрифт, число&#10;&#10;Контент, сгенерированный ИИ, может содержать ошибки."/>
+            <wp:cNvGraphicFramePr>
+              <a:graphicFrameLocks xmlns:a="http://schemas.openxmlformats.org/drawingml/2006/main" noChangeAspect="1"/>
+            </wp:cNvGraphicFramePr>
+            <a:graphic xmlns:a="http://schemas.openxmlformats.org/drawingml/2006/main">
+              <a:graphicData uri="http://schemas.openxmlformats.org/drawingml/2006/picture">
+                <pic:pic xmlns:pic="http://schemas.openxmlformats.org/drawingml/2006/picture">
+                  <pic:nvPicPr>
+                    <pic:cNvPr id="5" name="Рисунок 5" descr="Изображение выглядит как текст, снимок экрана, Шрифт, число&#10;&#10;Контент, сгенерированный ИИ, может содержать ошибки."/>
+                    <pic:cNvPicPr/>
+                  </pic:nvPicPr>
+                  <pic:blipFill>
+                    <a:blip r:embed="rId9">
+                      <a:extLst>
+                        <a:ext uri="{28A0092B-C50C-407E-A947-70E740481C1C}">
+                          <a14:useLocalDpi xmlns:a14="http://schemas.microsoft.com/office/drawing/2010/main" val="0"/>
+                        </a:ext>
+                      </a:extLst>
+                    </a:blip>
+                    <a:stretch>
+                      <a:fillRect/>
+                    </a:stretch>
+                  </pic:blipFill>
+                  <pic:spPr>
+                    <a:xfrm>
+                      <a:off x="0" y="0"/>
+                      <a:ext cx="5210175" cy="1504950"/>
+                    </a:xfrm>
+                    <a:prstGeom prst="rect">
+                      <a:avLst/>
+                    </a:prstGeom>
+                  </pic:spPr>
+                </pic:pic>
+              </a:graphicData>
+            </a:graphic>
+          </wp:inline>
+        </w:drawing>
+      </w:r>
+    </w:p>
+    <w:p>
+      <w:pPr>
+        <w:rPr>
+          <w:rFonts w:ascii="Times New Roman" w:hAnsi="Times New Roman" w:cs="Times New Roman"/>
+          <w:sz w:val="28"/>
+          <w:szCs w:val="28"/>
+        </w:rPr>
+      </w:pPr>
+      <w:r>
+        <w:rPr>
+          <w:rFonts w:ascii="Times New Roman" w:hAnsi="Times New Roman" w:cs="Times New Roman"/>
+          <w:sz w:val="28"/>
+          <w:szCs w:val="28"/>
+        </w:rPr>
+        <w:t xml:space="preserve">6) Настройка Target и LUN. Редактируем файл конфигурации. Создадим отдельный файл для нашего </w:t>
+      </w:r>
+      <w:proofErr w:type="spellStart"/>
+      <w:r>
+        <w:rPr>
+          <w:rFonts w:ascii="Times New Roman" w:hAnsi="Times New Roman" w:cs="Times New Roman"/>
+          <w:sz w:val="28"/>
+          <w:szCs w:val="28"/>
+        </w:rPr>
+        <w:t>target</w:t>
+      </w:r>
+      <w:proofErr w:type="spellEnd"/>
+      <w:r>
+        <w:rPr>
+          <w:rFonts w:ascii="Times New Roman" w:hAnsi="Times New Roman" w:cs="Times New Roman"/>
+          <w:sz w:val="28"/>
+          <w:szCs w:val="28"/>
+        </w:rPr>
+        <w:t xml:space="preserve">: </w:t>
+      </w:r>
+    </w:p>
+    <w:p>
+      <w:pPr>
+        <w:rPr>
+          <w:rFonts w:ascii="Times New Roman" w:hAnsi="Times New Roman" w:cs="Times New Roman"/>
+          <w:sz w:val="28"/>
+          <w:szCs w:val="28"/>
+          <w:lang w:val="en-US"/>
+        </w:rPr>
+      </w:pPr>
+      <w:r>
+        <w:rPr>
+          <w:rFonts w:ascii="Times New Roman" w:hAnsi="Times New Roman" w:cs="Times New Roman"/>
+          <w:sz w:val="28"/>
+          <w:szCs w:val="28"/>
+          <w:lang w:val="en-US"/>
+        </w:rPr>
+        <w:t xml:space="preserve">``` </w:t>
+      </w:r>
+      <w:proofErr w:type="spellStart"/>
+      <w:r>
+        <w:rPr>
+          <w:rFonts w:ascii="Times New Roman" w:hAnsi="Times New Roman" w:cs="Times New Roman"/>
+          <w:sz w:val="28"/>
+          <w:szCs w:val="28"/>
+          <w:lang w:val="en-US"/>
+        </w:rPr>
+        <w:t>sudo</w:t>
+      </w:r>
+      <w:proofErr w:type="spellEnd"/>
+      <w:r>
+        <w:rPr>
+          <w:rFonts w:ascii="Times New Roman" w:hAnsi="Times New Roman" w:cs="Times New Roman"/>
+          <w:sz w:val="28"/>
+          <w:szCs w:val="28"/>
+          <w:lang w:val="en-US"/>
+        </w:rPr>
+        <w:t xml:space="preserve"> vi /</w:t>
+      </w:r>
+      <w:proofErr w:type="spellStart"/>
+      <w:r>
+        <w:rPr>
+          <w:rFonts w:ascii="Times New Roman" w:hAnsi="Times New Roman" w:cs="Times New Roman"/>
+          <w:sz w:val="28"/>
+          <w:szCs w:val="28"/>
+          <w:lang w:val="en-US"/>
+        </w:rPr>
+        <w:t>etc</w:t>
+      </w:r>
+      <w:proofErr w:type="spellEnd"/>
+      <w:r>
+        <w:rPr>
+          <w:rFonts w:ascii="Times New Roman" w:hAnsi="Times New Roman" w:cs="Times New Roman"/>
+          <w:sz w:val="28"/>
+          <w:szCs w:val="28"/>
+          <w:lang w:val="en-US"/>
+        </w:rPr>
+        <w:t>/</w:t>
+      </w:r>
+      <w:proofErr w:type="spellStart"/>
+      <w:r>
+        <w:rPr>
+          <w:rFonts w:ascii="Times New Roman" w:hAnsi="Times New Roman" w:cs="Times New Roman"/>
+          <w:sz w:val="28"/>
+          <w:szCs w:val="28"/>
+          <w:lang w:val="en-US"/>
+        </w:rPr>
+        <w:t>tgt</w:t>
+      </w:r>
+      <w:proofErr w:type="spellEnd"/>
+      <w:r>
+        <w:rPr>
+          <w:rFonts w:ascii="Times New Roman" w:hAnsi="Times New Roman" w:cs="Times New Roman"/>
+          <w:sz w:val="28"/>
+          <w:szCs w:val="28"/>
+          <w:lang w:val="en-US"/>
+        </w:rPr>
+        <w:t>/</w:t>
+      </w:r>
+      <w:proofErr w:type="spellStart"/>
+      <w:r>
+        <w:rPr>
+          <w:rFonts w:ascii="Times New Roman" w:hAnsi="Times New Roman" w:cs="Times New Roman"/>
+          <w:sz w:val="28"/>
+          <w:szCs w:val="28"/>
+          <w:lang w:val="en-US"/>
+        </w:rPr>
+        <w:t>conf.d</w:t>
+      </w:r>
+      <w:proofErr w:type="spellEnd"/>
+      <w:r>
+        <w:rPr>
+          <w:rFonts w:ascii="Times New Roman" w:hAnsi="Times New Roman" w:cs="Times New Roman"/>
+          <w:sz w:val="28"/>
+          <w:szCs w:val="28"/>
+          <w:lang w:val="en-US"/>
+        </w:rPr>
+        <w:t>/iscsi-lab3.conf ```</w:t>
+      </w:r>
+    </w:p>
+    <w:p>
+      <w:pPr>
+        <w:rPr>
+          <w:rFonts w:ascii="Times New Roman" w:hAnsi="Times New Roman" w:cs="Times New Roman"/>
+          <w:sz w:val="28"/>
+          <w:szCs w:val="28"/>
+          <w:lang w:val="en-US"/>
+        </w:rPr>
+      </w:pPr>
+      <w:r>
+        <w:rPr>
+          <w:rFonts w:ascii="Times New Roman" w:hAnsi="Times New Roman" w:cs="Times New Roman"/>
+          <w:sz w:val="28"/>
+          <w:szCs w:val="28"/>
+        </w:rPr>
+        <w:lastRenderedPageBreak/>
+        <w:t>Конфигурация</w:t>
+      </w:r>
+      <w:r>
+        <w:rPr>
+          <w:rFonts w:ascii="Times New Roman" w:hAnsi="Times New Roman" w:cs="Times New Roman"/>
+          <w:sz w:val="28"/>
+          <w:szCs w:val="28"/>
+          <w:lang w:val="en-US"/>
         </w:rPr>
         <w:t>:</w:t>
       </w:r>
-      <w:r>
-        <w:rPr>
-          <w:rFonts w:ascii="Times New Roman" w:hAnsi="Times New Roman" w:cs="Times New Roman"/>
-          <w:sz w:val="28"/>
-          <w:szCs w:val="28"/>
-        </w:rPr>
-        <w:t xml:space="preserve"> АВТ-341 Владимиров. А.В.</w:t>
+    </w:p>
+    <w:p>
+      <w:pPr>
+        <w:rPr>
+          <w:rFonts w:ascii="Times New Roman" w:hAnsi="Times New Roman" w:cs="Times New Roman"/>
+          <w:sz w:val="28"/>
+          <w:szCs w:val="28"/>
+          <w:lang w:val="en-US"/>
+        </w:rPr>
+      </w:pPr>
+      <w:r>
+        <w:rPr>
+          <w:rFonts w:ascii="Times New Roman" w:hAnsi="Times New Roman" w:cs="Times New Roman"/>
+          <w:sz w:val="28"/>
+          <w:szCs w:val="28"/>
+          <w:lang w:val="en-US"/>
+        </w:rPr>
+        <w:t>```</w:t>
+      </w:r>
+    </w:p>
+    <w:p>
+      <w:pPr>
+        <w:rPr>
+          <w:rFonts w:ascii="Times New Roman" w:hAnsi="Times New Roman" w:cs="Times New Roman"/>
+          <w:sz w:val="28"/>
+          <w:szCs w:val="28"/>
+          <w:lang w:val="en-US"/>
+        </w:rPr>
+      </w:pPr>
+      <w:r>
+        <w:rPr>
+          <w:rFonts w:ascii="Times New Roman" w:hAnsi="Times New Roman" w:cs="Times New Roman"/>
+          <w:sz w:val="28"/>
+          <w:szCs w:val="28"/>
+          <w:lang w:val="en-US"/>
+        </w:rPr>
+        <w:t># /</w:t>
+      </w:r>
+      <w:proofErr w:type="spellStart"/>
+      <w:r>
+        <w:rPr>
+          <w:rFonts w:ascii="Times New Roman" w:hAnsi="Times New Roman" w:cs="Times New Roman"/>
+          <w:sz w:val="28"/>
+          <w:szCs w:val="28"/>
+          <w:lang w:val="en-US"/>
+        </w:rPr>
+        <w:t>etc</w:t>
+      </w:r>
+      <w:proofErr w:type="spellEnd"/>
+      <w:r>
+        <w:rPr>
+          <w:rFonts w:ascii="Times New Roman" w:hAnsi="Times New Roman" w:cs="Times New Roman"/>
+          <w:sz w:val="28"/>
+          <w:szCs w:val="28"/>
+          <w:lang w:val="en-US"/>
+        </w:rPr>
+        <w:t>/</w:t>
+      </w:r>
+      <w:proofErr w:type="spellStart"/>
+      <w:r>
+        <w:rPr>
+          <w:rFonts w:ascii="Times New Roman" w:hAnsi="Times New Roman" w:cs="Times New Roman"/>
+          <w:sz w:val="28"/>
+          <w:szCs w:val="28"/>
+          <w:lang w:val="en-US"/>
+        </w:rPr>
+        <w:t>tgt</w:t>
+      </w:r>
+      <w:proofErr w:type="spellEnd"/>
+      <w:r>
+        <w:rPr>
+          <w:rFonts w:ascii="Times New Roman" w:hAnsi="Times New Roman" w:cs="Times New Roman"/>
+          <w:sz w:val="28"/>
+          <w:szCs w:val="28"/>
+          <w:lang w:val="en-US"/>
+        </w:rPr>
+        <w:t>/</w:t>
+      </w:r>
+      <w:proofErr w:type="spellStart"/>
+      <w:r>
+        <w:rPr>
+          <w:rFonts w:ascii="Times New Roman" w:hAnsi="Times New Roman" w:cs="Times New Roman"/>
+          <w:sz w:val="28"/>
+          <w:szCs w:val="28"/>
+          <w:lang w:val="en-US"/>
+        </w:rPr>
+        <w:t>conf.d</w:t>
+      </w:r>
+      <w:proofErr w:type="spellEnd"/>
+      <w:r>
+        <w:rPr>
+          <w:rFonts w:ascii="Times New Roman" w:hAnsi="Times New Roman" w:cs="Times New Roman"/>
+          <w:sz w:val="28"/>
+          <w:szCs w:val="28"/>
+          <w:lang w:val="en-US"/>
+        </w:rPr>
+        <w:t>/iscsi-lab3.conf</w:t>
+      </w:r>
+    </w:p>
+    <w:p>
+      <w:pPr>
+        <w:rPr>
+          <w:rFonts w:ascii="Times New Roman" w:hAnsi="Times New Roman" w:cs="Times New Roman"/>
+          <w:sz w:val="28"/>
+          <w:szCs w:val="28"/>
+          <w:lang w:val="en-US"/>
+        </w:rPr>
+      </w:pPr>
+      <w:r>
+        <w:rPr>
+          <w:rFonts w:ascii="Times New Roman" w:hAnsi="Times New Roman" w:cs="Times New Roman"/>
+          <w:sz w:val="28"/>
+          <w:szCs w:val="28"/>
+          <w:lang w:val="en-US"/>
+        </w:rPr>
+        <w:t xml:space="preserve">&lt;target </w:t>
+      </w:r>
+      <w:proofErr w:type="gramStart"/>
+      <w:r>
+        <w:rPr>
+          <w:rFonts w:ascii="Times New Roman" w:hAnsi="Times New Roman" w:cs="Times New Roman"/>
+          <w:sz w:val="28"/>
+          <w:szCs w:val="28"/>
+          <w:lang w:val="en-US"/>
+        </w:rPr>
+        <w:t>iqn.2026-04.local.lab:storage</w:t>
+      </w:r>
+      <w:proofErr w:type="gramEnd"/>
+      <w:r>
+        <w:rPr>
+          <w:rFonts w:ascii="Times New Roman" w:hAnsi="Times New Roman" w:cs="Times New Roman"/>
+          <w:sz w:val="28"/>
+          <w:szCs w:val="28"/>
+          <w:lang w:val="en-US"/>
+        </w:rPr>
+        <w:t>.target1&gt;</w:t>
+      </w:r>
+    </w:p>
+    <w:p>
+      <w:pPr>
+        <w:rPr>
+          <w:rFonts w:ascii="Times New Roman" w:hAnsi="Times New Roman" w:cs="Times New Roman"/>
+          <w:sz w:val="28"/>
+          <w:szCs w:val="28"/>
+          <w:lang w:val="en-US"/>
+        </w:rPr>
+      </w:pPr>
+      <w:r>
+        <w:rPr>
+          <w:rFonts w:ascii="Times New Roman" w:hAnsi="Times New Roman" w:cs="Times New Roman"/>
+          <w:sz w:val="28"/>
+          <w:szCs w:val="28"/>
+          <w:lang w:val="en-US"/>
+        </w:rPr>
+        <w:t xml:space="preserve">    </w:t>
+      </w:r>
+      <w:proofErr w:type="spellStart"/>
+      <w:r>
+        <w:rPr>
+          <w:rFonts w:ascii="Times New Roman" w:hAnsi="Times New Roman" w:cs="Times New Roman"/>
+          <w:sz w:val="28"/>
+          <w:szCs w:val="28"/>
+          <w:lang w:val="en-US"/>
+        </w:rPr>
+        <w:t>incominguser</w:t>
+      </w:r>
+      <w:proofErr w:type="spellEnd"/>
+      <w:r>
+        <w:rPr>
+          <w:rFonts w:ascii="Times New Roman" w:hAnsi="Times New Roman" w:cs="Times New Roman"/>
+          <w:sz w:val="28"/>
+          <w:szCs w:val="28"/>
+          <w:lang w:val="en-US"/>
+        </w:rPr>
+        <w:t xml:space="preserve"> root </w:t>
+      </w:r>
+      <w:proofErr w:type="spellStart"/>
+      <w:r>
+        <w:rPr>
+          <w:rFonts w:ascii="Times New Roman" w:hAnsi="Times New Roman" w:cs="Times New Roman"/>
+          <w:sz w:val="28"/>
+          <w:szCs w:val="28"/>
+          <w:lang w:val="en-US"/>
+        </w:rPr>
+        <w:t>rebustubus</w:t>
+      </w:r>
+      <w:proofErr w:type="spellEnd"/>
+    </w:p>
+    <w:p>
+      <w:pPr>
+        <w:rPr>
+          <w:rFonts w:ascii="Times New Roman" w:hAnsi="Times New Roman" w:cs="Times New Roman"/>
+          <w:sz w:val="28"/>
+          <w:szCs w:val="28"/>
+          <w:lang w:val="en-US"/>
+        </w:rPr>
+      </w:pPr>
+      <w:r>
+        <w:rPr>
+          <w:rFonts w:ascii="Times New Roman" w:hAnsi="Times New Roman" w:cs="Times New Roman"/>
+          <w:sz w:val="28"/>
+          <w:szCs w:val="28"/>
+          <w:lang w:val="en-US"/>
+        </w:rPr>
+        <w:t>    initiator-address 172.16.8.149</w:t>
+      </w:r>
+    </w:p>
+    <w:p>
+      <w:pPr>
+        <w:rPr>
+          <w:rFonts w:ascii="Times New Roman" w:hAnsi="Times New Roman" w:cs="Times New Roman"/>
+          <w:sz w:val="28"/>
+          <w:szCs w:val="28"/>
+          <w:lang w:val="en-US"/>
+        </w:rPr>
+      </w:pPr>
+      <w:r>
+        <w:rPr>
+          <w:rFonts w:ascii="Times New Roman" w:hAnsi="Times New Roman" w:cs="Times New Roman"/>
+          <w:sz w:val="28"/>
+          <w:szCs w:val="28"/>
+          <w:lang w:val="en-US"/>
+        </w:rPr>
+        <w:t>    backing-store /dev/ubuntu-vg/iscsi_lun0</w:t>
+      </w:r>
+    </w:p>
+    <w:p>
+      <w:pPr>
+        <w:rPr>
+          <w:rFonts w:ascii="Times New Roman" w:hAnsi="Times New Roman" w:cs="Times New Roman"/>
+          <w:sz w:val="28"/>
+          <w:szCs w:val="28"/>
+          <w:lang w:val="en-US"/>
+        </w:rPr>
+      </w:pPr>
+      <w:r>
+        <w:rPr>
+          <w:rFonts w:ascii="Times New Roman" w:hAnsi="Times New Roman" w:cs="Times New Roman"/>
+          <w:sz w:val="28"/>
+          <w:szCs w:val="28"/>
+          <w:lang w:val="en-US"/>
+        </w:rPr>
+        <w:t>    backing-store /dev/ubuntu-vg/iscsi_lun1</w:t>
+      </w:r>
+    </w:p>
+    <w:p>
+      <w:pPr>
+        <w:rPr>
+          <w:rFonts w:ascii="Times New Roman" w:hAnsi="Times New Roman" w:cs="Times New Roman"/>
+          <w:sz w:val="28"/>
+          <w:szCs w:val="28"/>
+        </w:rPr>
+      </w:pPr>
+      <w:r>
+        <w:rPr>
+          <w:rFonts w:ascii="Times New Roman" w:hAnsi="Times New Roman" w:cs="Times New Roman"/>
+          <w:sz w:val="28"/>
+          <w:szCs w:val="28"/>
+        </w:rPr>
+        <w:t>&lt;/</w:t>
+      </w:r>
+      <w:proofErr w:type="spellStart"/>
+      <w:r>
+        <w:rPr>
+          <w:rFonts w:ascii="Times New Roman" w:hAnsi="Times New Roman" w:cs="Times New Roman"/>
+          <w:sz w:val="28"/>
+          <w:szCs w:val="28"/>
+        </w:rPr>
+        <w:t>target</w:t>
+      </w:r>
+      <w:proofErr w:type="spellEnd"/>
+      <w:r>
+        <w:rPr>
+          <w:rFonts w:ascii="Times New Roman" w:hAnsi="Times New Roman" w:cs="Times New Roman"/>
+          <w:sz w:val="28"/>
+          <w:szCs w:val="28"/>
+        </w:rPr>
+        <w:t>&gt;</w:t>
+      </w:r>
+    </w:p>
+    <w:p>
+      <w:pPr>
+        <w:rPr>
+          <w:rFonts w:ascii="Times New Roman" w:hAnsi="Times New Roman" w:cs="Times New Roman"/>
+          <w:sz w:val="28"/>
+          <w:szCs w:val="28"/>
+        </w:rPr>
+      </w:pPr>
+    </w:p>
+    <w:p>
+      <w:pPr>
+        <w:rPr>
+          <w:rFonts w:ascii="Times New Roman" w:hAnsi="Times New Roman" w:cs="Times New Roman"/>
+          <w:sz w:val="28"/>
+          <w:szCs w:val="28"/>
+        </w:rPr>
+      </w:pPr>
+      <w:r>
+        <w:rPr>
+          <w:rFonts w:ascii="Times New Roman" w:hAnsi="Times New Roman" w:cs="Times New Roman"/>
+          <w:sz w:val="28"/>
+          <w:szCs w:val="28"/>
+        </w:rPr>
+        <w:t>```</w:t>
+      </w:r>
+    </w:p>
+    <w:p>
+      <w:pPr>
+        <w:rPr>
+          <w:rFonts w:ascii="Times New Roman" w:hAnsi="Times New Roman" w:cs="Times New Roman"/>
+          <w:sz w:val="28"/>
+          <w:szCs w:val="28"/>
+        </w:rPr>
+      </w:pPr>
+      <w:r>
+        <w:rPr>
+          <w:rFonts w:ascii="Times New Roman" w:hAnsi="Times New Roman" w:cs="Times New Roman"/>
+          <w:sz w:val="28"/>
+          <w:szCs w:val="28"/>
+        </w:rPr>
+        <w:t>7) Перезапустим службы для чтения конфигурации</w:t>
+      </w:r>
+    </w:p>
+    <w:p>
+      <w:pPr>
+        <w:rPr>
+          <w:rFonts w:ascii="Times New Roman" w:hAnsi="Times New Roman" w:cs="Times New Roman"/>
+          <w:sz w:val="28"/>
+          <w:szCs w:val="28"/>
+          <w:lang w:val="en-US"/>
+        </w:rPr>
+      </w:pPr>
+      <w:r>
+        <w:rPr>
+          <w:rFonts w:ascii="Times New Roman" w:hAnsi="Times New Roman" w:cs="Times New Roman"/>
+          <w:sz w:val="28"/>
+          <w:szCs w:val="28"/>
+          <w:lang w:val="en-US"/>
+        </w:rPr>
+        <w:t xml:space="preserve">``` </w:t>
+      </w:r>
+      <w:proofErr w:type="spellStart"/>
+      <w:r>
+        <w:rPr>
+          <w:rFonts w:ascii="Times New Roman" w:hAnsi="Times New Roman" w:cs="Times New Roman"/>
+          <w:sz w:val="28"/>
+          <w:szCs w:val="28"/>
+          <w:lang w:val="en-US"/>
+        </w:rPr>
+        <w:t>sudo</w:t>
+      </w:r>
+      <w:proofErr w:type="spellEnd"/>
+      <w:r>
+        <w:rPr>
+          <w:rFonts w:ascii="Times New Roman" w:hAnsi="Times New Roman" w:cs="Times New Roman"/>
+          <w:sz w:val="28"/>
+          <w:szCs w:val="28"/>
+          <w:lang w:val="en-US"/>
+        </w:rPr>
+        <w:t xml:space="preserve"> </w:t>
+      </w:r>
+      <w:proofErr w:type="spellStart"/>
+      <w:r>
+        <w:rPr>
+          <w:rFonts w:ascii="Times New Roman" w:hAnsi="Times New Roman" w:cs="Times New Roman"/>
+          <w:sz w:val="28"/>
+          <w:szCs w:val="28"/>
+          <w:lang w:val="en-US"/>
+        </w:rPr>
+        <w:t>systemctl</w:t>
+      </w:r>
+      <w:proofErr w:type="spellEnd"/>
+      <w:r>
+        <w:rPr>
+          <w:rFonts w:ascii="Times New Roman" w:hAnsi="Times New Roman" w:cs="Times New Roman"/>
+          <w:sz w:val="28"/>
+          <w:szCs w:val="28"/>
+          <w:lang w:val="en-US"/>
+        </w:rPr>
+        <w:t xml:space="preserve"> restart </w:t>
+      </w:r>
+      <w:proofErr w:type="spellStart"/>
+      <w:r>
+        <w:rPr>
+          <w:rFonts w:ascii="Times New Roman" w:hAnsi="Times New Roman" w:cs="Times New Roman"/>
+          <w:sz w:val="28"/>
+          <w:szCs w:val="28"/>
+          <w:lang w:val="en-US"/>
+        </w:rPr>
+        <w:t>tgt</w:t>
+      </w:r>
+      <w:proofErr w:type="spellEnd"/>
+      <w:r>
+        <w:rPr>
+          <w:rFonts w:ascii="Times New Roman" w:hAnsi="Times New Roman" w:cs="Times New Roman"/>
+          <w:sz w:val="28"/>
+          <w:szCs w:val="28"/>
+          <w:lang w:val="en-US"/>
+        </w:rPr>
+        <w:t xml:space="preserve"> ```</w:t>
+      </w:r>
+    </w:p>
+    <w:p>
+      <w:pPr>
+        <w:rPr>
+          <w:rFonts w:ascii="Times New Roman" w:hAnsi="Times New Roman" w:cs="Times New Roman"/>
+          <w:sz w:val="28"/>
+          <w:szCs w:val="28"/>
+          <w:lang w:val="en-US"/>
+        </w:rPr>
+      </w:pPr>
+      <w:r>
+        <w:rPr>
+          <w:rFonts w:ascii="Times New Roman" w:hAnsi="Times New Roman" w:cs="Times New Roman"/>
+          <w:sz w:val="28"/>
+          <w:szCs w:val="28"/>
+          <w:lang w:val="en-US"/>
+        </w:rPr>
+        <w:t xml:space="preserve">8) </w:t>
+      </w:r>
+      <w:r>
+        <w:rPr>
+          <w:rFonts w:ascii="Times New Roman" w:hAnsi="Times New Roman" w:cs="Times New Roman"/>
+          <w:sz w:val="28"/>
+          <w:szCs w:val="28"/>
+        </w:rPr>
+        <w:t>Проверим</w:t>
+      </w:r>
+      <w:r>
+        <w:rPr>
+          <w:rFonts w:ascii="Times New Roman" w:hAnsi="Times New Roman" w:cs="Times New Roman"/>
+          <w:sz w:val="28"/>
+          <w:szCs w:val="28"/>
+          <w:lang w:val="en-US"/>
+        </w:rPr>
+        <w:t xml:space="preserve">, </w:t>
+      </w:r>
+      <w:r>
+        <w:rPr>
+          <w:rFonts w:ascii="Times New Roman" w:hAnsi="Times New Roman" w:cs="Times New Roman"/>
+          <w:sz w:val="28"/>
+          <w:szCs w:val="28"/>
+        </w:rPr>
+        <w:t>что</w:t>
+      </w:r>
+      <w:r>
+        <w:rPr>
+          <w:rFonts w:ascii="Times New Roman" w:hAnsi="Times New Roman" w:cs="Times New Roman"/>
+          <w:sz w:val="28"/>
+          <w:szCs w:val="28"/>
+          <w:lang w:val="en-US"/>
+        </w:rPr>
+        <w:t xml:space="preserve"> target </w:t>
+      </w:r>
+      <w:r>
+        <w:rPr>
+          <w:rFonts w:ascii="Times New Roman" w:hAnsi="Times New Roman" w:cs="Times New Roman"/>
+          <w:sz w:val="28"/>
+          <w:szCs w:val="28"/>
+        </w:rPr>
+        <w:t>активен</w:t>
+      </w:r>
+    </w:p>
+    <w:p>
+      <w:pPr>
+        <w:rPr>
+          <w:rFonts w:ascii="Times New Roman" w:hAnsi="Times New Roman" w:cs="Times New Roman"/>
+          <w:sz w:val="28"/>
+          <w:szCs w:val="28"/>
+        </w:rPr>
+      </w:pPr>
+      <w:r>
+        <w:rPr>
+          <w:rFonts w:ascii="Times New Roman" w:hAnsi="Times New Roman" w:cs="Times New Roman"/>
+          <w:sz w:val="28"/>
+          <w:szCs w:val="28"/>
+        </w:rPr>
+        <w:t xml:space="preserve">``` </w:t>
+      </w:r>
+      <w:proofErr w:type="spellStart"/>
+      <w:r>
+        <w:rPr>
+          <w:rFonts w:ascii="Times New Roman" w:hAnsi="Times New Roman" w:cs="Times New Roman"/>
+          <w:sz w:val="28"/>
+          <w:szCs w:val="28"/>
+        </w:rPr>
+        <w:t>sudo</w:t>
+      </w:r>
+      <w:proofErr w:type="spellEnd"/>
+      <w:r>
+        <w:rPr>
+          <w:rFonts w:ascii="Times New Roman" w:hAnsi="Times New Roman" w:cs="Times New Roman"/>
+          <w:sz w:val="28"/>
+          <w:szCs w:val="28"/>
+        </w:rPr>
+        <w:t xml:space="preserve"> </w:t>
+      </w:r>
+      <w:proofErr w:type="spellStart"/>
+      <w:r>
+        <w:rPr>
+          <w:rFonts w:ascii="Times New Roman" w:hAnsi="Times New Roman" w:cs="Times New Roman"/>
+          <w:sz w:val="28"/>
+          <w:szCs w:val="28"/>
+        </w:rPr>
+        <w:t>systemctl</w:t>
+      </w:r>
+      <w:proofErr w:type="spellEnd"/>
+      <w:r>
+        <w:rPr>
+          <w:rFonts w:ascii="Times New Roman" w:hAnsi="Times New Roman" w:cs="Times New Roman"/>
+          <w:sz w:val="28"/>
+          <w:szCs w:val="28"/>
+        </w:rPr>
+        <w:t xml:space="preserve"> </w:t>
+      </w:r>
+      <w:proofErr w:type="spellStart"/>
+      <w:r>
+        <w:rPr>
+          <w:rFonts w:ascii="Times New Roman" w:hAnsi="Times New Roman" w:cs="Times New Roman"/>
+          <w:sz w:val="28"/>
+          <w:szCs w:val="28"/>
+        </w:rPr>
+        <w:t>status</w:t>
+      </w:r>
+      <w:proofErr w:type="spellEnd"/>
+      <w:r>
+        <w:rPr>
+          <w:rFonts w:ascii="Times New Roman" w:hAnsi="Times New Roman" w:cs="Times New Roman"/>
+          <w:sz w:val="28"/>
+          <w:szCs w:val="28"/>
+        </w:rPr>
+        <w:t xml:space="preserve"> </w:t>
+      </w:r>
+      <w:proofErr w:type="spellStart"/>
+      <w:r>
+        <w:rPr>
+          <w:rFonts w:ascii="Times New Roman" w:hAnsi="Times New Roman" w:cs="Times New Roman"/>
+          <w:sz w:val="28"/>
+          <w:szCs w:val="28"/>
+        </w:rPr>
+        <w:t>tgt</w:t>
+      </w:r>
+      <w:proofErr w:type="spellEnd"/>
+      <w:r>
+        <w:rPr>
+          <w:rFonts w:ascii="Times New Roman" w:hAnsi="Times New Roman" w:cs="Times New Roman"/>
+          <w:sz w:val="28"/>
+          <w:szCs w:val="28"/>
+        </w:rPr>
+        <w:t xml:space="preserve"> ```</w:t>
+      </w:r>
+    </w:p>
+    <w:p>
+      <w:pPr>
+        <w:rPr>
+          <w:rFonts w:ascii="Times New Roman" w:hAnsi="Times New Roman" w:cs="Times New Roman"/>
+          <w:sz w:val="28"/>
+          <w:szCs w:val="28"/>
+          <w:lang w:val="en-US"/>
+        </w:rPr>
+      </w:pPr>
+      <w:r>
+        <w:rPr>
+          <w:rFonts w:ascii="Times New Roman" w:hAnsi="Times New Roman" w:cs="Times New Roman"/>
+          <w:noProof/>
+          <w:sz w:val="28"/>
+          <w:szCs w:val="28"/>
+          <w:lang w:val="en-US"/>
+          <w14:ligatures w14:val="standardContextual"/>
+        </w:rPr>
+        <w:drawing>
+          <wp:inline distT="0" distB="0" distL="0" distR="0" wp14:anchorId="72C2556C" wp14:editId="7E3FAAEE">
+            <wp:extent cx="5940425" cy="2954020"/>
+            <wp:effectExtent l="0" t="0" r="3175" b="0"/>
+            <wp:docPr id="6" name="Рисунок 6" descr="Изображение выглядит как текст, снимок экрана, Шрифт, число&#10;&#10;Контент, сгенерированный ИИ, может содержать ошибки."/>
+            <wp:cNvGraphicFramePr>
+              <a:graphicFrameLocks xmlns:a="http://schemas.openxmlformats.org/drawingml/2006/main" noChangeAspect="1"/>
+            </wp:cNvGraphicFramePr>
+            <a:graphic xmlns:a="http://schemas.openxmlformats.org/drawingml/2006/main">
+              <a:graphicData uri="http://schemas.openxmlformats.org/drawingml/2006/picture">
+                <pic:pic xmlns:pic="http://schemas.openxmlformats.org/drawingml/2006/picture">
+                  <pic:nvPicPr>
+                    <pic:cNvPr id="6" name="Рисунок 6" descr="Изображение выглядит как текст, снимок экрана, Шрифт, число&#10;&#10;Контент, сгенерированный ИИ, может содержать ошибки."/>
+                    <pic:cNvPicPr/>
+                  </pic:nvPicPr>
+                  <pic:blipFill>
+                    <a:blip r:embed="rId10">
+                      <a:extLst>
+                        <a:ext uri="{28A0092B-C50C-407E-A947-70E740481C1C}">
+                          <a14:useLocalDpi xmlns:a14="http://schemas.microsoft.com/office/drawing/2010/main" val="0"/>
+                        </a:ext>
+                      </a:extLst>
+                    </a:blip>
+                    <a:stretch>
+                      <a:fillRect/>
+                    </a:stretch>
+                  </pic:blipFill>
+                  <pic:spPr>
+                    <a:xfrm>
+                      <a:off x="0" y="0"/>
+                      <a:ext cx="5940425" cy="2954020"/>
+                    </a:xfrm>
+                    <a:prstGeom prst="rect">
+                      <a:avLst/>
+                    </a:prstGeom>
+                  </pic:spPr>
+                </pic:pic>
+              </a:graphicData>
+            </a:graphic>
+          </wp:inline>
+        </w:drawing>
+      </w:r>
+    </w:p>
+    <w:p>
+      <w:pPr>
+        <w:rPr>
+          <w:rFonts w:ascii="Times New Roman" w:hAnsi="Times New Roman" w:cs="Times New Roman"/>
+          <w:sz w:val="28"/>
+          <w:szCs w:val="28"/>
+          <w:lang w:val="en-US"/>
+        </w:rPr>
+      </w:pPr>
+    </w:p>
+    <w:p>
+      <w:pPr>
+        <w:rPr>
+          <w:rFonts w:ascii="Times New Roman" w:hAnsi="Times New Roman" w:cs="Times New Roman"/>
+          <w:sz w:val="28"/>
+          <w:szCs w:val="28"/>
+        </w:rPr>
+      </w:pPr>
+    </w:p>
+    <w:p>
+      <w:pPr>
+        <w:rPr>
+          <w:rFonts w:ascii="Times New Roman" w:hAnsi="Times New Roman" w:cs="Times New Roman"/>
+          <w:sz w:val="28"/>
+          <w:szCs w:val="28"/>
+        </w:rPr>
+      </w:pPr>
+    </w:p>
+    <w:p>
+      <w:pPr>
+        <w:rPr>
+          <w:rFonts w:ascii="Times New Roman" w:hAnsi="Times New Roman" w:cs="Times New Roman"/>
+          <w:sz w:val="28"/>
+          <w:szCs w:val="28"/>
+        </w:rPr>
+      </w:pPr>
+    </w:p>
+    <w:p>
+      <w:pPr>
+        <w:rPr>
+          <w:rFonts w:ascii="Times New Roman" w:hAnsi="Times New Roman" w:cs="Times New Roman"/>
+          <w:sz w:val="28"/>
+          <w:szCs w:val="28"/>
+        </w:rPr>
+      </w:pPr>
+    </w:p>
+    <w:p>
+      <w:pPr>
+        <w:rPr>
+          <w:rFonts w:ascii="Times New Roman" w:hAnsi="Times New Roman" w:cs="Times New Roman"/>
+          <w:sz w:val="28"/>
+          <w:szCs w:val="28"/>
+        </w:rPr>
+      </w:pPr>
+    </w:p>
+    <w:p>
+      <w:pPr>
+        <w:rPr>
+          <w:rFonts w:ascii="Times New Roman" w:hAnsi="Times New Roman" w:cs="Times New Roman"/>
+          <w:sz w:val="28"/>
+          <w:szCs w:val="28"/>
+        </w:rPr>
+      </w:pPr>
+    </w:p>
+    <w:p>
+      <w:pPr>
+        <w:rPr>
+          <w:rFonts w:ascii="Times New Roman" w:hAnsi="Times New Roman" w:cs="Times New Roman"/>
+          <w:sz w:val="28"/>
+          <w:szCs w:val="28"/>
+        </w:rPr>
+      </w:pPr>
+    </w:p>
+    <w:p>
+      <w:pPr>
+        <w:rPr>
+          <w:rFonts w:ascii="Times New Roman" w:hAnsi="Times New Roman" w:cs="Times New Roman"/>
+          <w:sz w:val="28"/>
+          <w:szCs w:val="28"/>
+        </w:rPr>
+      </w:pPr>
+    </w:p>
+    <w:p>
+      <w:pPr>
+        <w:rPr>
+          <w:rFonts w:ascii="Times New Roman" w:hAnsi="Times New Roman" w:cs="Times New Roman"/>
+          <w:sz w:val="28"/>
+          <w:szCs w:val="28"/>
+        </w:rPr>
+      </w:pPr>
+    </w:p>
+    <w:p>
+      <w:pPr>
+        <w:rPr>
+          <w:rFonts w:ascii="Times New Roman" w:hAnsi="Times New Roman" w:cs="Times New Roman"/>
+          <w:sz w:val="28"/>
+          <w:szCs w:val="28"/>
+        </w:rPr>
+      </w:pPr>
+    </w:p>
+    <w:p>
+      <w:pPr>
+        <w:rPr>
+          <w:rFonts w:ascii="Times New Roman" w:hAnsi="Times New Roman" w:cs="Times New Roman"/>
+          <w:sz w:val="28"/>
+          <w:szCs w:val="28"/>
+        </w:rPr>
+      </w:pPr>
+    </w:p>
+    <w:p>
+      <w:pPr>
+        <w:rPr>
+          <w:rFonts w:ascii="Times New Roman" w:hAnsi="Times New Roman" w:cs="Times New Roman"/>
+          <w:sz w:val="28"/>
+          <w:szCs w:val="28"/>
+        </w:rPr>
+      </w:pPr>
+    </w:p>
+    <w:p>
+      <w:pPr>
+        <w:rPr>
+          <w:rFonts w:ascii="Times New Roman" w:hAnsi="Times New Roman" w:cs="Times New Roman"/>
+          <w:sz w:val="28"/>
+          <w:szCs w:val="28"/>
+        </w:rPr>
+      </w:pPr>
+    </w:p>
+    <w:p>
+      <w:pPr>
+        <w:rPr>
+          <w:rFonts w:ascii="Times New Roman" w:hAnsi="Times New Roman" w:cs="Times New Roman"/>
+          <w:sz w:val="28"/>
+          <w:szCs w:val="28"/>
+        </w:rPr>
+      </w:pPr>
+    </w:p>
+    <w:p>
+      <w:pPr>
+        <w:rPr>
+          <w:rFonts w:ascii="Times New Roman" w:hAnsi="Times New Roman" w:cs="Times New Roman"/>
+          <w:sz w:val="28"/>
+          <w:szCs w:val="28"/>
+          <w:lang w:val="en-US"/>
+        </w:rPr>
+      </w:pPr>
+      <w:r>
+        <w:rPr>
+          <w:rFonts w:ascii="Times New Roman" w:hAnsi="Times New Roman" w:cs="Times New Roman"/>
+          <w:sz w:val="28"/>
+          <w:szCs w:val="28"/>
+          <w:lang w:val="en-US"/>
+        </w:rPr>
+        <w:lastRenderedPageBreak/>
+        <w:t xml:space="preserve">9) </w:t>
+      </w:r>
+      <w:r>
+        <w:rPr>
+          <w:rFonts w:ascii="Times New Roman" w:hAnsi="Times New Roman" w:cs="Times New Roman"/>
+          <w:sz w:val="28"/>
+          <w:szCs w:val="28"/>
+        </w:rPr>
+        <w:t>Просмотрим</w:t>
+      </w:r>
+      <w:r>
+        <w:rPr>
+          <w:rFonts w:ascii="Times New Roman" w:hAnsi="Times New Roman" w:cs="Times New Roman"/>
+          <w:sz w:val="28"/>
+          <w:szCs w:val="28"/>
+          <w:lang w:val="en-US"/>
+        </w:rPr>
+        <w:t xml:space="preserve"> </w:t>
+      </w:r>
+      <w:proofErr w:type="spellStart"/>
+      <w:r>
+        <w:rPr>
+          <w:rFonts w:ascii="Times New Roman" w:hAnsi="Times New Roman" w:cs="Times New Roman"/>
+          <w:sz w:val="28"/>
+          <w:szCs w:val="28"/>
+        </w:rPr>
+        <w:t>таргеты</w:t>
+      </w:r>
+      <w:proofErr w:type="spellEnd"/>
+    </w:p>
+    <w:p>
+      <w:pPr>
+        <w:rPr>
+          <w:rFonts w:ascii="Times New Roman" w:hAnsi="Times New Roman" w:cs="Times New Roman"/>
+          <w:sz w:val="28"/>
+          <w:szCs w:val="28"/>
+          <w:lang w:val="en-US"/>
+        </w:rPr>
+      </w:pPr>
+      <w:r>
+        <w:rPr>
+          <w:rFonts w:ascii="Times New Roman" w:hAnsi="Times New Roman" w:cs="Times New Roman"/>
+          <w:sz w:val="28"/>
+          <w:szCs w:val="28"/>
+          <w:lang w:val="en-US"/>
+        </w:rPr>
+        <w:t xml:space="preserve">``` </w:t>
+      </w:r>
+      <w:proofErr w:type="spellStart"/>
+      <w:r>
+        <w:rPr>
+          <w:rFonts w:ascii="Times New Roman" w:hAnsi="Times New Roman" w:cs="Times New Roman"/>
+          <w:sz w:val="28"/>
+          <w:szCs w:val="28"/>
+          <w:lang w:val="en-US"/>
+        </w:rPr>
+        <w:t>tgtadm</w:t>
+      </w:r>
+      <w:proofErr w:type="spellEnd"/>
+      <w:r>
+        <w:rPr>
+          <w:rFonts w:ascii="Times New Roman" w:hAnsi="Times New Roman" w:cs="Times New Roman"/>
+          <w:sz w:val="28"/>
+          <w:szCs w:val="28"/>
+          <w:lang w:val="en-US"/>
+        </w:rPr>
+        <w:t xml:space="preserve"> --mode target --op show ```</w:t>
       </w:r>
     </w:p>
     <w:p>
       <w:pPr>
         <w:jc w:val="center"/>
         <w:rPr>
-          <w:lang w:val="en-US"/>
-        </w:rPr>
-      </w:pPr>
+          <w:rFonts w:ascii="Times New Roman" w:hAnsi="Times New Roman" w:cs="Times New Roman"/>
+          <w:sz w:val="28"/>
+          <w:szCs w:val="28"/>
+          <w:lang w:val="en-US"/>
+        </w:rPr>
+      </w:pPr>
+      <w:r>
+        <w:rPr>
+          <w:rFonts w:ascii="Times New Roman" w:hAnsi="Times New Roman" w:cs="Times New Roman"/>
+          <w:noProof/>
+          <w:sz w:val="28"/>
+          <w:szCs w:val="28"/>
+          <w:lang w:val="en-US"/>
+          <w14:ligatures w14:val="standardContextual"/>
+        </w:rPr>
+        <w:drawing>
+          <wp:inline distT="0" distB="0" distL="0" distR="0" wp14:anchorId="5E33D45A" wp14:editId="793C09F5">
+            <wp:extent cx="4629150" cy="7820025"/>
+            <wp:effectExtent l="0" t="0" r="0" b="9525"/>
+            <wp:docPr id="7" name="Рисунок 7" descr="Изображение выглядит как текст, снимок экрана, документ, Шрифт&#10;&#10;Контент, сгенерированный ИИ, может содержать ошибки."/>
+            <wp:cNvGraphicFramePr>
+              <a:graphicFrameLocks xmlns:a="http://schemas.openxmlformats.org/drawingml/2006/main" noChangeAspect="1"/>
+            </wp:cNvGraphicFramePr>
+            <a:graphic xmlns:a="http://schemas.openxmlformats.org/drawingml/2006/main">
+              <a:graphicData uri="http://schemas.openxmlformats.org/drawingml/2006/picture">
+                <pic:pic xmlns:pic="http://schemas.openxmlformats.org/drawingml/2006/picture">
+                  <pic:nvPicPr>
+                    <pic:cNvPr id="7" name="Рисунок 7" descr="Изображение выглядит как текст, снимок экрана, документ, Шрифт&#10;&#10;Контент, сгенерированный ИИ, может содержать ошибки."/>
+                    <pic:cNvPicPr/>
+                  </pic:nvPicPr>
+                  <pic:blipFill>
+                    <a:blip r:embed="rId11">
+                      <a:extLst>
+                        <a:ext uri="{28A0092B-C50C-407E-A947-70E740481C1C}">
+                          <a14:useLocalDpi xmlns:a14="http://schemas.microsoft.com/office/drawing/2010/main" val="0"/>
+                        </a:ext>
+                      </a:extLst>
+                    </a:blip>
+                    <a:stretch>
+                      <a:fillRect/>
+                    </a:stretch>
+                  </pic:blipFill>
+                  <pic:spPr>
+                    <a:xfrm>
+                      <a:off x="0" y="0"/>
+                      <a:ext cx="4629150" cy="7820025"/>
+                    </a:xfrm>
+                    <a:prstGeom prst="rect">
+                      <a:avLst/>
+                    </a:prstGeom>
+                  </pic:spPr>
+                </pic:pic>
+              </a:graphicData>
+            </a:graphic>
+          </wp:inline>
+        </w:drawing>
+      </w:r>
+    </w:p>
+    <w:p>
+      <w:pPr>
+        <w:jc w:val="center"/>
+        <w:rPr>
+          <w:rFonts w:ascii="Times New Roman" w:hAnsi="Times New Roman" w:cs="Times New Roman"/>
+          <w:sz w:val="28"/>
+          <w:szCs w:val="28"/>
+          <w:lang w:val="en-US"/>
+        </w:rPr>
+      </w:pPr>
+    </w:p>
+    <w:p>
+      <w:pPr>
+        <w:rPr>
+          <w:rFonts w:ascii="Times New Roman" w:hAnsi="Times New Roman" w:cs="Times New Roman"/>
+          <w:sz w:val="28"/>
+          <w:szCs w:val="28"/>
+        </w:rPr>
+      </w:pPr>
+      <w:r>
+        <w:rPr>
+          <w:rFonts w:ascii="Times New Roman" w:hAnsi="Times New Roman" w:cs="Times New Roman"/>
+          <w:sz w:val="28"/>
+          <w:szCs w:val="28"/>
+        </w:rPr>
+        <w:t xml:space="preserve">II) Настроить </w:t>
+      </w:r>
+      <w:proofErr w:type="spellStart"/>
+      <w:r>
+        <w:rPr>
+          <w:rFonts w:ascii="Times New Roman" w:hAnsi="Times New Roman" w:cs="Times New Roman"/>
+          <w:sz w:val="28"/>
+          <w:szCs w:val="28"/>
+        </w:rPr>
+        <w:t>firewall</w:t>
+      </w:r>
+      <w:proofErr w:type="spellEnd"/>
+      <w:r>
+        <w:rPr>
+          <w:rFonts w:ascii="Times New Roman" w:hAnsi="Times New Roman" w:cs="Times New Roman"/>
+          <w:sz w:val="28"/>
+          <w:szCs w:val="28"/>
+        </w:rPr>
+        <w:t xml:space="preserve"> для удаленного доступа к </w:t>
+      </w:r>
+      <w:proofErr w:type="spellStart"/>
+      <w:r>
+        <w:rPr>
+          <w:rFonts w:ascii="Times New Roman" w:hAnsi="Times New Roman" w:cs="Times New Roman"/>
+          <w:sz w:val="28"/>
+          <w:szCs w:val="28"/>
+        </w:rPr>
+        <w:t>iSCSI</w:t>
+      </w:r>
+      <w:proofErr w:type="spellEnd"/>
+      <w:r>
+        <w:rPr>
+          <w:rFonts w:ascii="Times New Roman" w:hAnsi="Times New Roman" w:cs="Times New Roman"/>
+          <w:sz w:val="28"/>
+          <w:szCs w:val="28"/>
+        </w:rPr>
+        <w:t xml:space="preserve"> Target на данной машине по сети.</w:t>
+      </w:r>
+    </w:p>
+    <w:p>
+      <w:pPr>
+        <w:rPr>
+          <w:rFonts w:ascii="Times New Roman" w:hAnsi="Times New Roman" w:cs="Times New Roman"/>
+          <w:sz w:val="28"/>
+          <w:szCs w:val="28"/>
+        </w:rPr>
+      </w:pPr>
+      <w:r>
+        <w:rPr>
+          <w:rFonts w:ascii="Times New Roman" w:hAnsi="Times New Roman" w:cs="Times New Roman"/>
+          <w:b/>
+          <w:bCs/>
+          <w:sz w:val="28"/>
+          <w:szCs w:val="28"/>
+        </w:rPr>
+        <w:t># Выполняется на машине второй практики</w:t>
+      </w:r>
+    </w:p>
+    <w:p>
+      <w:pPr>
+        <w:rPr>
+          <w:rFonts w:ascii="Times New Roman" w:hAnsi="Times New Roman" w:cs="Times New Roman"/>
+          <w:sz w:val="28"/>
+          <w:szCs w:val="28"/>
+        </w:rPr>
+      </w:pPr>
+      <w:r>
+        <w:rPr>
+          <w:rFonts w:ascii="Times New Roman" w:hAnsi="Times New Roman" w:cs="Times New Roman"/>
+          <w:sz w:val="28"/>
+          <w:szCs w:val="28"/>
+        </w:rPr>
+        <w:lastRenderedPageBreak/>
+        <w:t xml:space="preserve">1) Разрешаем </w:t>
+      </w:r>
+      <w:proofErr w:type="spellStart"/>
+      <w:r>
+        <w:rPr>
+          <w:rFonts w:ascii="Times New Roman" w:hAnsi="Times New Roman" w:cs="Times New Roman"/>
+          <w:sz w:val="28"/>
+          <w:szCs w:val="28"/>
+        </w:rPr>
+        <w:t>iSCSI</w:t>
+      </w:r>
+      <w:proofErr w:type="spellEnd"/>
+      <w:r>
+        <w:rPr>
+          <w:rFonts w:ascii="Times New Roman" w:hAnsi="Times New Roman" w:cs="Times New Roman"/>
+          <w:sz w:val="28"/>
+          <w:szCs w:val="28"/>
+        </w:rPr>
+        <w:t xml:space="preserve"> трафик с IP-адреса первой практики</w:t>
+      </w:r>
+    </w:p>
+    <w:p>
+      <w:pPr>
+        <w:rPr>
+          <w:rFonts w:ascii="Times New Roman" w:hAnsi="Times New Roman" w:cs="Times New Roman"/>
+          <w:sz w:val="28"/>
+          <w:szCs w:val="28"/>
+          <w:lang w:val="en-US"/>
+        </w:rPr>
+      </w:pPr>
+      <w:r>
+        <w:rPr>
+          <w:rFonts w:ascii="Times New Roman" w:hAnsi="Times New Roman" w:cs="Times New Roman"/>
+          <w:sz w:val="28"/>
+          <w:szCs w:val="28"/>
+          <w:lang w:val="en-US"/>
+        </w:rPr>
+        <w:t xml:space="preserve">``` </w:t>
+      </w:r>
+    </w:p>
+    <w:p>
+      <w:pPr>
+        <w:rPr>
+          <w:rFonts w:ascii="Times New Roman" w:hAnsi="Times New Roman" w:cs="Times New Roman"/>
+          <w:sz w:val="28"/>
+          <w:szCs w:val="28"/>
+          <w:lang w:val="en-US"/>
+        </w:rPr>
+      </w:pPr>
+      <w:proofErr w:type="spellStart"/>
+      <w:r>
+        <w:rPr>
+          <w:rFonts w:ascii="Times New Roman" w:hAnsi="Times New Roman" w:cs="Times New Roman"/>
+          <w:sz w:val="28"/>
+          <w:szCs w:val="28"/>
+          <w:lang w:val="en-US"/>
+        </w:rPr>
+        <w:t>sudo</w:t>
+      </w:r>
+      <w:proofErr w:type="spellEnd"/>
+      <w:r>
+        <w:rPr>
+          <w:rFonts w:ascii="Times New Roman" w:hAnsi="Times New Roman" w:cs="Times New Roman"/>
+          <w:sz w:val="28"/>
+          <w:szCs w:val="28"/>
+          <w:lang w:val="en-US"/>
+        </w:rPr>
+        <w:t xml:space="preserve"> </w:t>
+      </w:r>
+      <w:proofErr w:type="spellStart"/>
+      <w:r>
+        <w:rPr>
+          <w:rFonts w:ascii="Times New Roman" w:hAnsi="Times New Roman" w:cs="Times New Roman"/>
+          <w:sz w:val="28"/>
+          <w:szCs w:val="28"/>
+          <w:lang w:val="en-US"/>
+        </w:rPr>
+        <w:t>ufw</w:t>
+      </w:r>
+      <w:proofErr w:type="spellEnd"/>
+      <w:r>
+        <w:rPr>
+          <w:rFonts w:ascii="Times New Roman" w:hAnsi="Times New Roman" w:cs="Times New Roman"/>
+          <w:sz w:val="28"/>
+          <w:szCs w:val="28"/>
+          <w:lang w:val="en-US"/>
+        </w:rPr>
+        <w:t xml:space="preserve"> allow from 172.16.8.149 to any port 3260 proto </w:t>
+      </w:r>
+      <w:proofErr w:type="spellStart"/>
+      <w:r>
+        <w:rPr>
+          <w:rFonts w:ascii="Times New Roman" w:hAnsi="Times New Roman" w:cs="Times New Roman"/>
+          <w:sz w:val="28"/>
+          <w:szCs w:val="28"/>
+          <w:lang w:val="en-US"/>
+        </w:rPr>
+        <w:t>tcp</w:t>
+      </w:r>
+      <w:proofErr w:type="spellEnd"/>
+      <w:r>
+        <w:rPr>
+          <w:rFonts w:ascii="Times New Roman" w:hAnsi="Times New Roman" w:cs="Times New Roman"/>
+          <w:sz w:val="28"/>
+          <w:szCs w:val="28"/>
+          <w:lang w:val="en-US"/>
+        </w:rPr>
+        <w:t xml:space="preserve"> comment 'iSCSI Target for Lab1' </w:t>
+      </w:r>
+    </w:p>
+    <w:p>
+      <w:pPr>
+        <w:rPr>
+          <w:rFonts w:ascii="Times New Roman" w:hAnsi="Times New Roman" w:cs="Times New Roman"/>
+          <w:sz w:val="28"/>
+          <w:szCs w:val="28"/>
+        </w:rPr>
+      </w:pPr>
+      <w:proofErr w:type="spellStart"/>
+      <w:r>
+        <w:rPr>
+          <w:rFonts w:ascii="Times New Roman" w:hAnsi="Times New Roman" w:cs="Times New Roman"/>
+          <w:sz w:val="28"/>
+          <w:szCs w:val="28"/>
+        </w:rPr>
+        <w:t>sudo</w:t>
+      </w:r>
+      <w:proofErr w:type="spellEnd"/>
+      <w:r>
+        <w:rPr>
+          <w:rFonts w:ascii="Times New Roman" w:hAnsi="Times New Roman" w:cs="Times New Roman"/>
+          <w:sz w:val="28"/>
+          <w:szCs w:val="28"/>
+        </w:rPr>
+        <w:t xml:space="preserve"> </w:t>
+      </w:r>
+      <w:proofErr w:type="spellStart"/>
+      <w:r>
+        <w:rPr>
+          <w:rFonts w:ascii="Times New Roman" w:hAnsi="Times New Roman" w:cs="Times New Roman"/>
+          <w:sz w:val="28"/>
+          <w:szCs w:val="28"/>
+        </w:rPr>
+        <w:t>ufw</w:t>
+      </w:r>
+      <w:proofErr w:type="spellEnd"/>
+      <w:r>
+        <w:rPr>
+          <w:rFonts w:ascii="Times New Roman" w:hAnsi="Times New Roman" w:cs="Times New Roman"/>
+          <w:sz w:val="28"/>
+          <w:szCs w:val="28"/>
+        </w:rPr>
+        <w:t xml:space="preserve"> </w:t>
+      </w:r>
+      <w:proofErr w:type="spellStart"/>
+      <w:r>
+        <w:rPr>
+          <w:rFonts w:ascii="Times New Roman" w:hAnsi="Times New Roman" w:cs="Times New Roman"/>
+          <w:sz w:val="28"/>
+          <w:szCs w:val="28"/>
+        </w:rPr>
+        <w:t>allow</w:t>
+      </w:r>
+      <w:proofErr w:type="spellEnd"/>
+      <w:r>
+        <w:rPr>
+          <w:rFonts w:ascii="Times New Roman" w:hAnsi="Times New Roman" w:cs="Times New Roman"/>
+          <w:sz w:val="28"/>
+          <w:szCs w:val="28"/>
+        </w:rPr>
+        <w:t xml:space="preserve"> </w:t>
+      </w:r>
+      <w:proofErr w:type="spellStart"/>
+      <w:r>
+        <w:rPr>
+          <w:rFonts w:ascii="Times New Roman" w:hAnsi="Times New Roman" w:cs="Times New Roman"/>
+          <w:sz w:val="28"/>
+          <w:szCs w:val="28"/>
+        </w:rPr>
+        <w:t>ssh</w:t>
+      </w:r>
+      <w:proofErr w:type="spellEnd"/>
+    </w:p>
+    <w:p>
+      <w:pPr>
+        <w:rPr>
+          <w:rFonts w:ascii="Times New Roman" w:hAnsi="Times New Roman" w:cs="Times New Roman"/>
+          <w:sz w:val="28"/>
+          <w:szCs w:val="28"/>
+        </w:rPr>
+      </w:pPr>
+      <w:r>
+        <w:rPr>
+          <w:rFonts w:ascii="Times New Roman" w:hAnsi="Times New Roman" w:cs="Times New Roman"/>
+          <w:sz w:val="28"/>
+          <w:szCs w:val="28"/>
+        </w:rPr>
+        <w:t>```</w:t>
+      </w:r>
+    </w:p>
+    <w:p>
+      <w:pPr>
+        <w:rPr>
+          <w:rFonts w:ascii="Times New Roman" w:hAnsi="Times New Roman" w:cs="Times New Roman"/>
+          <w:noProof/>
+          <w:sz w:val="28"/>
+          <w:szCs w:val="28"/>
+          <w14:ligatures w14:val="standardContextual"/>
+        </w:rPr>
+      </w:pPr>
+      <w:r>
+        <w:rPr>
+          <w:rFonts w:ascii="Times New Roman" w:hAnsi="Times New Roman" w:cs="Times New Roman"/>
+          <w:noProof/>
+          <w:sz w:val="28"/>
+          <w:szCs w:val="28"/>
+          <w14:ligatures w14:val="standardContextual"/>
+        </w:rPr>
+        <w:drawing>
+          <wp:inline distT="0" distB="0" distL="0" distR="0" wp14:anchorId="31129C42" wp14:editId="76EE83B6">
+            <wp:extent cx="5940425" cy="233045"/>
+            <wp:effectExtent l="0" t="0" r="3175" b="0"/>
+            <wp:docPr id="8" name="Рисунок 8"/>
+            <wp:cNvGraphicFramePr>
+              <a:graphicFrameLocks xmlns:a="http://schemas.openxmlformats.org/drawingml/2006/main" noChangeAspect="1"/>
+            </wp:cNvGraphicFramePr>
+            <a:graphic xmlns:a="http://schemas.openxmlformats.org/drawingml/2006/main">
+              <a:graphicData uri="http://schemas.openxmlformats.org/drawingml/2006/picture">
+                <pic:pic xmlns:pic="http://schemas.openxmlformats.org/drawingml/2006/picture">
+                  <pic:nvPicPr>
+                    <pic:cNvPr id="8" name="Рисунок 8"/>
+                    <pic:cNvPicPr/>
+                  </pic:nvPicPr>
+                  <pic:blipFill>
+                    <a:blip r:embed="rId12">
+                      <a:extLst>
+                        <a:ext uri="{28A0092B-C50C-407E-A947-70E740481C1C}">
+                          <a14:useLocalDpi xmlns:a14="http://schemas.microsoft.com/office/drawing/2010/main" val="0"/>
+                        </a:ext>
+                      </a:extLst>
+                    </a:blip>
+                    <a:stretch>
+                      <a:fillRect/>
+                    </a:stretch>
+                  </pic:blipFill>
+                  <pic:spPr>
+                    <a:xfrm>
+                      <a:off x="0" y="0"/>
+                      <a:ext cx="5940425" cy="233045"/>
+                    </a:xfrm>
+                    <a:prstGeom prst="rect">
+                      <a:avLst/>
+                    </a:prstGeom>
+                  </pic:spPr>
+                </pic:pic>
+              </a:graphicData>
+            </a:graphic>
+          </wp:inline>
+        </w:drawing>
+      </w:r>
+    </w:p>
+    <w:p>
+      <w:pPr>
+        <w:rPr>
+          <w:rFonts w:ascii="Times New Roman" w:hAnsi="Times New Roman" w:cs="Times New Roman"/>
+          <w:sz w:val="28"/>
+          <w:szCs w:val="28"/>
+          <w:lang w:val="en-US"/>
+        </w:rPr>
+      </w:pPr>
+      <w:r>
+        <w:rPr>
+          <w:rFonts w:ascii="Times New Roman" w:hAnsi="Times New Roman" w:cs="Times New Roman"/>
+          <w:sz w:val="28"/>
+          <w:szCs w:val="28"/>
+          <w:lang w:val="en-US"/>
+        </w:rPr>
+        <w:t xml:space="preserve">2) </w:t>
+      </w:r>
+      <w:r>
+        <w:rPr>
+          <w:rFonts w:ascii="Times New Roman" w:hAnsi="Times New Roman" w:cs="Times New Roman"/>
+          <w:sz w:val="28"/>
+          <w:szCs w:val="28"/>
+        </w:rPr>
+        <w:t>Включаем</w:t>
+      </w:r>
+      <w:r>
+        <w:rPr>
+          <w:rFonts w:ascii="Times New Roman" w:hAnsi="Times New Roman" w:cs="Times New Roman"/>
+          <w:sz w:val="28"/>
+          <w:szCs w:val="28"/>
+          <w:lang w:val="en-US"/>
+        </w:rPr>
+        <w:t xml:space="preserve"> firewall on system </w:t>
+      </w:r>
+      <w:proofErr w:type="spellStart"/>
+      <w:r>
+        <w:rPr>
+          <w:rFonts w:ascii="Times New Roman" w:hAnsi="Times New Roman" w:cs="Times New Roman"/>
+          <w:sz w:val="28"/>
+          <w:szCs w:val="28"/>
+          <w:lang w:val="en-US"/>
+        </w:rPr>
+        <w:t>starup</w:t>
+      </w:r>
+      <w:proofErr w:type="spellEnd"/>
+    </w:p>
+    <w:p>
+      <w:pPr>
+        <w:rPr>
+          <w:rFonts w:ascii="Times New Roman" w:hAnsi="Times New Roman" w:cs="Times New Roman"/>
+          <w:sz w:val="28"/>
+          <w:szCs w:val="28"/>
+          <w:lang w:val="en-US"/>
+        </w:rPr>
+      </w:pPr>
+    </w:p>
+    <w:p>
+      <w:pPr>
+        <w:rPr>
+          <w:rFonts w:ascii="Times New Roman" w:hAnsi="Times New Roman" w:cs="Times New Roman"/>
+          <w:sz w:val="28"/>
+          <w:szCs w:val="28"/>
+          <w:lang w:val="en-US"/>
+        </w:rPr>
+      </w:pPr>
+      <w:r>
+        <w:rPr>
+          <w:rFonts w:ascii="Times New Roman" w:hAnsi="Times New Roman" w:cs="Times New Roman"/>
+          <w:sz w:val="28"/>
+          <w:szCs w:val="28"/>
+          <w:lang w:val="en-US"/>
+        </w:rPr>
+        <w:t xml:space="preserve">``` </w:t>
+      </w:r>
+      <w:proofErr w:type="spellStart"/>
+      <w:r>
+        <w:rPr>
+          <w:rFonts w:ascii="Times New Roman" w:hAnsi="Times New Roman" w:cs="Times New Roman"/>
+          <w:sz w:val="28"/>
+          <w:szCs w:val="28"/>
+          <w:lang w:val="en-US"/>
+        </w:rPr>
+        <w:t>sudo</w:t>
+      </w:r>
+      <w:proofErr w:type="spellEnd"/>
+      <w:r>
+        <w:rPr>
+          <w:rFonts w:ascii="Times New Roman" w:hAnsi="Times New Roman" w:cs="Times New Roman"/>
+          <w:sz w:val="28"/>
+          <w:szCs w:val="28"/>
+          <w:lang w:val="en-US"/>
+        </w:rPr>
+        <w:t xml:space="preserve"> </w:t>
+      </w:r>
+      <w:proofErr w:type="spellStart"/>
+      <w:r>
+        <w:rPr>
+          <w:rFonts w:ascii="Times New Roman" w:hAnsi="Times New Roman" w:cs="Times New Roman"/>
+          <w:sz w:val="28"/>
+          <w:szCs w:val="28"/>
+          <w:lang w:val="en-US"/>
+        </w:rPr>
+        <w:t>ufw</w:t>
+      </w:r>
+      <w:proofErr w:type="spellEnd"/>
+      <w:r>
+        <w:rPr>
+          <w:rFonts w:ascii="Times New Roman" w:hAnsi="Times New Roman" w:cs="Times New Roman"/>
+          <w:sz w:val="28"/>
+          <w:szCs w:val="28"/>
+          <w:lang w:val="en-US"/>
+        </w:rPr>
+        <w:t xml:space="preserve"> enable ```</w:t>
+      </w:r>
+    </w:p>
+    <w:p>
+      <w:pPr>
+        <w:rPr>
+          <w:rFonts w:ascii="Times New Roman" w:hAnsi="Times New Roman" w:cs="Times New Roman"/>
+          <w:sz w:val="28"/>
+          <w:szCs w:val="28"/>
+        </w:rPr>
+      </w:pPr>
+      <w:r>
+        <w:rPr>
+          <w:rFonts w:ascii="Times New Roman" w:hAnsi="Times New Roman" w:cs="Times New Roman"/>
+          <w:noProof/>
+          <w:sz w:val="28"/>
+          <w:szCs w:val="28"/>
+          <w:lang w:val="en-US"/>
+          <w14:ligatures w14:val="standardContextual"/>
+        </w:rPr>
+        <w:drawing>
+          <wp:inline distT="0" distB="0" distL="0" distR="0" wp14:anchorId="2C288BDC" wp14:editId="5BDAF93B">
+            <wp:extent cx="5286375" cy="533400"/>
+            <wp:effectExtent l="0" t="0" r="9525" b="0"/>
+            <wp:docPr id="9" name="Рисунок 9" descr="Изображение выглядит как текст, Шрифт, снимок экрана, линия&#10;&#10;Контент, сгенерированный ИИ, может содержать ошибки."/>
+            <wp:cNvGraphicFramePr>
+              <a:graphicFrameLocks xmlns:a="http://schemas.openxmlformats.org/drawingml/2006/main" noChangeAspect="1"/>
+            </wp:cNvGraphicFramePr>
+            <a:graphic xmlns:a="http://schemas.openxmlformats.org/drawingml/2006/main">
+              <a:graphicData uri="http://schemas.openxmlformats.org/drawingml/2006/picture">
+                <pic:pic xmlns:pic="http://schemas.openxmlformats.org/drawingml/2006/picture">
+                  <pic:nvPicPr>
+                    <pic:cNvPr id="9" name="Рисунок 9" descr="Изображение выглядит как текст, Шрифт, снимок экрана, линия&#10;&#10;Контент, сгенерированный ИИ, может содержать ошибки."/>
+                    <pic:cNvPicPr/>
+                  </pic:nvPicPr>
+                  <pic:blipFill>
+                    <a:blip r:embed="rId13">
+                      <a:extLst>
+                        <a:ext uri="{28A0092B-C50C-407E-A947-70E740481C1C}">
+                          <a14:useLocalDpi xmlns:a14="http://schemas.microsoft.com/office/drawing/2010/main" val="0"/>
+                        </a:ext>
+                      </a:extLst>
+                    </a:blip>
+                    <a:stretch>
+                      <a:fillRect/>
+                    </a:stretch>
+                  </pic:blipFill>
+                  <pic:spPr>
+                    <a:xfrm>
+                      <a:off x="0" y="0"/>
+                      <a:ext cx="5286375" cy="533400"/>
+                    </a:xfrm>
+                    <a:prstGeom prst="rect">
+                      <a:avLst/>
+                    </a:prstGeom>
+                  </pic:spPr>
+                </pic:pic>
+              </a:graphicData>
+            </a:graphic>
+          </wp:inline>
+        </w:drawing>
+      </w:r>
+    </w:p>
+    <w:p>
+      <w:pPr>
+        <w:rPr>
+          <w:rFonts w:ascii="Times New Roman" w:hAnsi="Times New Roman" w:cs="Times New Roman"/>
+          <w:sz w:val="28"/>
+          <w:szCs w:val="28"/>
+          <w:lang w:val="en-US"/>
+        </w:rPr>
+      </w:pPr>
+      <w:r>
+        <w:rPr>
+          <w:rFonts w:ascii="Times New Roman" w:hAnsi="Times New Roman" w:cs="Times New Roman"/>
+          <w:sz w:val="28"/>
+          <w:szCs w:val="28"/>
+          <w:lang w:val="en-US"/>
+        </w:rPr>
+        <w:t xml:space="preserve">3) </w:t>
+      </w:r>
+      <w:r>
+        <w:rPr>
+          <w:rFonts w:ascii="Times New Roman" w:hAnsi="Times New Roman" w:cs="Times New Roman"/>
+          <w:sz w:val="28"/>
+          <w:szCs w:val="28"/>
+        </w:rPr>
+        <w:t>Проверяем</w:t>
+      </w:r>
+      <w:r>
+        <w:rPr>
+          <w:rFonts w:ascii="Times New Roman" w:hAnsi="Times New Roman" w:cs="Times New Roman"/>
+          <w:sz w:val="28"/>
+          <w:szCs w:val="28"/>
+          <w:lang w:val="en-US"/>
+        </w:rPr>
+        <w:t xml:space="preserve"> </w:t>
+      </w:r>
+      <w:r>
+        <w:rPr>
+          <w:rFonts w:ascii="Times New Roman" w:hAnsi="Times New Roman" w:cs="Times New Roman"/>
+          <w:sz w:val="28"/>
+          <w:szCs w:val="28"/>
+        </w:rPr>
+        <w:t>правила</w:t>
+      </w:r>
+    </w:p>
+    <w:p>
+      <w:pPr>
+        <w:rPr>
+          <w:rFonts w:ascii="Times New Roman" w:hAnsi="Times New Roman" w:cs="Times New Roman"/>
+          <w:sz w:val="28"/>
+          <w:szCs w:val="28"/>
+          <w:lang w:val="en-US"/>
+        </w:rPr>
+      </w:pPr>
+      <w:r>
+        <w:rPr>
+          <w:rFonts w:ascii="Times New Roman" w:hAnsi="Times New Roman" w:cs="Times New Roman"/>
+          <w:sz w:val="28"/>
+          <w:szCs w:val="28"/>
+          <w:lang w:val="en-US"/>
+        </w:rPr>
+        <w:t xml:space="preserve">``` </w:t>
+      </w:r>
+      <w:proofErr w:type="spellStart"/>
+      <w:r>
+        <w:rPr>
+          <w:rFonts w:ascii="Times New Roman" w:hAnsi="Times New Roman" w:cs="Times New Roman"/>
+          <w:sz w:val="28"/>
+          <w:szCs w:val="28"/>
+          <w:lang w:val="en-US"/>
+        </w:rPr>
+        <w:t>sudo</w:t>
+      </w:r>
+      <w:proofErr w:type="spellEnd"/>
+      <w:r>
+        <w:rPr>
+          <w:rFonts w:ascii="Times New Roman" w:hAnsi="Times New Roman" w:cs="Times New Roman"/>
+          <w:sz w:val="28"/>
+          <w:szCs w:val="28"/>
+          <w:lang w:val="en-US"/>
+        </w:rPr>
+        <w:t xml:space="preserve"> </w:t>
+      </w:r>
+      <w:proofErr w:type="spellStart"/>
+      <w:r>
+        <w:rPr>
+          <w:rFonts w:ascii="Times New Roman" w:hAnsi="Times New Roman" w:cs="Times New Roman"/>
+          <w:sz w:val="28"/>
+          <w:szCs w:val="28"/>
+          <w:lang w:val="en-US"/>
+        </w:rPr>
+        <w:t>ufw</w:t>
+      </w:r>
+      <w:proofErr w:type="spellEnd"/>
+      <w:r>
+        <w:rPr>
+          <w:rFonts w:ascii="Times New Roman" w:hAnsi="Times New Roman" w:cs="Times New Roman"/>
+          <w:sz w:val="28"/>
+          <w:szCs w:val="28"/>
+          <w:lang w:val="en-US"/>
+        </w:rPr>
+        <w:t xml:space="preserve"> status numbered ```</w:t>
+      </w:r>
+    </w:p>
+    <w:p>
+      <w:pPr>
+        <w:rPr>
+          <w:rFonts w:ascii="Times New Roman" w:hAnsi="Times New Roman" w:cs="Times New Roman"/>
+          <w:sz w:val="28"/>
+          <w:szCs w:val="28"/>
+        </w:rPr>
+      </w:pPr>
+      <w:r>
+        <w:rPr>
+          <w:rFonts w:ascii="Times New Roman" w:hAnsi="Times New Roman" w:cs="Times New Roman"/>
+          <w:noProof/>
+          <w:sz w:val="28"/>
+          <w:szCs w:val="28"/>
+          <w:lang w:val="en-US"/>
+          <w14:ligatures w14:val="standardContextual"/>
+        </w:rPr>
+        <w:drawing>
+          <wp:inline distT="0" distB="0" distL="0" distR="0" wp14:anchorId="67904F84" wp14:editId="144F92DE">
+            <wp:extent cx="5940425" cy="1247140"/>
+            <wp:effectExtent l="0" t="0" r="3175" b="0"/>
+            <wp:docPr id="10" name="Рисунок 10" descr="Изображение выглядит как текст, снимок экрана, Шрифт, число&#10;&#10;Контент, сгенерированный ИИ, может содержать ошибки."/>
+            <wp:cNvGraphicFramePr>
+              <a:graphicFrameLocks xmlns:a="http://schemas.openxmlformats.org/drawingml/2006/main" noChangeAspect="1"/>
+            </wp:cNvGraphicFramePr>
+            <a:graphic xmlns:a="http://schemas.openxmlformats.org/drawingml/2006/main">
+              <a:graphicData uri="http://schemas.openxmlformats.org/drawingml/2006/picture">
+                <pic:pic xmlns:pic="http://schemas.openxmlformats.org/drawingml/2006/picture">
+                  <pic:nvPicPr>
+                    <pic:cNvPr id="10" name="Рисунок 10" descr="Изображение выглядит как текст, снимок экрана, Шрифт, число&#10;&#10;Контент, сгенерированный ИИ, может содержать ошибки."/>
+                    <pic:cNvPicPr/>
+                  </pic:nvPicPr>
+                  <pic:blipFill>
+                    <a:blip r:embed="rId14">
+                      <a:extLst>
+                        <a:ext uri="{28A0092B-C50C-407E-A947-70E740481C1C}">
+                          <a14:useLocalDpi xmlns:a14="http://schemas.microsoft.com/office/drawing/2010/main" val="0"/>
+                        </a:ext>
+                      </a:extLst>
+                    </a:blip>
+                    <a:stretch>
+                      <a:fillRect/>
+                    </a:stretch>
+                  </pic:blipFill>
+                  <pic:spPr>
+                    <a:xfrm>
+                      <a:off x="0" y="0"/>
+                      <a:ext cx="5940425" cy="1247140"/>
+                    </a:xfrm>
+                    <a:prstGeom prst="rect">
+                      <a:avLst/>
+                    </a:prstGeom>
+                  </pic:spPr>
+                </pic:pic>
+              </a:graphicData>
+            </a:graphic>
+          </wp:inline>
+        </w:drawing>
+      </w:r>
+    </w:p>
+    <w:p>
+      <w:pPr>
+        <w:rPr>
+          <w:rFonts w:ascii="Times New Roman" w:hAnsi="Times New Roman" w:cs="Times New Roman"/>
+          <w:sz w:val="28"/>
+          <w:szCs w:val="28"/>
+        </w:rPr>
+      </w:pPr>
+      <w:r>
+        <w:rPr>
+          <w:rFonts w:ascii="Times New Roman" w:hAnsi="Times New Roman" w:cs="Times New Roman"/>
+          <w:b/>
+          <w:bCs/>
+          <w:sz w:val="28"/>
+          <w:szCs w:val="28"/>
+        </w:rPr>
+        <w:t># Выполняется на машине первой практики</w:t>
+      </w:r>
+    </w:p>
+    <w:p>
+      <w:pPr>
+        <w:rPr>
+          <w:rFonts w:ascii="Times New Roman" w:hAnsi="Times New Roman" w:cs="Times New Roman"/>
+          <w:sz w:val="28"/>
+          <w:szCs w:val="28"/>
+          <w:lang w:val="en-US"/>
+        </w:rPr>
+      </w:pPr>
+      <w:r>
+        <w:rPr>
+          <w:rFonts w:ascii="Times New Roman" w:hAnsi="Times New Roman" w:cs="Times New Roman"/>
+          <w:sz w:val="28"/>
+          <w:szCs w:val="28"/>
+          <w:lang w:val="en-US"/>
+        </w:rPr>
+        <w:t xml:space="preserve">4) </w:t>
+      </w:r>
+      <w:r>
+        <w:rPr>
+          <w:rFonts w:ascii="Times New Roman" w:hAnsi="Times New Roman" w:cs="Times New Roman"/>
+          <w:sz w:val="28"/>
+          <w:szCs w:val="28"/>
+        </w:rPr>
+        <w:t>Установи</w:t>
+      </w:r>
+      <w:r>
+        <w:rPr>
+          <w:rFonts w:ascii="Times New Roman" w:hAnsi="Times New Roman" w:cs="Times New Roman"/>
+          <w:sz w:val="28"/>
+          <w:szCs w:val="28"/>
+        </w:rPr>
+        <w:t>м</w:t>
+      </w:r>
+      <w:r>
+        <w:rPr>
+          <w:rFonts w:ascii="Times New Roman" w:hAnsi="Times New Roman" w:cs="Times New Roman"/>
+          <w:sz w:val="28"/>
+          <w:szCs w:val="28"/>
+          <w:lang w:val="en-US"/>
+        </w:rPr>
+        <w:t xml:space="preserve"> </w:t>
+      </w:r>
+      <w:proofErr w:type="spellStart"/>
+      <w:r>
+        <w:rPr>
+          <w:rFonts w:ascii="Times New Roman" w:hAnsi="Times New Roman" w:cs="Times New Roman"/>
+          <w:sz w:val="28"/>
+          <w:szCs w:val="28"/>
+          <w:lang w:val="en-US"/>
+        </w:rPr>
+        <w:t>iscsci</w:t>
+      </w:r>
+      <w:proofErr w:type="spellEnd"/>
+      <w:r>
+        <w:rPr>
+          <w:rFonts w:ascii="Times New Roman" w:hAnsi="Times New Roman" w:cs="Times New Roman"/>
+          <w:sz w:val="28"/>
+          <w:szCs w:val="28"/>
+          <w:lang w:val="en-US"/>
+        </w:rPr>
+        <w:t xml:space="preserve"> </w:t>
+      </w:r>
+      <w:r>
+        <w:rPr>
+          <w:rFonts w:ascii="Times New Roman" w:hAnsi="Times New Roman" w:cs="Times New Roman"/>
+          <w:sz w:val="28"/>
+          <w:szCs w:val="28"/>
+        </w:rPr>
+        <w:t>на</w:t>
+      </w:r>
+      <w:r>
+        <w:rPr>
+          <w:rFonts w:ascii="Times New Roman" w:hAnsi="Times New Roman" w:cs="Times New Roman"/>
+          <w:sz w:val="28"/>
+          <w:szCs w:val="28"/>
+          <w:lang w:val="en-US"/>
+        </w:rPr>
+        <w:t xml:space="preserve"> CentOS:</w:t>
+      </w:r>
+    </w:p>
+    <w:p>
+      <w:pPr>
+        <w:rPr>
+          <w:rFonts w:ascii="Times New Roman" w:hAnsi="Times New Roman" w:cs="Times New Roman"/>
+          <w:sz w:val="28"/>
+          <w:szCs w:val="28"/>
+          <w:lang w:val="en-US"/>
+        </w:rPr>
+      </w:pPr>
+      <w:r>
+        <w:rPr>
+          <w:rFonts w:ascii="Times New Roman" w:hAnsi="Times New Roman" w:cs="Times New Roman"/>
+          <w:sz w:val="28"/>
+          <w:szCs w:val="28"/>
+          <w:lang w:val="en-US"/>
+        </w:rPr>
+        <w:t xml:space="preserve">``` </w:t>
+      </w:r>
+      <w:proofErr w:type="spellStart"/>
+      <w:r>
+        <w:rPr>
+          <w:rFonts w:ascii="Times New Roman" w:hAnsi="Times New Roman" w:cs="Times New Roman"/>
+          <w:sz w:val="28"/>
+          <w:szCs w:val="28"/>
+          <w:lang w:val="en-US"/>
+        </w:rPr>
+        <w:t>sudo</w:t>
+      </w:r>
+      <w:proofErr w:type="spellEnd"/>
+      <w:r>
+        <w:rPr>
+          <w:rFonts w:ascii="Times New Roman" w:hAnsi="Times New Roman" w:cs="Times New Roman"/>
+          <w:sz w:val="28"/>
+          <w:szCs w:val="28"/>
+          <w:lang w:val="en-US"/>
+        </w:rPr>
+        <w:t xml:space="preserve"> yum install </w:t>
+      </w:r>
+      <w:proofErr w:type="spellStart"/>
+      <w:r>
+        <w:rPr>
+          <w:rFonts w:ascii="Times New Roman" w:hAnsi="Times New Roman" w:cs="Times New Roman"/>
+          <w:sz w:val="28"/>
+          <w:szCs w:val="28"/>
+          <w:lang w:val="en-US"/>
+        </w:rPr>
+        <w:t>iscsi</w:t>
+      </w:r>
+      <w:proofErr w:type="spellEnd"/>
+      <w:r>
+        <w:rPr>
+          <w:rFonts w:ascii="Times New Roman" w:hAnsi="Times New Roman" w:cs="Times New Roman"/>
+          <w:sz w:val="28"/>
+          <w:szCs w:val="28"/>
+          <w:lang w:val="en-US"/>
+        </w:rPr>
+        <w:t>-initiator-utils -y ```</w:t>
+      </w:r>
+    </w:p>
+    <w:p>
+      <w:pPr>
+        <w:rPr>
+          <w:rFonts w:ascii="Times New Roman" w:hAnsi="Times New Roman" w:cs="Times New Roman"/>
+          <w:sz w:val="28"/>
+          <w:szCs w:val="28"/>
+          <w:lang w:val="en-US"/>
+        </w:rPr>
+      </w:pPr>
+      <w:r>
+        <w:rPr>
+          <w:rFonts w:ascii="Times New Roman" w:hAnsi="Times New Roman" w:cs="Times New Roman"/>
+          <w:sz w:val="28"/>
+          <w:szCs w:val="28"/>
+          <w:lang w:val="en-US"/>
+        </w:rPr>
+        <w:t xml:space="preserve">5) </w:t>
+      </w:r>
+      <w:r>
+        <w:rPr>
+          <w:rFonts w:ascii="Times New Roman" w:hAnsi="Times New Roman" w:cs="Times New Roman"/>
+          <w:sz w:val="28"/>
+          <w:szCs w:val="28"/>
+        </w:rPr>
+        <w:t>Запустим</w:t>
+      </w:r>
+      <w:r>
+        <w:rPr>
+          <w:rFonts w:ascii="Times New Roman" w:hAnsi="Times New Roman" w:cs="Times New Roman"/>
+          <w:sz w:val="28"/>
+          <w:szCs w:val="28"/>
+          <w:lang w:val="en-US"/>
+        </w:rPr>
+        <w:t xml:space="preserve"> </w:t>
+      </w:r>
+      <w:r>
+        <w:rPr>
+          <w:rFonts w:ascii="Times New Roman" w:hAnsi="Times New Roman" w:cs="Times New Roman"/>
+          <w:sz w:val="28"/>
+          <w:szCs w:val="28"/>
+        </w:rPr>
+        <w:t>сервис</w:t>
+      </w:r>
+      <w:r>
+        <w:rPr>
+          <w:rFonts w:ascii="Times New Roman" w:hAnsi="Times New Roman" w:cs="Times New Roman"/>
+          <w:sz w:val="28"/>
+          <w:szCs w:val="28"/>
+          <w:lang w:val="en-US"/>
+        </w:rPr>
+        <w:t xml:space="preserve"> </w:t>
+      </w:r>
+      <w:proofErr w:type="spellStart"/>
+      <w:r>
+        <w:rPr>
+          <w:rFonts w:ascii="Times New Roman" w:hAnsi="Times New Roman" w:cs="Times New Roman"/>
+          <w:sz w:val="28"/>
+          <w:szCs w:val="28"/>
+          <w:lang w:val="en-US"/>
+        </w:rPr>
+        <w:t>iscsid</w:t>
+      </w:r>
+      <w:proofErr w:type="spellEnd"/>
+    </w:p>
+    <w:p>
+      <w:pPr>
+        <w:rPr>
+          <w:rFonts w:ascii="Times New Roman" w:hAnsi="Times New Roman" w:cs="Times New Roman"/>
+          <w:sz w:val="28"/>
+          <w:szCs w:val="28"/>
+          <w:lang w:val="en-US"/>
+        </w:rPr>
+      </w:pPr>
+      <w:r>
+        <w:rPr>
+          <w:rFonts w:ascii="Times New Roman" w:hAnsi="Times New Roman" w:cs="Times New Roman"/>
+          <w:sz w:val="28"/>
+          <w:szCs w:val="28"/>
+          <w:lang w:val="en-US"/>
+        </w:rPr>
+        <w:t xml:space="preserve">``` </w:t>
+      </w:r>
+      <w:proofErr w:type="spellStart"/>
+      <w:r>
+        <w:rPr>
+          <w:rFonts w:ascii="Times New Roman" w:hAnsi="Times New Roman" w:cs="Times New Roman"/>
+          <w:sz w:val="28"/>
+          <w:szCs w:val="28"/>
+          <w:lang w:val="en-US"/>
+        </w:rPr>
+        <w:t>sudo</w:t>
+      </w:r>
+      <w:proofErr w:type="spellEnd"/>
+      <w:r>
+        <w:rPr>
+          <w:rFonts w:ascii="Times New Roman" w:hAnsi="Times New Roman" w:cs="Times New Roman"/>
+          <w:sz w:val="28"/>
+          <w:szCs w:val="28"/>
+          <w:lang w:val="en-US"/>
+        </w:rPr>
+        <w:t xml:space="preserve"> service </w:t>
+      </w:r>
+      <w:proofErr w:type="spellStart"/>
+      <w:r>
+        <w:rPr>
+          <w:rFonts w:ascii="Times New Roman" w:hAnsi="Times New Roman" w:cs="Times New Roman"/>
+          <w:sz w:val="28"/>
+          <w:szCs w:val="28"/>
+          <w:lang w:val="en-US"/>
+        </w:rPr>
+        <w:t>iscsid</w:t>
+      </w:r>
+      <w:proofErr w:type="spellEnd"/>
+      <w:r>
+        <w:rPr>
+          <w:rFonts w:ascii="Times New Roman" w:hAnsi="Times New Roman" w:cs="Times New Roman"/>
+          <w:sz w:val="28"/>
+          <w:szCs w:val="28"/>
+          <w:lang w:val="en-US"/>
+        </w:rPr>
+        <w:t xml:space="preserve"> start ```</w:t>
+      </w:r>
+    </w:p>
+    <w:p>
+      <w:pPr>
+        <w:rPr>
+          <w:rFonts w:ascii="Times New Roman" w:hAnsi="Times New Roman" w:cs="Times New Roman"/>
+          <w:sz w:val="28"/>
+          <w:szCs w:val="28"/>
+          <w:lang w:val="en-US"/>
+        </w:rPr>
+      </w:pPr>
+      <w:r>
+        <w:rPr>
+          <w:rFonts w:ascii="Times New Roman" w:hAnsi="Times New Roman" w:cs="Times New Roman"/>
+          <w:sz w:val="28"/>
+          <w:szCs w:val="28"/>
+          <w:lang w:val="en-US"/>
+        </w:rPr>
+        <w:t xml:space="preserve">6) </w:t>
+      </w:r>
+      <w:r>
+        <w:rPr>
+          <w:rFonts w:ascii="Times New Roman" w:hAnsi="Times New Roman" w:cs="Times New Roman"/>
+          <w:sz w:val="28"/>
+          <w:szCs w:val="28"/>
+        </w:rPr>
+        <w:t>Включим</w:t>
+      </w:r>
+      <w:r>
+        <w:rPr>
+          <w:rFonts w:ascii="Times New Roman" w:hAnsi="Times New Roman" w:cs="Times New Roman"/>
+          <w:sz w:val="28"/>
+          <w:szCs w:val="28"/>
+          <w:lang w:val="en-US"/>
+        </w:rPr>
+        <w:t xml:space="preserve"> </w:t>
+      </w:r>
+      <w:r>
+        <w:rPr>
+          <w:rFonts w:ascii="Times New Roman" w:hAnsi="Times New Roman" w:cs="Times New Roman"/>
+          <w:sz w:val="28"/>
+          <w:szCs w:val="28"/>
+        </w:rPr>
+        <w:t>автозагрузку</w:t>
+      </w:r>
+      <w:r>
+        <w:rPr>
+          <w:rFonts w:ascii="Times New Roman" w:hAnsi="Times New Roman" w:cs="Times New Roman"/>
+          <w:sz w:val="28"/>
+          <w:szCs w:val="28"/>
+          <w:lang w:val="en-US"/>
+        </w:rPr>
+        <w:t xml:space="preserve"> </w:t>
+      </w:r>
+      <w:r>
+        <w:rPr>
+          <w:rFonts w:ascii="Times New Roman" w:hAnsi="Times New Roman" w:cs="Times New Roman"/>
+          <w:sz w:val="28"/>
+          <w:szCs w:val="28"/>
+        </w:rPr>
+        <w:t>сервиса</w:t>
+      </w:r>
+    </w:p>
+    <w:p>
+      <w:pPr>
+        <w:rPr>
+          <w:rFonts w:ascii="Times New Roman" w:hAnsi="Times New Roman" w:cs="Times New Roman"/>
+          <w:sz w:val="28"/>
+          <w:szCs w:val="28"/>
+          <w:lang w:val="en-US"/>
+        </w:rPr>
+      </w:pPr>
+      <w:r>
+        <w:rPr>
+          <w:rFonts w:ascii="Times New Roman" w:hAnsi="Times New Roman" w:cs="Times New Roman"/>
+          <w:sz w:val="28"/>
+          <w:szCs w:val="28"/>
+          <w:lang w:val="en-US"/>
+        </w:rPr>
+        <w:t xml:space="preserve">``` </w:t>
+      </w:r>
+      <w:proofErr w:type="spellStart"/>
+      <w:r>
+        <w:rPr>
+          <w:rFonts w:ascii="Times New Roman" w:hAnsi="Times New Roman" w:cs="Times New Roman"/>
+          <w:sz w:val="28"/>
+          <w:szCs w:val="28"/>
+          <w:lang w:val="en-US"/>
+        </w:rPr>
+        <w:t>sudo</w:t>
+      </w:r>
+      <w:proofErr w:type="spellEnd"/>
+      <w:r>
+        <w:rPr>
+          <w:rFonts w:ascii="Times New Roman" w:hAnsi="Times New Roman" w:cs="Times New Roman"/>
+          <w:sz w:val="28"/>
+          <w:szCs w:val="28"/>
+          <w:lang w:val="en-US"/>
+        </w:rPr>
+        <w:t xml:space="preserve"> </w:t>
+      </w:r>
+      <w:proofErr w:type="spellStart"/>
+      <w:r>
+        <w:rPr>
+          <w:rFonts w:ascii="Times New Roman" w:hAnsi="Times New Roman" w:cs="Times New Roman"/>
+          <w:sz w:val="28"/>
+          <w:szCs w:val="28"/>
+          <w:lang w:val="en-US"/>
+        </w:rPr>
+        <w:t>chkconfig</w:t>
+      </w:r>
+      <w:proofErr w:type="spellEnd"/>
+      <w:r>
+        <w:rPr>
+          <w:rFonts w:ascii="Times New Roman" w:hAnsi="Times New Roman" w:cs="Times New Roman"/>
+          <w:sz w:val="28"/>
+          <w:szCs w:val="28"/>
+          <w:lang w:val="en-US"/>
+        </w:rPr>
+        <w:t xml:space="preserve"> </w:t>
+      </w:r>
+      <w:proofErr w:type="spellStart"/>
+      <w:r>
+        <w:rPr>
+          <w:rFonts w:ascii="Times New Roman" w:hAnsi="Times New Roman" w:cs="Times New Roman"/>
+          <w:sz w:val="28"/>
+          <w:szCs w:val="28"/>
+          <w:lang w:val="en-US"/>
+        </w:rPr>
+        <w:t>iscsid</w:t>
+      </w:r>
+      <w:proofErr w:type="spellEnd"/>
+      <w:r>
+        <w:rPr>
+          <w:rFonts w:ascii="Times New Roman" w:hAnsi="Times New Roman" w:cs="Times New Roman"/>
+          <w:sz w:val="28"/>
+          <w:szCs w:val="28"/>
+          <w:lang w:val="en-US"/>
+        </w:rPr>
+        <w:t xml:space="preserve"> on ```</w:t>
+      </w:r>
+    </w:p>
+    <w:p>
+      <w:pPr>
+        <w:rPr>
+          <w:rFonts w:ascii="Times New Roman" w:hAnsi="Times New Roman" w:cs="Times New Roman"/>
+          <w:sz w:val="28"/>
+          <w:szCs w:val="28"/>
+          <w:lang w:val="en-US"/>
+        </w:rPr>
+      </w:pPr>
+      <w:r>
+        <w:rPr>
+          <w:rFonts w:ascii="Times New Roman" w:hAnsi="Times New Roman" w:cs="Times New Roman"/>
+          <w:sz w:val="28"/>
+          <w:szCs w:val="28"/>
+          <w:lang w:val="en-US"/>
+        </w:rPr>
+        <w:t xml:space="preserve">7) </w:t>
+      </w:r>
+      <w:r>
+        <w:rPr>
+          <w:rFonts w:ascii="Times New Roman" w:hAnsi="Times New Roman" w:cs="Times New Roman"/>
+          <w:sz w:val="28"/>
+          <w:szCs w:val="28"/>
+        </w:rPr>
+        <w:t>Проведём</w:t>
+      </w:r>
+      <w:r>
+        <w:rPr>
+          <w:rFonts w:ascii="Times New Roman" w:hAnsi="Times New Roman" w:cs="Times New Roman"/>
+          <w:sz w:val="28"/>
+          <w:szCs w:val="28"/>
+          <w:lang w:val="en-US"/>
+        </w:rPr>
+        <w:t xml:space="preserve"> discovery </w:t>
+      </w:r>
+      <w:r>
+        <w:rPr>
+          <w:rFonts w:ascii="Times New Roman" w:hAnsi="Times New Roman" w:cs="Times New Roman"/>
+          <w:sz w:val="28"/>
+          <w:szCs w:val="28"/>
+        </w:rPr>
+        <w:t>в</w:t>
+      </w:r>
+      <w:r>
+        <w:rPr>
+          <w:rFonts w:ascii="Times New Roman" w:hAnsi="Times New Roman" w:cs="Times New Roman"/>
+          <w:sz w:val="28"/>
+          <w:szCs w:val="28"/>
+          <w:lang w:val="en-US"/>
+        </w:rPr>
+        <w:t xml:space="preserve"> </w:t>
+      </w:r>
+      <w:proofErr w:type="spellStart"/>
+      <w:r>
+        <w:rPr>
+          <w:rFonts w:ascii="Times New Roman" w:hAnsi="Times New Roman" w:cs="Times New Roman"/>
+          <w:sz w:val="28"/>
+          <w:szCs w:val="28"/>
+          <w:lang w:val="en-US"/>
+        </w:rPr>
+        <w:t>iscid</w:t>
+      </w:r>
+      <w:proofErr w:type="spellEnd"/>
+      <w:r>
+        <w:rPr>
+          <w:rFonts w:ascii="Times New Roman" w:hAnsi="Times New Roman" w:cs="Times New Roman"/>
+          <w:sz w:val="28"/>
+          <w:szCs w:val="28"/>
+          <w:lang w:val="en-US"/>
+        </w:rPr>
+        <w:t>:</w:t>
+      </w:r>
+    </w:p>
+    <w:p>
+      <w:pPr>
+        <w:rPr>
+          <w:rFonts w:ascii="Times New Roman" w:hAnsi="Times New Roman" w:cs="Times New Roman"/>
+          <w:sz w:val="28"/>
+          <w:szCs w:val="28"/>
+          <w:lang w:val="en-US"/>
+        </w:rPr>
+      </w:pPr>
+      <w:r>
+        <w:rPr>
+          <w:rFonts w:ascii="Times New Roman" w:hAnsi="Times New Roman" w:cs="Times New Roman"/>
+          <w:sz w:val="28"/>
+          <w:szCs w:val="28"/>
+          <w:lang w:val="en-US"/>
+        </w:rPr>
+        <w:t xml:space="preserve">``` </w:t>
+      </w:r>
+      <w:proofErr w:type="spellStart"/>
+      <w:r>
+        <w:rPr>
+          <w:rFonts w:ascii="Times New Roman" w:hAnsi="Times New Roman" w:cs="Times New Roman"/>
+          <w:sz w:val="28"/>
+          <w:szCs w:val="28"/>
+          <w:lang w:val="en-US"/>
+        </w:rPr>
+        <w:t>iscsiadm</w:t>
+      </w:r>
+      <w:proofErr w:type="spellEnd"/>
+      <w:r>
+        <w:rPr>
+          <w:rFonts w:ascii="Times New Roman" w:hAnsi="Times New Roman" w:cs="Times New Roman"/>
+          <w:sz w:val="28"/>
+          <w:szCs w:val="28"/>
+          <w:lang w:val="en-US"/>
+        </w:rPr>
+        <w:t xml:space="preserve"> -m discovery -t </w:t>
+      </w:r>
+      <w:proofErr w:type="spellStart"/>
+      <w:r>
+        <w:rPr>
+          <w:rFonts w:ascii="Times New Roman" w:hAnsi="Times New Roman" w:cs="Times New Roman"/>
+          <w:sz w:val="28"/>
+          <w:szCs w:val="28"/>
+          <w:lang w:val="en-US"/>
+        </w:rPr>
+        <w:t>st</w:t>
+      </w:r>
+      <w:proofErr w:type="spellEnd"/>
+      <w:r>
+        <w:rPr>
+          <w:rFonts w:ascii="Times New Roman" w:hAnsi="Times New Roman" w:cs="Times New Roman"/>
+          <w:sz w:val="28"/>
+          <w:szCs w:val="28"/>
+          <w:lang w:val="en-US"/>
+        </w:rPr>
+        <w:t xml:space="preserve"> -p 172.16.8.169 ```</w:t>
+      </w:r>
+    </w:p>
+    <w:p>
+      <w:pPr>
+        <w:rPr>
+          <w:rFonts w:ascii="Times New Roman" w:hAnsi="Times New Roman" w:cs="Times New Roman"/>
+          <w:sz w:val="28"/>
+          <w:szCs w:val="28"/>
+          <w:lang w:val="en-US"/>
+        </w:rPr>
+      </w:pPr>
+      <w:r>
+        <w:rPr>
+          <w:rFonts w:ascii="Times New Roman" w:hAnsi="Times New Roman" w:cs="Times New Roman"/>
+          <w:noProof/>
+          <w:sz w:val="28"/>
+          <w:szCs w:val="28"/>
+          <w:lang w:val="en-US"/>
+          <w14:ligatures w14:val="standardContextual"/>
+        </w:rPr>
+        <w:drawing>
+          <wp:inline distT="0" distB="0" distL="0" distR="0" wp14:anchorId="1E234D11" wp14:editId="7989916B">
+            <wp:extent cx="5324475" cy="514350"/>
+            <wp:effectExtent l="0" t="0" r="9525" b="0"/>
+            <wp:docPr id="11" name="Рисунок 11" descr="Изображение выглядит как текст, Шрифт, снимок экрана, линия&#10;&#10;Контент, сгенерированный ИИ, может содержать ошибки."/>
+            <wp:cNvGraphicFramePr>
+              <a:graphicFrameLocks xmlns:a="http://schemas.openxmlformats.org/drawingml/2006/main" noChangeAspect="1"/>
+            </wp:cNvGraphicFramePr>
+            <a:graphic xmlns:a="http://schemas.openxmlformats.org/drawingml/2006/main">
+              <a:graphicData uri="http://schemas.openxmlformats.org/drawingml/2006/picture">
+                <pic:pic xmlns:pic="http://schemas.openxmlformats.org/drawingml/2006/picture">
+                  <pic:nvPicPr>
+                    <pic:cNvPr id="11" name="Рисунок 11" descr="Изображение выглядит как текст, Шрифт, снимок экрана, линия&#10;&#10;Контент, сгенерированный ИИ, может содержать ошибки."/>
+                    <pic:cNvPicPr/>
+                  </pic:nvPicPr>
+                  <pic:blipFill>
+                    <a:blip r:embed="rId15">
+                      <a:extLst>
+                        <a:ext uri="{28A0092B-C50C-407E-A947-70E740481C1C}">
+                          <a14:useLocalDpi xmlns:a14="http://schemas.microsoft.com/office/drawing/2010/main" val="0"/>
+                        </a:ext>
+                      </a:extLst>
+                    </a:blip>
+                    <a:stretch>
+                      <a:fillRect/>
+                    </a:stretch>
+                  </pic:blipFill>
+                  <pic:spPr>
+                    <a:xfrm>
+                      <a:off x="0" y="0"/>
+                      <a:ext cx="5324475" cy="514350"/>
+                    </a:xfrm>
+                    <a:prstGeom prst="rect">
+                      <a:avLst/>
+                    </a:prstGeom>
+                  </pic:spPr>
+                </pic:pic>
+              </a:graphicData>
+            </a:graphic>
+          </wp:inline>
+        </w:drawing>
+      </w:r>
+    </w:p>
+    <w:p>
+      <w:pPr>
+        <w:rPr>
+          <w:rFonts w:ascii="Times New Roman" w:hAnsi="Times New Roman" w:cs="Times New Roman"/>
+          <w:sz w:val="28"/>
+          <w:szCs w:val="28"/>
+          <w:lang w:val="en-US"/>
+        </w:rPr>
+      </w:pPr>
+      <w:r>
+        <w:rPr>
+          <w:rFonts w:ascii="Times New Roman" w:hAnsi="Times New Roman" w:cs="Times New Roman"/>
+          <w:sz w:val="28"/>
+          <w:szCs w:val="28"/>
+          <w:lang w:val="en-US"/>
+        </w:rPr>
+        <w:t xml:space="preserve">8) </w:t>
+      </w:r>
+      <w:r>
+        <w:rPr>
+          <w:rFonts w:ascii="Times New Roman" w:hAnsi="Times New Roman" w:cs="Times New Roman"/>
+          <w:sz w:val="28"/>
+          <w:szCs w:val="28"/>
+        </w:rPr>
+        <w:t>Проведём</w:t>
+      </w:r>
+      <w:r>
+        <w:rPr>
+          <w:rFonts w:ascii="Times New Roman" w:hAnsi="Times New Roman" w:cs="Times New Roman"/>
+          <w:sz w:val="28"/>
+          <w:szCs w:val="28"/>
+          <w:lang w:val="en-US"/>
+        </w:rPr>
+        <w:t xml:space="preserve"> login </w:t>
+      </w:r>
+      <w:r>
+        <w:rPr>
+          <w:rFonts w:ascii="Times New Roman" w:hAnsi="Times New Roman" w:cs="Times New Roman"/>
+          <w:sz w:val="28"/>
+          <w:szCs w:val="28"/>
+        </w:rPr>
+        <w:t>к</w:t>
+      </w:r>
+      <w:r>
+        <w:rPr>
+          <w:rFonts w:ascii="Times New Roman" w:hAnsi="Times New Roman" w:cs="Times New Roman"/>
+          <w:sz w:val="28"/>
+          <w:szCs w:val="28"/>
+          <w:lang w:val="en-US"/>
+        </w:rPr>
+        <w:t xml:space="preserve"> target</w:t>
+      </w:r>
+      <w:r>
+        <w:rPr>
+          <w:rFonts w:ascii="Times New Roman" w:hAnsi="Times New Roman" w:cs="Times New Roman"/>
+          <w:sz w:val="28"/>
+          <w:szCs w:val="28"/>
+        </w:rPr>
+        <w:t>у</w:t>
+      </w:r>
+      <w:r>
+        <w:rPr>
+          <w:rFonts w:ascii="Times New Roman" w:hAnsi="Times New Roman" w:cs="Times New Roman"/>
+          <w:sz w:val="28"/>
+          <w:szCs w:val="28"/>
+          <w:lang w:val="en-US"/>
+        </w:rPr>
+        <w:t>:</w:t>
+      </w:r>
+    </w:p>
+    <w:p>
+      <w:pPr>
+        <w:rPr>
+          <w:rFonts w:ascii="Times New Roman" w:hAnsi="Times New Roman" w:cs="Times New Roman"/>
+          <w:sz w:val="28"/>
+          <w:szCs w:val="28"/>
+          <w:lang w:val="en-US"/>
+        </w:rPr>
+      </w:pPr>
+      <w:r>
+        <w:rPr>
+          <w:rFonts w:ascii="Times New Roman" w:hAnsi="Times New Roman" w:cs="Times New Roman"/>
+          <w:sz w:val="28"/>
+          <w:szCs w:val="28"/>
+          <w:lang w:val="en-US"/>
+        </w:rPr>
+        <w:t>```</w:t>
+      </w:r>
+    </w:p>
+    <w:p>
+      <w:pPr>
+        <w:rPr>
+          <w:rFonts w:ascii="Times New Roman" w:hAnsi="Times New Roman" w:cs="Times New Roman"/>
+          <w:sz w:val="28"/>
+          <w:szCs w:val="28"/>
+          <w:lang w:val="en-US"/>
+        </w:rPr>
+      </w:pPr>
+      <w:proofErr w:type="spellStart"/>
+      <w:r>
+        <w:rPr>
+          <w:rFonts w:ascii="Times New Roman" w:hAnsi="Times New Roman" w:cs="Times New Roman"/>
+          <w:sz w:val="28"/>
+          <w:szCs w:val="28"/>
+          <w:lang w:val="en-US"/>
+        </w:rPr>
+        <w:t>iscsiadm</w:t>
+      </w:r>
+      <w:proofErr w:type="spellEnd"/>
+      <w:r>
+        <w:rPr>
+          <w:rFonts w:ascii="Times New Roman" w:hAnsi="Times New Roman" w:cs="Times New Roman"/>
+          <w:sz w:val="28"/>
+          <w:szCs w:val="28"/>
+          <w:lang w:val="en-US"/>
+        </w:rPr>
+        <w:t xml:space="preserve"> -m node -T </w:t>
+      </w:r>
+      <w:proofErr w:type="gramStart"/>
+      <w:r>
+        <w:rPr>
+          <w:rFonts w:ascii="Times New Roman" w:hAnsi="Times New Roman" w:cs="Times New Roman"/>
+          <w:sz w:val="28"/>
+          <w:szCs w:val="28"/>
+          <w:lang w:val="en-US"/>
+        </w:rPr>
+        <w:t>iqn.2026-04.local.lab:storage</w:t>
+      </w:r>
+      <w:proofErr w:type="gramEnd"/>
+      <w:r>
+        <w:rPr>
+          <w:rFonts w:ascii="Times New Roman" w:hAnsi="Times New Roman" w:cs="Times New Roman"/>
+          <w:sz w:val="28"/>
+          <w:szCs w:val="28"/>
+          <w:lang w:val="en-US"/>
+        </w:rPr>
+        <w:t xml:space="preserve">.target1 -o update -n </w:t>
+      </w:r>
+      <w:proofErr w:type="spellStart"/>
+      <w:r>
+        <w:rPr>
+          <w:rFonts w:ascii="Times New Roman" w:hAnsi="Times New Roman" w:cs="Times New Roman"/>
+          <w:sz w:val="28"/>
+          <w:szCs w:val="28"/>
+          <w:lang w:val="en-US"/>
+        </w:rPr>
+        <w:t>node.session.auth.authmethod</w:t>
+      </w:r>
+      <w:proofErr w:type="spellEnd"/>
+      <w:r>
+        <w:rPr>
+          <w:rFonts w:ascii="Times New Roman" w:hAnsi="Times New Roman" w:cs="Times New Roman"/>
+          <w:sz w:val="28"/>
+          <w:szCs w:val="28"/>
+          <w:lang w:val="en-US"/>
+        </w:rPr>
+        <w:t xml:space="preserve"> -v CHAP</w:t>
+      </w:r>
+    </w:p>
+    <w:p>
+      <w:pPr>
+        <w:rPr>
+          <w:rFonts w:ascii="Times New Roman" w:hAnsi="Times New Roman" w:cs="Times New Roman"/>
+          <w:sz w:val="28"/>
+          <w:szCs w:val="28"/>
+          <w:lang w:val="en-US"/>
+        </w:rPr>
+      </w:pPr>
+      <w:proofErr w:type="spellStart"/>
+      <w:r>
+        <w:rPr>
+          <w:rFonts w:ascii="Times New Roman" w:hAnsi="Times New Roman" w:cs="Times New Roman"/>
+          <w:sz w:val="28"/>
+          <w:szCs w:val="28"/>
+          <w:lang w:val="en-US"/>
+        </w:rPr>
+        <w:t>iscsiadm</w:t>
+      </w:r>
+      <w:proofErr w:type="spellEnd"/>
+      <w:r>
+        <w:rPr>
+          <w:rFonts w:ascii="Times New Roman" w:hAnsi="Times New Roman" w:cs="Times New Roman"/>
+          <w:sz w:val="28"/>
+          <w:szCs w:val="28"/>
+          <w:lang w:val="en-US"/>
+        </w:rPr>
+        <w:t xml:space="preserve"> -m node -T </w:t>
+      </w:r>
+      <w:proofErr w:type="gramStart"/>
+      <w:r>
+        <w:rPr>
+          <w:rFonts w:ascii="Times New Roman" w:hAnsi="Times New Roman" w:cs="Times New Roman"/>
+          <w:sz w:val="28"/>
+          <w:szCs w:val="28"/>
+          <w:lang w:val="en-US"/>
+        </w:rPr>
+        <w:t>iqn.2026-04.local.lab:storage</w:t>
+      </w:r>
+      <w:proofErr w:type="gramEnd"/>
+      <w:r>
+        <w:rPr>
+          <w:rFonts w:ascii="Times New Roman" w:hAnsi="Times New Roman" w:cs="Times New Roman"/>
+          <w:sz w:val="28"/>
+          <w:szCs w:val="28"/>
+          <w:lang w:val="en-US"/>
+        </w:rPr>
+        <w:t xml:space="preserve">.target1 -o update -n </w:t>
+      </w:r>
+      <w:proofErr w:type="spellStart"/>
+      <w:r>
+        <w:rPr>
+          <w:rFonts w:ascii="Times New Roman" w:hAnsi="Times New Roman" w:cs="Times New Roman"/>
+          <w:sz w:val="28"/>
+          <w:szCs w:val="28"/>
+          <w:lang w:val="en-US"/>
+        </w:rPr>
+        <w:t>node.session.auth.username</w:t>
+      </w:r>
+      <w:proofErr w:type="spellEnd"/>
+      <w:r>
+        <w:rPr>
+          <w:rFonts w:ascii="Times New Roman" w:hAnsi="Times New Roman" w:cs="Times New Roman"/>
+          <w:sz w:val="28"/>
+          <w:szCs w:val="28"/>
+          <w:lang w:val="en-US"/>
+        </w:rPr>
+        <w:t xml:space="preserve"> -v root</w:t>
+      </w:r>
+    </w:p>
+    <w:p>
+      <w:pPr>
+        <w:rPr>
+          <w:rFonts w:ascii="Times New Roman" w:hAnsi="Times New Roman" w:cs="Times New Roman"/>
+          <w:sz w:val="28"/>
+          <w:szCs w:val="28"/>
+          <w:lang w:val="en-US"/>
+        </w:rPr>
+      </w:pPr>
+      <w:proofErr w:type="spellStart"/>
+      <w:r>
+        <w:rPr>
+          <w:rFonts w:ascii="Times New Roman" w:hAnsi="Times New Roman" w:cs="Times New Roman"/>
+          <w:sz w:val="28"/>
+          <w:szCs w:val="28"/>
+          <w:lang w:val="en-US"/>
+        </w:rPr>
+        <w:t>iscsiadm</w:t>
+      </w:r>
+      <w:proofErr w:type="spellEnd"/>
+      <w:r>
+        <w:rPr>
+          <w:rFonts w:ascii="Times New Roman" w:hAnsi="Times New Roman" w:cs="Times New Roman"/>
+          <w:sz w:val="28"/>
+          <w:szCs w:val="28"/>
+          <w:lang w:val="en-US"/>
+        </w:rPr>
+        <w:t xml:space="preserve"> -m node -T </w:t>
+      </w:r>
+      <w:proofErr w:type="gramStart"/>
+      <w:r>
+        <w:rPr>
+          <w:rFonts w:ascii="Times New Roman" w:hAnsi="Times New Roman" w:cs="Times New Roman"/>
+          <w:sz w:val="28"/>
+          <w:szCs w:val="28"/>
+          <w:lang w:val="en-US"/>
+        </w:rPr>
+        <w:t>iqn.2026-04.local.lab:storage</w:t>
+      </w:r>
+      <w:proofErr w:type="gramEnd"/>
+      <w:r>
+        <w:rPr>
+          <w:rFonts w:ascii="Times New Roman" w:hAnsi="Times New Roman" w:cs="Times New Roman"/>
+          <w:sz w:val="28"/>
+          <w:szCs w:val="28"/>
+          <w:lang w:val="en-US"/>
+        </w:rPr>
+        <w:t xml:space="preserve">.target1 -o update -n </w:t>
+      </w:r>
+      <w:proofErr w:type="spellStart"/>
+      <w:r>
+        <w:rPr>
+          <w:rFonts w:ascii="Times New Roman" w:hAnsi="Times New Roman" w:cs="Times New Roman"/>
+          <w:sz w:val="28"/>
+          <w:szCs w:val="28"/>
+          <w:lang w:val="en-US"/>
+        </w:rPr>
+        <w:t>node.session.auth.password</w:t>
+      </w:r>
+      <w:proofErr w:type="spellEnd"/>
+      <w:r>
+        <w:rPr>
+          <w:rFonts w:ascii="Times New Roman" w:hAnsi="Times New Roman" w:cs="Times New Roman"/>
+          <w:sz w:val="28"/>
+          <w:szCs w:val="28"/>
+          <w:lang w:val="en-US"/>
+        </w:rPr>
+        <w:t xml:space="preserve"> -v </w:t>
+      </w:r>
+      <w:proofErr w:type="spellStart"/>
+      <w:r>
+        <w:rPr>
+          <w:rFonts w:ascii="Times New Roman" w:hAnsi="Times New Roman" w:cs="Times New Roman"/>
+          <w:sz w:val="28"/>
+          <w:szCs w:val="28"/>
+          <w:lang w:val="en-US"/>
+        </w:rPr>
+        <w:t>rebustubus</w:t>
+      </w:r>
+      <w:proofErr w:type="spellEnd"/>
+    </w:p>
+    <w:p>
+      <w:pPr>
+        <w:rPr>
+          <w:rFonts w:ascii="Times New Roman" w:hAnsi="Times New Roman" w:cs="Times New Roman"/>
+          <w:sz w:val="28"/>
+          <w:szCs w:val="28"/>
+          <w:lang w:val="en-US"/>
+        </w:rPr>
+      </w:pPr>
+      <w:proofErr w:type="spellStart"/>
+      <w:r>
+        <w:rPr>
+          <w:rFonts w:ascii="Times New Roman" w:hAnsi="Times New Roman" w:cs="Times New Roman"/>
+          <w:sz w:val="28"/>
+          <w:szCs w:val="28"/>
+          <w:lang w:val="en-US"/>
+        </w:rPr>
+        <w:t>iscsiadm</w:t>
+      </w:r>
+      <w:proofErr w:type="spellEnd"/>
+      <w:r>
+        <w:rPr>
+          <w:rFonts w:ascii="Times New Roman" w:hAnsi="Times New Roman" w:cs="Times New Roman"/>
+          <w:sz w:val="28"/>
+          <w:szCs w:val="28"/>
+          <w:lang w:val="en-US"/>
+        </w:rPr>
+        <w:t xml:space="preserve"> -m node -T </w:t>
+      </w:r>
+      <w:proofErr w:type="gramStart"/>
+      <w:r>
+        <w:rPr>
+          <w:rFonts w:ascii="Times New Roman" w:hAnsi="Times New Roman" w:cs="Times New Roman"/>
+          <w:sz w:val="28"/>
+          <w:szCs w:val="28"/>
+          <w:lang w:val="en-US"/>
+        </w:rPr>
+        <w:t>iqn.2026-04.local.lab:storage</w:t>
+      </w:r>
+      <w:proofErr w:type="gramEnd"/>
+      <w:r>
+        <w:rPr>
+          <w:rFonts w:ascii="Times New Roman" w:hAnsi="Times New Roman" w:cs="Times New Roman"/>
+          <w:sz w:val="28"/>
+          <w:szCs w:val="28"/>
+          <w:lang w:val="en-US"/>
+        </w:rPr>
+        <w:t>.target1 -l</w:t>
+      </w:r>
+    </w:p>
+    <w:p>
+      <w:pPr>
+        <w:rPr>
+          <w:rFonts w:ascii="Times New Roman" w:hAnsi="Times New Roman" w:cs="Times New Roman"/>
+          <w:sz w:val="28"/>
+          <w:szCs w:val="28"/>
+        </w:rPr>
+      </w:pPr>
+      <w:r>
+        <w:rPr>
+          <w:rFonts w:ascii="Times New Roman" w:hAnsi="Times New Roman" w:cs="Times New Roman"/>
+          <w:sz w:val="28"/>
+          <w:szCs w:val="28"/>
+        </w:rPr>
+        <w:t>```</w:t>
+      </w:r>
+    </w:p>
+    <w:p>
+      <w:pPr>
+        <w:rPr>
+          <w:rFonts w:ascii="Times New Roman" w:hAnsi="Times New Roman" w:cs="Times New Roman"/>
+          <w:sz w:val="28"/>
+          <w:szCs w:val="28"/>
+          <w:lang w:val="en-US"/>
+        </w:rPr>
+      </w:pPr>
+      <w:r>
+        <w:rPr>
+          <w:rFonts w:ascii="Times New Roman" w:hAnsi="Times New Roman" w:cs="Times New Roman"/>
+          <w:noProof/>
+          <w:sz w:val="28"/>
+          <w:szCs w:val="28"/>
+          <w:lang w:val="en-US"/>
+          <w14:ligatures w14:val="standardContextual"/>
+        </w:rPr>
+        <w:lastRenderedPageBreak/>
+        <w:drawing>
+          <wp:inline distT="0" distB="0" distL="0" distR="0" wp14:anchorId="11E57F7D" wp14:editId="468EC48E">
+            <wp:extent cx="5940425" cy="610235"/>
+            <wp:effectExtent l="0" t="0" r="3175" b="0"/>
+            <wp:docPr id="12" name="Рисунок 12"/>
+            <wp:cNvGraphicFramePr>
+              <a:graphicFrameLocks xmlns:a="http://schemas.openxmlformats.org/drawingml/2006/main" noChangeAspect="1"/>
+            </wp:cNvGraphicFramePr>
+            <a:graphic xmlns:a="http://schemas.openxmlformats.org/drawingml/2006/main">
+              <a:graphicData uri="http://schemas.openxmlformats.org/drawingml/2006/picture">
+                <pic:pic xmlns:pic="http://schemas.openxmlformats.org/drawingml/2006/picture">
+                  <pic:nvPicPr>
+                    <pic:cNvPr id="12" name="Рисунок 12"/>
+                    <pic:cNvPicPr/>
+                  </pic:nvPicPr>
+                  <pic:blipFill>
+                    <a:blip r:embed="rId16">
+                      <a:extLst>
+                        <a:ext uri="{28A0092B-C50C-407E-A947-70E740481C1C}">
+                          <a14:useLocalDpi xmlns:a14="http://schemas.microsoft.com/office/drawing/2010/main" val="0"/>
+                        </a:ext>
+                      </a:extLst>
+                    </a:blip>
+                    <a:stretch>
+                      <a:fillRect/>
+                    </a:stretch>
+                  </pic:blipFill>
+                  <pic:spPr>
+                    <a:xfrm>
+                      <a:off x="0" y="0"/>
+                      <a:ext cx="5940425" cy="610235"/>
+                    </a:xfrm>
+                    <a:prstGeom prst="rect">
+                      <a:avLst/>
+                    </a:prstGeom>
+                  </pic:spPr>
+                </pic:pic>
+              </a:graphicData>
+            </a:graphic>
+          </wp:inline>
+        </w:drawing>
+      </w:r>
+    </w:p>
+    <w:p>
+      <w:pPr>
+        <w:rPr>
+          <w:rFonts w:ascii="Times New Roman" w:hAnsi="Times New Roman" w:cs="Times New Roman"/>
+          <w:sz w:val="28"/>
+          <w:szCs w:val="28"/>
+          <w:lang w:val="en-US"/>
+        </w:rPr>
+      </w:pPr>
+      <w:r>
+        <w:rPr>
+          <w:rFonts w:ascii="Times New Roman" w:hAnsi="Times New Roman" w:cs="Times New Roman"/>
+          <w:sz w:val="28"/>
+          <w:szCs w:val="28"/>
+          <w:lang w:val="en-US"/>
+        </w:rPr>
+        <w:t xml:space="preserve">``` </w:t>
+      </w:r>
+      <w:proofErr w:type="spellStart"/>
+      <w:r>
+        <w:rPr>
+          <w:rFonts w:ascii="Times New Roman" w:hAnsi="Times New Roman" w:cs="Times New Roman"/>
+          <w:sz w:val="28"/>
+          <w:szCs w:val="28"/>
+          <w:lang w:val="en-US"/>
+        </w:rPr>
+        <w:t>sudo</w:t>
+      </w:r>
+      <w:proofErr w:type="spellEnd"/>
+      <w:r>
+        <w:rPr>
+          <w:rFonts w:ascii="Times New Roman" w:hAnsi="Times New Roman" w:cs="Times New Roman"/>
+          <w:sz w:val="28"/>
+          <w:szCs w:val="28"/>
+          <w:lang w:val="en-US"/>
+        </w:rPr>
+        <w:t xml:space="preserve"> </w:t>
+      </w:r>
+      <w:proofErr w:type="spellStart"/>
+      <w:r>
+        <w:rPr>
+          <w:rFonts w:ascii="Times New Roman" w:hAnsi="Times New Roman" w:cs="Times New Roman"/>
+          <w:sz w:val="28"/>
+          <w:szCs w:val="28"/>
+          <w:lang w:val="en-US"/>
+        </w:rPr>
+        <w:t>iscsiadm</w:t>
+      </w:r>
+      <w:proofErr w:type="spellEnd"/>
+      <w:r>
+        <w:rPr>
+          <w:rFonts w:ascii="Times New Roman" w:hAnsi="Times New Roman" w:cs="Times New Roman"/>
+          <w:sz w:val="28"/>
+          <w:szCs w:val="28"/>
+          <w:lang w:val="en-US"/>
+        </w:rPr>
+        <w:t xml:space="preserve"> -m session -o show ```</w:t>
+      </w:r>
+    </w:p>
+    <w:p>
+      <w:pPr>
+        <w:rPr>
+          <w:rFonts w:ascii="Times New Roman" w:hAnsi="Times New Roman" w:cs="Times New Roman"/>
+          <w:sz w:val="28"/>
+          <w:szCs w:val="28"/>
+        </w:rPr>
+      </w:pPr>
+      <w:r>
+        <w:rPr>
+          <w:rFonts w:ascii="Times New Roman" w:hAnsi="Times New Roman" w:cs="Times New Roman"/>
+          <w:noProof/>
+          <w:sz w:val="28"/>
+          <w:szCs w:val="28"/>
+          <w:lang w:val="en-US"/>
+          <w14:ligatures w14:val="standardContextual"/>
+        </w:rPr>
+        <w:drawing>
+          <wp:inline distT="0" distB="0" distL="0" distR="0" wp14:anchorId="58E6C0F5" wp14:editId="03FCCA08">
+            <wp:extent cx="5295900" cy="352425"/>
+            <wp:effectExtent l="0" t="0" r="0" b="9525"/>
+            <wp:docPr id="13" name="Рисунок 13"/>
+            <wp:cNvGraphicFramePr>
+              <a:graphicFrameLocks xmlns:a="http://schemas.openxmlformats.org/drawingml/2006/main" noChangeAspect="1"/>
+            </wp:cNvGraphicFramePr>
+            <a:graphic xmlns:a="http://schemas.openxmlformats.org/drawingml/2006/main">
+              <a:graphicData uri="http://schemas.openxmlformats.org/drawingml/2006/picture">
+                <pic:pic xmlns:pic="http://schemas.openxmlformats.org/drawingml/2006/picture">
+                  <pic:nvPicPr>
+                    <pic:cNvPr id="13" name="Рисунок 13"/>
+                    <pic:cNvPicPr/>
+                  </pic:nvPicPr>
+                  <pic:blipFill>
+                    <a:blip r:embed="rId17">
+                      <a:extLst>
+                        <a:ext uri="{28A0092B-C50C-407E-A947-70E740481C1C}">
+                          <a14:useLocalDpi xmlns:a14="http://schemas.microsoft.com/office/drawing/2010/main" val="0"/>
+                        </a:ext>
+                      </a:extLst>
+                    </a:blip>
+                    <a:stretch>
+                      <a:fillRect/>
+                    </a:stretch>
+                  </pic:blipFill>
+                  <pic:spPr>
+                    <a:xfrm>
+                      <a:off x="0" y="0"/>
+                      <a:ext cx="5295900" cy="352425"/>
+                    </a:xfrm>
+                    <a:prstGeom prst="rect">
+                      <a:avLst/>
+                    </a:prstGeom>
+                  </pic:spPr>
+                </pic:pic>
+              </a:graphicData>
+            </a:graphic>
+          </wp:inline>
+        </w:drawing>
+      </w:r>
+    </w:p>
+    <w:p>
+      <w:pPr>
+        <w:rPr>
+          <w:rFonts w:ascii="Times New Roman" w:hAnsi="Times New Roman" w:cs="Times New Roman"/>
+          <w:sz w:val="28"/>
+          <w:szCs w:val="28"/>
+        </w:rPr>
+      </w:pPr>
+      <w:r>
+        <w:rPr>
+          <w:rFonts w:ascii="Times New Roman" w:hAnsi="Times New Roman" w:cs="Times New Roman"/>
+          <w:sz w:val="28"/>
+          <w:szCs w:val="28"/>
+        </w:rPr>
+        <w:t>9) Проверим наличие блочных устройств по 512Мб</w:t>
+      </w:r>
+    </w:p>
+    <w:p>
+      <w:pPr>
+        <w:rPr>
+          <w:rFonts w:ascii="Times New Roman" w:hAnsi="Times New Roman" w:cs="Times New Roman"/>
+          <w:sz w:val="28"/>
+          <w:szCs w:val="28"/>
+        </w:rPr>
+      </w:pPr>
+      <w:r>
+        <w:rPr>
+          <w:rFonts w:ascii="Times New Roman" w:hAnsi="Times New Roman" w:cs="Times New Roman"/>
+          <w:sz w:val="28"/>
+          <w:szCs w:val="28"/>
+        </w:rPr>
+        <w:t xml:space="preserve">``` </w:t>
+      </w:r>
+      <w:proofErr w:type="spellStart"/>
+      <w:r>
+        <w:rPr>
+          <w:rFonts w:ascii="Times New Roman" w:hAnsi="Times New Roman" w:cs="Times New Roman"/>
+          <w:sz w:val="28"/>
+          <w:szCs w:val="28"/>
+        </w:rPr>
+        <w:t>lsblk</w:t>
+      </w:r>
+      <w:proofErr w:type="spellEnd"/>
+      <w:r>
+        <w:rPr>
+          <w:rFonts w:ascii="Times New Roman" w:hAnsi="Times New Roman" w:cs="Times New Roman"/>
+          <w:sz w:val="28"/>
+          <w:szCs w:val="28"/>
+        </w:rPr>
+        <w:t xml:space="preserve"> ```</w:t>
+      </w:r>
+    </w:p>
+    <w:p>
+      <w:pPr>
+        <w:rPr>
+          <w:rFonts w:ascii="Times New Roman" w:hAnsi="Times New Roman" w:cs="Times New Roman"/>
+          <w:sz w:val="28"/>
+          <w:szCs w:val="28"/>
+        </w:rPr>
+      </w:pPr>
+      <w:r>
+        <w:rPr>
+          <w:rFonts w:ascii="Times New Roman" w:hAnsi="Times New Roman" w:cs="Times New Roman"/>
+          <w:noProof/>
+          <w:sz w:val="28"/>
+          <w:szCs w:val="28"/>
+          <w14:ligatures w14:val="standardContextual"/>
+        </w:rPr>
+        <w:drawing>
+          <wp:inline distT="0" distB="0" distL="0" distR="0" wp14:anchorId="48680F0E" wp14:editId="1CC868E2">
+            <wp:extent cx="4486275" cy="1666875"/>
+            <wp:effectExtent l="0" t="0" r="9525" b="9525"/>
+            <wp:docPr id="14" name="Рисунок 14" descr="Изображение выглядит как текст, снимок экрана, Шрифт, число&#10;&#10;Контент, сгенерированный ИИ, может содержать ошибки."/>
+            <wp:cNvGraphicFramePr>
+              <a:graphicFrameLocks xmlns:a="http://schemas.openxmlformats.org/drawingml/2006/main" noChangeAspect="1"/>
+            </wp:cNvGraphicFramePr>
+            <a:graphic xmlns:a="http://schemas.openxmlformats.org/drawingml/2006/main">
+              <a:graphicData uri="http://schemas.openxmlformats.org/drawingml/2006/picture">
+                <pic:pic xmlns:pic="http://schemas.openxmlformats.org/drawingml/2006/picture">
+                  <pic:nvPicPr>
+                    <pic:cNvPr id="14" name="Рисунок 14" descr="Изображение выглядит как текст, снимок экрана, Шрифт, число&#10;&#10;Контент, сгенерированный ИИ, может содержать ошибки."/>
+                    <pic:cNvPicPr/>
+                  </pic:nvPicPr>
+                  <pic:blipFill>
+                    <a:blip r:embed="rId18">
+                      <a:extLst>
+                        <a:ext uri="{28A0092B-C50C-407E-A947-70E740481C1C}">
+                          <a14:useLocalDpi xmlns:a14="http://schemas.microsoft.com/office/drawing/2010/main" val="0"/>
+                        </a:ext>
+                      </a:extLst>
+                    </a:blip>
+                    <a:stretch>
+                      <a:fillRect/>
+                    </a:stretch>
+                  </pic:blipFill>
+                  <pic:spPr>
+                    <a:xfrm>
+                      <a:off x="0" y="0"/>
+                      <a:ext cx="4486275" cy="1666875"/>
+                    </a:xfrm>
+                    <a:prstGeom prst="rect">
+                      <a:avLst/>
+                    </a:prstGeom>
+                  </pic:spPr>
+                </pic:pic>
+              </a:graphicData>
+            </a:graphic>
+          </wp:inline>
+        </w:drawing>
+      </w:r>
+    </w:p>
+    <w:p>
+      <w:pPr>
+        <w:rPr>
+          <w:rFonts w:ascii="Times New Roman" w:hAnsi="Times New Roman" w:cs="Times New Roman"/>
+          <w:sz w:val="28"/>
+          <w:szCs w:val="28"/>
+        </w:rPr>
+      </w:pPr>
+      <w:r>
+        <w:rPr>
+          <w:rFonts w:ascii="Times New Roman" w:hAnsi="Times New Roman" w:cs="Times New Roman"/>
+          <w:sz w:val="28"/>
+          <w:szCs w:val="28"/>
+        </w:rPr>
+        <w:t xml:space="preserve">III) Проверить работоспособность </w:t>
+      </w:r>
+      <w:proofErr w:type="spellStart"/>
+      <w:r>
+        <w:rPr>
+          <w:rFonts w:ascii="Times New Roman" w:hAnsi="Times New Roman" w:cs="Times New Roman"/>
+          <w:sz w:val="28"/>
+          <w:szCs w:val="28"/>
+        </w:rPr>
+        <w:t>iSCSI</w:t>
+      </w:r>
+      <w:proofErr w:type="spellEnd"/>
+      <w:r>
+        <w:rPr>
+          <w:rFonts w:ascii="Times New Roman" w:hAnsi="Times New Roman" w:cs="Times New Roman"/>
+          <w:sz w:val="28"/>
+          <w:szCs w:val="28"/>
+        </w:rPr>
+        <w:t xml:space="preserve"> Target из п.3, в том числе после перезагрузки машины.</w:t>
+      </w:r>
+    </w:p>
+    <w:p>
+      <w:pPr>
+        <w:rPr>
+          <w:rFonts w:ascii="Times New Roman" w:hAnsi="Times New Roman" w:cs="Times New Roman"/>
+          <w:sz w:val="28"/>
+          <w:szCs w:val="28"/>
+        </w:rPr>
+      </w:pPr>
+      <w:r>
+        <w:rPr>
+          <w:rFonts w:ascii="Times New Roman" w:hAnsi="Times New Roman" w:cs="Times New Roman"/>
+          <w:sz w:val="28"/>
+          <w:szCs w:val="28"/>
+        </w:rPr>
+        <w:t xml:space="preserve">1) Перезагрузим машину </w:t>
+      </w:r>
+    </w:p>
+    <w:p>
+      <w:pPr>
+        <w:rPr>
+          <w:rFonts w:ascii="Times New Roman" w:hAnsi="Times New Roman" w:cs="Times New Roman"/>
+          <w:sz w:val="28"/>
+          <w:szCs w:val="28"/>
+        </w:rPr>
+      </w:pPr>
+      <w:r>
+        <w:rPr>
+          <w:rFonts w:ascii="Times New Roman" w:hAnsi="Times New Roman" w:cs="Times New Roman"/>
+          <w:sz w:val="28"/>
+          <w:szCs w:val="28"/>
+        </w:rPr>
+        <w:t xml:space="preserve">``` </w:t>
+      </w:r>
+      <w:proofErr w:type="spellStart"/>
+      <w:r>
+        <w:rPr>
+          <w:rFonts w:ascii="Times New Roman" w:hAnsi="Times New Roman" w:cs="Times New Roman"/>
+          <w:sz w:val="28"/>
+          <w:szCs w:val="28"/>
+        </w:rPr>
+        <w:t>sudo</w:t>
+      </w:r>
+      <w:proofErr w:type="spellEnd"/>
+      <w:r>
+        <w:rPr>
+          <w:rFonts w:ascii="Times New Roman" w:hAnsi="Times New Roman" w:cs="Times New Roman"/>
+          <w:sz w:val="28"/>
+          <w:szCs w:val="28"/>
+        </w:rPr>
+        <w:t xml:space="preserve"> </w:t>
+      </w:r>
+      <w:proofErr w:type="spellStart"/>
+      <w:r>
+        <w:rPr>
+          <w:rFonts w:ascii="Times New Roman" w:hAnsi="Times New Roman" w:cs="Times New Roman"/>
+          <w:sz w:val="28"/>
+          <w:szCs w:val="28"/>
+        </w:rPr>
+        <w:t>reboot</w:t>
+      </w:r>
+      <w:proofErr w:type="spellEnd"/>
+      <w:r>
+        <w:rPr>
+          <w:rFonts w:ascii="Times New Roman" w:hAnsi="Times New Roman" w:cs="Times New Roman"/>
+          <w:sz w:val="28"/>
+          <w:szCs w:val="28"/>
+        </w:rPr>
+        <w:t xml:space="preserve"> ```</w:t>
+      </w:r>
+    </w:p>
+    <w:p>
+      <w:pPr>
+        <w:rPr>
+          <w:rFonts w:ascii="Times New Roman" w:hAnsi="Times New Roman" w:cs="Times New Roman"/>
+          <w:sz w:val="28"/>
+          <w:szCs w:val="28"/>
+        </w:rPr>
+      </w:pPr>
+      <w:r>
+        <w:rPr>
+          <w:rFonts w:ascii="Times New Roman" w:hAnsi="Times New Roman" w:cs="Times New Roman"/>
+          <w:sz w:val="28"/>
+          <w:szCs w:val="28"/>
+        </w:rPr>
+        <w:t xml:space="preserve">2) </w:t>
+      </w:r>
+      <w:proofErr w:type="gramStart"/>
+      <w:r>
+        <w:rPr>
+          <w:rFonts w:ascii="Times New Roman" w:hAnsi="Times New Roman" w:cs="Times New Roman"/>
+          <w:sz w:val="28"/>
+          <w:szCs w:val="28"/>
+        </w:rPr>
+        <w:t>Убедимся</w:t>
+      </w:r>
+      <w:proofErr w:type="gramEnd"/>
+      <w:r>
+        <w:rPr>
+          <w:rFonts w:ascii="Times New Roman" w:hAnsi="Times New Roman" w:cs="Times New Roman"/>
+          <w:sz w:val="28"/>
+          <w:szCs w:val="28"/>
+        </w:rPr>
+        <w:t xml:space="preserve"> что LUN активны:</w:t>
+      </w:r>
+    </w:p>
+    <w:p>
+      <w:pPr>
+        <w:rPr>
+          <w:rFonts w:ascii="Times New Roman" w:hAnsi="Times New Roman" w:cs="Times New Roman"/>
+          <w:sz w:val="28"/>
+          <w:szCs w:val="28"/>
+          <w:lang w:val="en-US"/>
+        </w:rPr>
+      </w:pPr>
+      <w:r>
+        <w:rPr>
+          <w:rFonts w:ascii="Times New Roman" w:hAnsi="Times New Roman" w:cs="Times New Roman"/>
+          <w:sz w:val="28"/>
+          <w:szCs w:val="28"/>
+          <w:lang w:val="en-US"/>
+        </w:rPr>
+        <w:t xml:space="preserve">``` </w:t>
+      </w:r>
+      <w:proofErr w:type="spellStart"/>
+      <w:r>
+        <w:rPr>
+          <w:rFonts w:ascii="Times New Roman" w:hAnsi="Times New Roman" w:cs="Times New Roman"/>
+          <w:sz w:val="28"/>
+          <w:szCs w:val="28"/>
+          <w:lang w:val="en-US"/>
+        </w:rPr>
+        <w:t>sudo</w:t>
+      </w:r>
+      <w:proofErr w:type="spellEnd"/>
+      <w:r>
+        <w:rPr>
+          <w:rFonts w:ascii="Times New Roman" w:hAnsi="Times New Roman" w:cs="Times New Roman"/>
+          <w:sz w:val="28"/>
+          <w:szCs w:val="28"/>
+          <w:lang w:val="en-US"/>
+        </w:rPr>
+        <w:t xml:space="preserve"> </w:t>
+      </w:r>
+      <w:proofErr w:type="spellStart"/>
+      <w:r>
+        <w:rPr>
+          <w:rFonts w:ascii="Times New Roman" w:hAnsi="Times New Roman" w:cs="Times New Roman"/>
+          <w:sz w:val="28"/>
+          <w:szCs w:val="28"/>
+          <w:lang w:val="en-US"/>
+        </w:rPr>
+        <w:t>lvdisplay</w:t>
+      </w:r>
+      <w:proofErr w:type="spellEnd"/>
+      <w:r>
+        <w:rPr>
+          <w:rFonts w:ascii="Times New Roman" w:hAnsi="Times New Roman" w:cs="Times New Roman"/>
+          <w:sz w:val="28"/>
+          <w:szCs w:val="28"/>
+          <w:lang w:val="en-US"/>
+        </w:rPr>
+        <w:t xml:space="preserve"> | grep -E "LV </w:t>
+      </w:r>
+      <w:proofErr w:type="spellStart"/>
+      <w:r>
+        <w:rPr>
+          <w:rFonts w:ascii="Times New Roman" w:hAnsi="Times New Roman" w:cs="Times New Roman"/>
+          <w:sz w:val="28"/>
+          <w:szCs w:val="28"/>
+          <w:lang w:val="en-US"/>
+        </w:rPr>
+        <w:t>Name|LV</w:t>
+      </w:r>
+      <w:proofErr w:type="spellEnd"/>
+      <w:r>
+        <w:rPr>
+          <w:rFonts w:ascii="Times New Roman" w:hAnsi="Times New Roman" w:cs="Times New Roman"/>
+          <w:sz w:val="28"/>
+          <w:szCs w:val="28"/>
+          <w:lang w:val="en-US"/>
+        </w:rPr>
+        <w:t xml:space="preserve"> Size" ```</w:t>
+      </w:r>
+    </w:p>
+    <w:p>
+      <w:pPr>
+        <w:rPr>
+          <w:rFonts w:ascii="Times New Roman" w:hAnsi="Times New Roman" w:cs="Times New Roman"/>
+          <w:sz w:val="28"/>
+          <w:szCs w:val="28"/>
+        </w:rPr>
+      </w:pPr>
+      <w:r>
+        <w:rPr>
+          <w:rFonts w:ascii="Times New Roman" w:hAnsi="Times New Roman" w:cs="Times New Roman"/>
+          <w:noProof/>
+          <w:sz w:val="28"/>
+          <w:szCs w:val="28"/>
+          <w:lang w:val="en-US"/>
+          <w14:ligatures w14:val="standardContextual"/>
+        </w:rPr>
+        <w:drawing>
+          <wp:inline distT="0" distB="0" distL="0" distR="0" wp14:anchorId="12B29859" wp14:editId="445E88DE">
+            <wp:extent cx="5372100" cy="1495425"/>
+            <wp:effectExtent l="0" t="0" r="0" b="9525"/>
+            <wp:docPr id="15" name="Рисунок 15" descr="Изображение выглядит как текст, снимок экрана, Шрифт, число&#10;&#10;Контент, сгенерированный ИИ, может содержать ошибки."/>
+            <wp:cNvGraphicFramePr>
+              <a:graphicFrameLocks xmlns:a="http://schemas.openxmlformats.org/drawingml/2006/main" noChangeAspect="1"/>
+            </wp:cNvGraphicFramePr>
+            <a:graphic xmlns:a="http://schemas.openxmlformats.org/drawingml/2006/main">
+              <a:graphicData uri="http://schemas.openxmlformats.org/drawingml/2006/picture">
+                <pic:pic xmlns:pic="http://schemas.openxmlformats.org/drawingml/2006/picture">
+                  <pic:nvPicPr>
+                    <pic:cNvPr id="15" name="Рисунок 15" descr="Изображение выглядит как текст, снимок экрана, Шрифт, число&#10;&#10;Контент, сгенерированный ИИ, может содержать ошибки."/>
+                    <pic:cNvPicPr/>
+                  </pic:nvPicPr>
+                  <pic:blipFill>
+                    <a:blip r:embed="rId19">
+                      <a:extLst>
+                        <a:ext uri="{28A0092B-C50C-407E-A947-70E740481C1C}">
+                          <a14:useLocalDpi xmlns:a14="http://schemas.microsoft.com/office/drawing/2010/main" val="0"/>
+                        </a:ext>
+                      </a:extLst>
+                    </a:blip>
+                    <a:stretch>
+                      <a:fillRect/>
+                    </a:stretch>
+                  </pic:blipFill>
+                  <pic:spPr>
+                    <a:xfrm>
+                      <a:off x="0" y="0"/>
+                      <a:ext cx="5372100" cy="1495425"/>
+                    </a:xfrm>
+                    <a:prstGeom prst="rect">
+                      <a:avLst/>
+                    </a:prstGeom>
+                  </pic:spPr>
+                </pic:pic>
+              </a:graphicData>
+            </a:graphic>
+          </wp:inline>
+        </w:drawing>
+      </w:r>
+    </w:p>
+    <w:p>
+      <w:pPr>
+        <w:rPr>
+          <w:rFonts w:ascii="Times New Roman" w:hAnsi="Times New Roman" w:cs="Times New Roman"/>
+          <w:sz w:val="28"/>
+          <w:szCs w:val="28"/>
+        </w:rPr>
+      </w:pPr>
+      <w:r>
+        <w:rPr>
+          <w:rFonts w:ascii="Times New Roman" w:hAnsi="Times New Roman" w:cs="Times New Roman"/>
+          <w:sz w:val="28"/>
+          <w:szCs w:val="28"/>
+        </w:rPr>
+        <w:t xml:space="preserve">3) Проверим, что </w:t>
+      </w:r>
+      <w:proofErr w:type="spellStart"/>
+      <w:r>
+        <w:rPr>
+          <w:rFonts w:ascii="Times New Roman" w:hAnsi="Times New Roman" w:cs="Times New Roman"/>
+          <w:sz w:val="28"/>
+          <w:szCs w:val="28"/>
+        </w:rPr>
+        <w:t>target</w:t>
+      </w:r>
+      <w:proofErr w:type="spellEnd"/>
+      <w:r>
+        <w:rPr>
+          <w:rFonts w:ascii="Times New Roman" w:hAnsi="Times New Roman" w:cs="Times New Roman"/>
+          <w:sz w:val="28"/>
+          <w:szCs w:val="28"/>
+        </w:rPr>
+        <w:t xml:space="preserve"> активен</w:t>
+      </w:r>
+    </w:p>
+    <w:p>
+      <w:pPr>
+        <w:rPr>
+          <w:rFonts w:ascii="Times New Roman" w:hAnsi="Times New Roman" w:cs="Times New Roman"/>
+          <w:sz w:val="28"/>
+          <w:szCs w:val="28"/>
+        </w:rPr>
+      </w:pPr>
+      <w:r>
+        <w:rPr>
+          <w:rFonts w:ascii="Times New Roman" w:hAnsi="Times New Roman" w:cs="Times New Roman"/>
+          <w:sz w:val="28"/>
+          <w:szCs w:val="28"/>
+        </w:rPr>
+        <w:t xml:space="preserve">``` </w:t>
+      </w:r>
+      <w:proofErr w:type="spellStart"/>
+      <w:r>
+        <w:rPr>
+          <w:rFonts w:ascii="Times New Roman" w:hAnsi="Times New Roman" w:cs="Times New Roman"/>
+          <w:sz w:val="28"/>
+          <w:szCs w:val="28"/>
+        </w:rPr>
+        <w:t>sudo</w:t>
+      </w:r>
+      <w:proofErr w:type="spellEnd"/>
+      <w:r>
+        <w:rPr>
+          <w:rFonts w:ascii="Times New Roman" w:hAnsi="Times New Roman" w:cs="Times New Roman"/>
+          <w:sz w:val="28"/>
+          <w:szCs w:val="28"/>
+        </w:rPr>
+        <w:t xml:space="preserve"> </w:t>
+      </w:r>
+      <w:proofErr w:type="spellStart"/>
+      <w:r>
+        <w:rPr>
+          <w:rFonts w:ascii="Times New Roman" w:hAnsi="Times New Roman" w:cs="Times New Roman"/>
+          <w:sz w:val="28"/>
+          <w:szCs w:val="28"/>
+        </w:rPr>
+        <w:t>systemctl</w:t>
+      </w:r>
+      <w:proofErr w:type="spellEnd"/>
+      <w:r>
+        <w:rPr>
+          <w:rFonts w:ascii="Times New Roman" w:hAnsi="Times New Roman" w:cs="Times New Roman"/>
+          <w:sz w:val="28"/>
+          <w:szCs w:val="28"/>
+        </w:rPr>
+        <w:t xml:space="preserve"> </w:t>
+      </w:r>
+      <w:proofErr w:type="spellStart"/>
+      <w:r>
+        <w:rPr>
+          <w:rFonts w:ascii="Times New Roman" w:hAnsi="Times New Roman" w:cs="Times New Roman"/>
+          <w:sz w:val="28"/>
+          <w:szCs w:val="28"/>
+        </w:rPr>
+        <w:t>status</w:t>
+      </w:r>
+      <w:proofErr w:type="spellEnd"/>
+      <w:r>
+        <w:rPr>
+          <w:rFonts w:ascii="Times New Roman" w:hAnsi="Times New Roman" w:cs="Times New Roman"/>
+          <w:sz w:val="28"/>
+          <w:szCs w:val="28"/>
+        </w:rPr>
+        <w:t xml:space="preserve"> </w:t>
+      </w:r>
+      <w:proofErr w:type="spellStart"/>
+      <w:r>
+        <w:rPr>
+          <w:rFonts w:ascii="Times New Roman" w:hAnsi="Times New Roman" w:cs="Times New Roman"/>
+          <w:sz w:val="28"/>
+          <w:szCs w:val="28"/>
+        </w:rPr>
+        <w:t>tgt</w:t>
+      </w:r>
+      <w:proofErr w:type="spellEnd"/>
+      <w:r>
+        <w:rPr>
+          <w:rFonts w:ascii="Times New Roman" w:hAnsi="Times New Roman" w:cs="Times New Roman"/>
+          <w:sz w:val="28"/>
+          <w:szCs w:val="28"/>
+        </w:rPr>
+        <w:t xml:space="preserve"> ```</w:t>
+      </w:r>
+    </w:p>
+    <w:p>
+      <w:pPr>
+        <w:rPr>
+          <w:rFonts w:ascii="Times New Roman" w:hAnsi="Times New Roman" w:cs="Times New Roman"/>
+          <w:sz w:val="28"/>
+          <w:szCs w:val="28"/>
+        </w:rPr>
+      </w:pPr>
+      <w:r>
+        <w:rPr>
+          <w:rFonts w:ascii="Times New Roman" w:hAnsi="Times New Roman" w:cs="Times New Roman"/>
+          <w:noProof/>
+          <w:sz w:val="28"/>
+          <w:szCs w:val="28"/>
+          <w14:ligatures w14:val="standardContextual"/>
+        </w:rPr>
+        <w:drawing>
+          <wp:inline distT="0" distB="0" distL="0" distR="0" wp14:anchorId="1078AC7E" wp14:editId="42A2B9A4">
+            <wp:extent cx="5940425" cy="1720850"/>
+            <wp:effectExtent l="0" t="0" r="3175" b="0"/>
+            <wp:docPr id="16" name="Рисунок 16" descr="Изображение выглядит как текст, Шрифт, снимок экрана&#10;&#10;Контент, сгенерированный ИИ, может содержать ошибки."/>
+            <wp:cNvGraphicFramePr>
+              <a:graphicFrameLocks xmlns:a="http://schemas.openxmlformats.org/drawingml/2006/main" noChangeAspect="1"/>
+            </wp:cNvGraphicFramePr>
+            <a:graphic xmlns:a="http://schemas.openxmlformats.org/drawingml/2006/main">
+              <a:graphicData uri="http://schemas.openxmlformats.org/drawingml/2006/picture">
+                <pic:pic xmlns:pic="http://schemas.openxmlformats.org/drawingml/2006/picture">
+                  <pic:nvPicPr>
+                    <pic:cNvPr id="16" name="Рисунок 16" descr="Изображение выглядит как текст, Шрифт, снимок экрана&#10;&#10;Контент, сгенерированный ИИ, может содержать ошибки."/>
+                    <pic:cNvPicPr/>
+                  </pic:nvPicPr>
+                  <pic:blipFill>
+                    <a:blip r:embed="rId20">
+                      <a:extLst>
+                        <a:ext uri="{28A0092B-C50C-407E-A947-70E740481C1C}">
+                          <a14:useLocalDpi xmlns:a14="http://schemas.microsoft.com/office/drawing/2010/main" val="0"/>
+                        </a:ext>
+                      </a:extLst>
+                    </a:blip>
+                    <a:stretch>
+                      <a:fillRect/>
+                    </a:stretch>
+                  </pic:blipFill>
+                  <pic:spPr>
+                    <a:xfrm>
+                      <a:off x="0" y="0"/>
+                      <a:ext cx="5940425" cy="1720850"/>
+                    </a:xfrm>
+                    <a:prstGeom prst="rect">
+                      <a:avLst/>
+                    </a:prstGeom>
+                  </pic:spPr>
+                </pic:pic>
+              </a:graphicData>
+            </a:graphic>
+          </wp:inline>
+        </w:drawing>
+      </w:r>
+    </w:p>
+    <w:p>
+      <w:pPr>
+        <w:rPr>
+          <w:rFonts w:ascii="Times New Roman" w:hAnsi="Times New Roman" w:cs="Times New Roman"/>
+          <w:sz w:val="28"/>
+          <w:szCs w:val="28"/>
+        </w:rPr>
+      </w:pPr>
+    </w:p>
+    <w:p>
+      <w:pPr>
+        <w:rPr>
+          <w:rFonts w:ascii="Times New Roman" w:hAnsi="Times New Roman" w:cs="Times New Roman"/>
+          <w:sz w:val="28"/>
+          <w:szCs w:val="28"/>
+        </w:rPr>
+      </w:pPr>
+    </w:p>
+    <w:p>
+      <w:pPr>
+        <w:rPr>
+          <w:rFonts w:ascii="Times New Roman" w:hAnsi="Times New Roman" w:cs="Times New Roman"/>
+          <w:sz w:val="28"/>
+          <w:szCs w:val="28"/>
+        </w:rPr>
+      </w:pPr>
+    </w:p>
+    <w:p>
+      <w:pPr>
+        <w:rPr>
+          <w:rFonts w:ascii="Times New Roman" w:hAnsi="Times New Roman" w:cs="Times New Roman"/>
+          <w:sz w:val="28"/>
+          <w:szCs w:val="28"/>
+        </w:rPr>
+      </w:pPr>
+    </w:p>
+    <w:p>
+      <w:pPr>
+        <w:rPr>
+          <w:rFonts w:ascii="Times New Roman" w:hAnsi="Times New Roman" w:cs="Times New Roman"/>
+          <w:sz w:val="28"/>
+          <w:szCs w:val="28"/>
+        </w:rPr>
+      </w:pPr>
+    </w:p>
+    <w:p>
+      <w:pPr>
+        <w:rPr>
+          <w:rFonts w:ascii="Times New Roman" w:hAnsi="Times New Roman" w:cs="Times New Roman"/>
+          <w:sz w:val="28"/>
+          <w:szCs w:val="28"/>
+          <w:lang w:val="en-US"/>
+        </w:rPr>
+      </w:pPr>
+      <w:r>
+        <w:rPr>
+          <w:rFonts w:ascii="Times New Roman" w:hAnsi="Times New Roman" w:cs="Times New Roman"/>
+          <w:sz w:val="28"/>
+          <w:szCs w:val="28"/>
+          <w:lang w:val="en-US"/>
+        </w:rPr>
+        <w:lastRenderedPageBreak/>
+        <w:t xml:space="preserve">4) </w:t>
+      </w:r>
+      <w:r>
+        <w:rPr>
+          <w:rFonts w:ascii="Times New Roman" w:hAnsi="Times New Roman" w:cs="Times New Roman"/>
+          <w:sz w:val="28"/>
+          <w:szCs w:val="28"/>
+        </w:rPr>
+        <w:t>Просмотрим</w:t>
+      </w:r>
+      <w:r>
+        <w:rPr>
+          <w:rFonts w:ascii="Times New Roman" w:hAnsi="Times New Roman" w:cs="Times New Roman"/>
+          <w:sz w:val="28"/>
+          <w:szCs w:val="28"/>
+          <w:lang w:val="en-US"/>
+        </w:rPr>
+        <w:t xml:space="preserve"> </w:t>
+      </w:r>
+      <w:proofErr w:type="spellStart"/>
+      <w:r>
+        <w:rPr>
+          <w:rFonts w:ascii="Times New Roman" w:hAnsi="Times New Roman" w:cs="Times New Roman"/>
+          <w:sz w:val="28"/>
+          <w:szCs w:val="28"/>
+        </w:rPr>
+        <w:t>таргеты</w:t>
+      </w:r>
+      <w:proofErr w:type="spellEnd"/>
+    </w:p>
+    <w:p>
+      <w:pPr>
+        <w:rPr>
+          <w:rFonts w:ascii="Times New Roman" w:hAnsi="Times New Roman" w:cs="Times New Roman"/>
+          <w:sz w:val="28"/>
+          <w:szCs w:val="28"/>
+          <w:lang w:val="en-US"/>
+        </w:rPr>
+      </w:pPr>
+      <w:r>
+        <w:rPr>
+          <w:rFonts w:ascii="Times New Roman" w:hAnsi="Times New Roman" w:cs="Times New Roman"/>
+          <w:sz w:val="28"/>
+          <w:szCs w:val="28"/>
+          <w:lang w:val="en-US"/>
+        </w:rPr>
+        <w:t xml:space="preserve">``` </w:t>
+      </w:r>
+      <w:proofErr w:type="spellStart"/>
+      <w:r>
+        <w:rPr>
+          <w:rFonts w:ascii="Times New Roman" w:hAnsi="Times New Roman" w:cs="Times New Roman"/>
+          <w:sz w:val="28"/>
+          <w:szCs w:val="28"/>
+          <w:lang w:val="en-US"/>
+        </w:rPr>
+        <w:t>tgtadm</w:t>
+      </w:r>
+      <w:proofErr w:type="spellEnd"/>
+      <w:r>
+        <w:rPr>
+          <w:rFonts w:ascii="Times New Roman" w:hAnsi="Times New Roman" w:cs="Times New Roman"/>
+          <w:sz w:val="28"/>
+          <w:szCs w:val="28"/>
+          <w:lang w:val="en-US"/>
+        </w:rPr>
+        <w:t xml:space="preserve"> --mode target --op show ```</w:t>
+      </w:r>
+    </w:p>
+    <w:p>
+      <w:pPr>
+        <w:rPr>
+          <w:rFonts w:ascii="Times New Roman" w:hAnsi="Times New Roman" w:cs="Times New Roman"/>
+          <w:sz w:val="28"/>
+          <w:szCs w:val="28"/>
+          <w:lang w:val="en-US"/>
+        </w:rPr>
+      </w:pPr>
+      <w:r>
+        <w:rPr>
+          <w:rFonts w:ascii="Times New Roman" w:hAnsi="Times New Roman" w:cs="Times New Roman"/>
+          <w:noProof/>
+          <w:sz w:val="28"/>
+          <w:szCs w:val="28"/>
+          <w:lang w:val="en-US"/>
+          <w14:ligatures w14:val="standardContextual"/>
+        </w:rPr>
+        <w:drawing>
+          <wp:inline distT="0" distB="0" distL="0" distR="0" wp14:anchorId="5C4C3760" wp14:editId="19AC8234">
+            <wp:extent cx="3829050" cy="3419475"/>
+            <wp:effectExtent l="0" t="0" r="0" b="9525"/>
+            <wp:docPr id="17" name="Рисунок 17" descr="Изображение выглядит как текст, снимок экрана, Шрифт, число&#10;&#10;Контент, сгенерированный ИИ, может содержать ошибки."/>
+            <wp:cNvGraphicFramePr>
+              <a:graphicFrameLocks xmlns:a="http://schemas.openxmlformats.org/drawingml/2006/main" noChangeAspect="1"/>
+            </wp:cNvGraphicFramePr>
+            <a:graphic xmlns:a="http://schemas.openxmlformats.org/drawingml/2006/main">
+              <a:graphicData uri="http://schemas.openxmlformats.org/drawingml/2006/picture">
+                <pic:pic xmlns:pic="http://schemas.openxmlformats.org/drawingml/2006/picture">
+                  <pic:nvPicPr>
+                    <pic:cNvPr id="17" name="Рисунок 17" descr="Изображение выглядит как текст, снимок экрана, Шрифт, число&#10;&#10;Контент, сгенерированный ИИ, может содержать ошибки."/>
+                    <pic:cNvPicPr/>
+                  </pic:nvPicPr>
+                  <pic:blipFill>
+                    <a:blip r:embed="rId21">
+                      <a:extLst>
+                        <a:ext uri="{28A0092B-C50C-407E-A947-70E740481C1C}">
+                          <a14:useLocalDpi xmlns:a14="http://schemas.microsoft.com/office/drawing/2010/main" val="0"/>
+                        </a:ext>
+                      </a:extLst>
+                    </a:blip>
+                    <a:stretch>
+                      <a:fillRect/>
+                    </a:stretch>
+                  </pic:blipFill>
+                  <pic:spPr>
+                    <a:xfrm>
+                      <a:off x="0" y="0"/>
+                      <a:ext cx="3829050" cy="3419475"/>
+                    </a:xfrm>
+                    <a:prstGeom prst="rect">
+                      <a:avLst/>
+                    </a:prstGeom>
+                  </pic:spPr>
+                </pic:pic>
+              </a:graphicData>
+            </a:graphic>
+          </wp:inline>
+        </w:drawing>
+      </w:r>
     </w:p>
     <w:sectPr>
       <w:pgSz w:w="11906" w:h="16838"/>
@@ -185,8 +6239,23 @@
       </w:pPr>
     </w:lvl>
   </w:abstractNum>
+  <w:abstractNum w:abstractNumId="1" w15:restartNumberingAfterBreak="0">
+    <w:nsid w:val="3D19A5CC"/>
+    <w:multiLevelType w:val="singleLevel"/>
+    <w:tmpl w:val="3D19A5CC"/>
+    <w:lvl w:ilvl="0">
+      <w:start w:val="1"/>
+      <w:numFmt w:val="decimal"/>
+      <w:suff w:val="space"/>
+      <w:lvlText w:val="%1)"/>
+      <w:lvlJc w:val="left"/>
+    </w:lvl>
+  </w:abstractNum>
   <w:num w:numId="1" w16cid:durableId="15351084">
     <w:abstractNumId w:val="0"/>
+  </w:num>
+  <w:num w:numId="2" w16cid:durableId="1808275995">
+    <w:abstractNumId w:val="1"/>
   </w:num>
 </w:numbering>
 </file>
@@ -591,6 +6660,20 @@
   <w:style w:type="paragraph" w:default="1" w:styleId="a">
     <w:name w:val="Normal"/>
     <w:qFormat/>
+    <w:rsid w:val="00181629"/>
+    <w:pPr>
+      <w:widowControl w:val="0"/>
+      <w:suppressAutoHyphens/>
+      <w:spacing w:after="0" w:line="240" w:lineRule="auto"/>
+      <w:textAlignment w:val="baseline"/>
+    </w:pPr>
+    <w:rPr>
+      <w:rFonts w:ascii="Calibri" w:eastAsia="Calibri" w:hAnsi="Calibri" w:cs="Noto Sans Arabic"/>
+      <w:kern w:val="0"/>
+      <w:sz w:val="22"/>
+      <w:szCs w:val="22"/>
+      <w14:ligatures w14:val="none"/>
+    </w:rPr>
   </w:style>
   <w:style w:type="paragraph" w:styleId="1">
     <w:name w:val="heading 1"/>
@@ -716,7 +6799,7 @@
     <w:pPr>
       <w:keepNext/>
       <w:keepLines/>
-      <w:spacing w:before="40" w:after="0"/>
+      <w:spacing w:before="40"/>
       <w:outlineLvl w:val="5"/>
     </w:pPr>
     <w:rPr>
@@ -739,7 +6822,7 @@
     <w:pPr>
       <w:keepNext/>
       <w:keepLines/>
-      <w:spacing w:before="40" w:after="0"/>
+      <w:spacing w:before="40"/>
       <w:outlineLvl w:val="6"/>
     </w:pPr>
     <w:rPr>
@@ -760,7 +6843,6 @@
     <w:pPr>
       <w:keepNext/>
       <w:keepLines/>
-      <w:spacing w:after="0"/>
       <w:outlineLvl w:val="7"/>
     </w:pPr>
     <w:rPr>
@@ -783,7 +6865,6 @@
     <w:pPr>
       <w:keepNext/>
       <w:keepLines/>
-      <w:spacing w:after="0"/>
       <w:outlineLvl w:val="8"/>
     </w:pPr>
     <w:rPr>
@@ -794,7 +6875,6 @@
   <w:style w:type="character" w:default="1" w:styleId="a0">
     <w:name w:val="Default Paragraph Font"/>
     <w:uiPriority w:val="1"/>
-    <w:semiHidden/>
     <w:unhideWhenUsed/>
   </w:style>
   <w:style w:type="table" w:default="1" w:styleId="a1">
@@ -946,7 +7026,7 @@
     <w:qFormat/>
     <w:rsid w:val="00123E18"/>
     <w:pPr>
-      <w:spacing w:after="80" w:line="240" w:lineRule="auto"/>
+      <w:spacing w:after="80"/>
       <w:contextualSpacing/>
     </w:pPr>
     <w:rPr>
@@ -1106,6 +7186,23 @@
       <w:smallCaps/>
       <w:color w:val="0F4761" w:themeColor="accent1" w:themeShade="BF"/>
       <w:spacing w:val="5"/>
+    </w:rPr>
+  </w:style>
+  <w:style w:type="paragraph" w:customStyle="1" w:styleId="Standard">
+    <w:name w:val="Standard"/>
+    <w:qFormat/>
+    <w:rsid w:val="00181629"/>
+    <w:pPr>
+      <w:suppressAutoHyphens/>
+      <w:spacing w:after="200" w:line="276" w:lineRule="auto"/>
+      <w:textAlignment w:val="baseline"/>
+    </w:pPr>
+    <w:rPr>
+      <w:rFonts w:ascii="Calibri" w:eastAsia="Calibri" w:hAnsi="Calibri" w:cs="Times New Roman"/>
+      <w:kern w:val="0"/>
+      <w:sz w:val="22"/>
+      <w:szCs w:val="22"/>
+      <w14:ligatures w14:val="none"/>
     </w:rPr>
   </w:style>
 </w:styles>
